--- a/doc/tech-report.en.docx
+++ b/doc/tech-report.en.docx
@@ -31,7 +31,7 @@
         <w:pStyle w:val="Subtitle"/>
       </w:pPr>
       <w:r>
-        <w:t xml:space="preserve">Friday, July  3, 2026</w:t>
+        <w:t xml:space="preserve">Thursday, July 23, 2026</w:t>
       </w:r>
     </w:p>
     <w:p>
@@ -215,7 +215,7 @@
         <w:t xml:space="preserve"> </w:t>
       </w:r>
       <w:r>
-        <w:t xml:space="preserve">(Harchaoui, n.d.)</w:t>
+        <w:t xml:space="preserve">[@pdbms]</w:t>
       </w:r>
       <w:r>
         <w:t xml:space="preserve">).</w:t>
@@ -303,7 +303,7 @@
         <w:t xml:space="preserve"> </w:t>
       </w:r>
       <w:r>
-        <w:t xml:space="preserve">(pyannote.audio, n.d.b)</w:t>
+        <w:t xml:space="preserve">[@pyannotediarization]</w:t>
       </w:r>
       <w:r>
         <w:t xml:space="preserve">, auto-chunk + stitch past 300 s) → ASR</w:t>
@@ -345,7 +345,7 @@
         <w:t xml:space="preserve"> </w:t>
       </w:r>
       <w:r>
-        <w:t xml:space="preserve">(Carletta 2007)</w:t>
+        <w:t xml:space="preserve">[@carletta2007unleashing]</w:t>
       </w:r>
       <w:r>
         <w:t xml:space="preserve"> </w:t>
@@ -482,7 +482,7 @@
         <w:t xml:space="preserve"> </w:t>
       </w:r>
       <w:r>
-        <w:t xml:space="preserve">(LiveKit, n.d.a)</w:t>
+        <w:t xml:space="preserve">[@livekitagents]</w:t>
       </w:r>
       <w:r>
         <w:t xml:space="preserve"> </w:t>
@@ -842,7 +842,7 @@
         <w:t xml:space="preserve"> </w:t>
       </w:r>
       <w:r>
-        <w:t xml:space="preserve">(Silero Team, n.d.)</w:t>
+        <w:t xml:space="preserve">[@silero]</w:t>
       </w:r>
       <w:r>
         <w:t xml:space="preserve"> </w:t>
@@ -887,7 +887,7 @@
         <w:t xml:space="preserve"> </w:t>
       </w:r>
       <w:r>
-        <w:t xml:space="preserve">(LiveKit, n.d.b)</w:t>
+        <w:t xml:space="preserve">[@livekitturnblog]</w:t>
       </w:r>
       <w:r>
         <w:t xml:space="preserve"> </w:t>
@@ -905,7 +905,7 @@
         <w:t xml:space="preserve"> </w:t>
       </w:r>
       <w:r>
-        <w:t xml:space="preserve">(Sacks, Schegloff, and Jefferson 1974)</w:t>
+        <w:t xml:space="preserve">[@sacks1974simplest]</w:t>
       </w:r>
       <w:r>
         <w:t xml:space="preserve"> </w:t>
@@ -969,7 +969,7 @@
         <w:t xml:space="preserve"> </w:t>
       </w:r>
       <w:r>
-        <w:t xml:space="preserve">clusterer over the global speaker list. Two embedding backends are</w:t>
+        <w:t xml:space="preserve">clusterer over the global speaker list. Three embedding backends are</w:t>
       </w:r>
       <w:r>
         <w:t xml:space="preserve"> </w:t>
@@ -1001,7 +1001,7 @@
         <w:t xml:space="preserve"> </w:t>
       </w:r>
       <w:r>
-        <w:t xml:space="preserve">(Koluguri, Park, and Ginsburg 2022)</w:t>
+        <w:t xml:space="preserve">[@titanet]</w:t>
       </w:r>
       <w:r>
         <w:t xml:space="preserve"> </w:t>
@@ -1013,7 +1013,7 @@
         <w:t xml:space="preserve"> </w:t>
       </w:r>
       <w:r>
-        <w:t xml:space="preserve">(NVIDIA, n.d.)</w:t>
+        <w:t xml:space="preserve">[@nemo]</w:t>
       </w:r>
       <w:r>
         <w:t xml:space="preserve">.</w:t>
@@ -1051,10 +1051,76 @@
         <w:t xml:space="preserve"> </w:t>
       </w:r>
       <w:r>
-        <w:t xml:space="preserve">(pyannote.audio, n.d.a)</w:t>
+        <w:t xml:space="preserve">[@pyannoteembedding]</w:t>
       </w:r>
       <w:r>
         <w:t xml:space="preserve">.</w:t>
+      </w:r>
+    </w:p>
+    <w:p>
+      <w:pPr>
+        <w:numPr>
+          <w:ilvl w:val="0"/>
+          <w:numId w:val="1003"/>
+        </w:numPr>
+      </w:pPr>
+      <w:r>
+        <w:rPr>
+          <w:rStyle w:val="VerbatimChar"/>
+        </w:rPr>
+        <w:t xml:space="preserve">backend='sherpa'</w:t>
+      </w:r>
+      <w:r>
+        <w:t xml:space="preserve"> </w:t>
+      </w:r>
+      <w:r>
+        <w:t xml:space="preserve">— the same TitaNet-large run through</w:t>
+      </w:r>
+      <w:r>
+        <w:t xml:space="preserve"> </w:t>
+      </w:r>
+      <w:r>
+        <w:rPr>
+          <w:rStyle w:val="VerbatimChar"/>
+        </w:rPr>
+        <w:t xml:space="preserve">sherpa-onnx</w:t>
+      </w:r>
+      <w:r>
+        <w:t xml:space="preserve">/onnxruntime,</w:t>
+      </w:r>
+      <w:r>
+        <w:t xml:space="preserve"> </w:t>
+      </w:r>
+      <w:r>
+        <w:rPr>
+          <w:b/>
+          <w:bCs/>
+        </w:rPr>
+        <w:t xml:space="preserve">torch-free</w:t>
+      </w:r>
+      <w:r>
+        <w:t xml:space="preserve"> </w:t>
+      </w:r>
+      <w:r>
+        <w:t xml:space="preserve">: it installs light and</w:t>
+      </w:r>
+      <w:r>
+        <w:t xml:space="preserve"> </w:t>
+      </w:r>
+      <w:r>
+        <w:t xml:space="preserve">embeds on any platform (DER 0.174, FR+EN validated; ADR 0002). Its</w:t>
+      </w:r>
+      <w:r>
+        <w:t xml:space="preserve"> </w:t>
+      </w:r>
+      <w:r>
+        <w:t xml:space="preserve">ONNX weights ship in the diarization-engines bundle, so the path runs</w:t>
+      </w:r>
+      <w:r>
+        <w:t xml:space="preserve"> </w:t>
+      </w:r>
+      <w:r>
+        <w:t xml:space="preserve">with no PyTorch and no HuggingFace.</w:t>
       </w:r>
     </w:p>
     <w:p>
@@ -1135,11 +1201,11 @@
         <w:tblLook w:firstRow="1" w:lastRow="0" w:firstColumn="0" w:lastColumn="0" w:noHBand="0" w:noVBand="0" w:val="0020"/>
       </w:tblPr>
       <w:tblGrid>
-        <w:gridCol w:w="1600"/>
-        <w:gridCol w:w="1520"/>
-        <w:gridCol w:w="1520"/>
-        <w:gridCol w:w="2080"/>
-        <w:gridCol w:w="1200"/>
+        <w:gridCol w:w="1961"/>
+        <w:gridCol w:w="1433"/>
+        <w:gridCol w:w="1433"/>
+        <w:gridCol w:w="1961"/>
+        <w:gridCol w:w="1131"/>
       </w:tblGrid>
       <w:tr>
         <w:trPr>
@@ -1363,7 +1429,7 @@
               <a:graphicData uri="http://schemas.openxmlformats.org/drawingml/2006/picture">
                 <pic:pic>
                   <pic:nvPicPr>
-                    <pic:cNvPr descr="/Users/warithharchaoui/Library/Caches/md2star/resized/7ca21b772fac_max1600.png" id="23" name="Picture"/>
+                    <pic:cNvPr descr="/Users/warithharchaoui/Library/Caches/md2star/resized/11ee80117fbb_max1600.png" id="23" name="Picture"/>
                     <pic:cNvPicPr>
                       <a:picLocks noChangeArrowheads="1" noChangeAspect="1"/>
                     </pic:cNvPicPr>
@@ -1560,7 +1626,7 @@
         <w:t xml:space="preserve"> </w:t>
       </w:r>
       <w:r>
-        <w:t xml:space="preserve">(pyannote.audio, n.d.b)</w:t>
+        <w:t xml:space="preserve">[@pyannotediarization]</w:t>
       </w:r>
       <w:r>
         <w:t xml:space="preserve">.</w:t>
@@ -1596,7 +1662,7 @@
         <w:t xml:space="preserve"> </w:t>
       </w:r>
       <w:r>
-        <w:t xml:space="preserve">(NVIDIA NeMo, n.d.)</w:t>
+        <w:t xml:space="preserve">[@sortformer]</w:t>
       </w:r>
       <w:r>
         <w:t xml:space="preserve"> </w:t>
@@ -1661,6 +1727,246 @@
     </w:p>
     <w:p>
       <w:pPr>
+        <w:pStyle w:val="BodyText"/>
+      </w:pPr>
+      <w:r>
+        <w:t xml:space="preserve">The torch-free</w:t>
+      </w:r>
+      <w:r>
+        <w:t xml:space="preserve"> </w:t>
+      </w:r>
+      <w:r>
+        <w:rPr>
+          <w:rStyle w:val="VerbatimChar"/>
+        </w:rPr>
+        <w:t xml:space="preserve">sherpa</w:t>
+      </w:r>
+      <w:r>
+        <w:t xml:space="preserve"> </w:t>
+      </w:r>
+      <w:r>
+        <w:t xml:space="preserve">backend clusters the whole buffer inside one</w:t>
+      </w:r>
+      <w:r>
+        <w:t xml:space="preserve"> </w:t>
+      </w:r>
+      <w:r>
+        <w:rPr>
+          <w:rStyle w:val="VerbatimChar"/>
+        </w:rPr>
+        <w:t xml:space="preserve">sherpa-onnx</w:t>
+      </w:r>
+      <w:r>
+        <w:t xml:space="preserve"> </w:t>
+      </w:r>
+      <w:r>
+        <w:t xml:space="preserve">call, so</w:t>
+      </w:r>
+      <w:r>
+        <w:t xml:space="preserve"> </w:t>
+      </w:r>
+      <w:r>
+        <w:rPr>
+          <w:rStyle w:val="VerbatimChar"/>
+        </w:rPr>
+        <w:t xml:space="preserve">stitch_threshold</w:t>
+      </w:r>
+      <w:r>
+        <w:t xml:space="preserve"> </w:t>
+      </w:r>
+      <w:r>
+        <w:t xml:space="preserve">never applies to it. Its</w:t>
+      </w:r>
+      <w:r>
+        <w:t xml:space="preserve"> </w:t>
+      </w:r>
+      <w:r>
+        <w:t xml:space="preserve">clustering was previously hardcoded —</w:t>
+      </w:r>
+      <w:r>
+        <w:t xml:space="preserve"> </w:t>
+      </w:r>
+      <w:r>
+        <w:rPr>
+          <w:rStyle w:val="VerbatimChar"/>
+        </w:rPr>
+        <w:t xml:space="preserve">FastClustering</w:t>
+      </w:r>
+      <w:r>
+        <w:t xml:space="preserve"> </w:t>
+      </w:r>
+      <w:r>
+        <w:t xml:space="preserve">threshold</w:t>
+      </w:r>
+      <w:r>
+        <w:t xml:space="preserve"> </w:t>
+      </w:r>
+      <w:r>
+        <w:rPr>
+          <w:rStyle w:val="VerbatimChar"/>
+        </w:rPr>
+        <w:t xml:space="preserve">0.5</w:t>
+      </w:r>
+      <w:r>
+        <w:t xml:space="preserve"> </w:t>
+      </w:r>
+      <w:r>
+        <w:t xml:space="preserve">and speaker count</w:t>
+      </w:r>
+      <w:r>
+        <w:t xml:space="preserve"> </w:t>
+      </w:r>
+      <w:r>
+        <w:rPr>
+          <w:rStyle w:val="VerbatimChar"/>
+        </w:rPr>
+        <w:t xml:space="preserve">-1</w:t>
+      </w:r>
+      <w:r>
+        <w:t xml:space="preserve"> </w:t>
+      </w:r>
+      <w:r>
+        <w:t xml:space="preserve">(auto).</w:t>
+      </w:r>
+      <w:r>
+        <w:t xml:space="preserve"> </w:t>
+      </w:r>
+      <w:r>
+        <w:rPr>
+          <w:rStyle w:val="VerbatimChar"/>
+        </w:rPr>
+        <w:t xml:space="preserve">0.5</w:t>
+      </w:r>
+      <w:r>
+        <w:t xml:space="preserve"> </w:t>
+      </w:r>
+      <w:r>
+        <w:t xml:space="preserve">was tuned on clean AMI meeting</w:t>
+      </w:r>
+      <w:r>
+        <w:t xml:space="preserve"> </w:t>
+      </w:r>
+      <w:r>
+        <w:t xml:space="preserve">audio; on noisy, PII-redacted 2-party telephony it over-segments into</w:t>
+      </w:r>
+      <w:r>
+        <w:t xml:space="preserve"> </w:t>
+      </w:r>
+      <w:r>
+        <w:t xml:space="preserve">~36 speakers. Since</w:t>
+      </w:r>
+      <w:r>
+        <w:t xml:space="preserve"> </w:t>
+      </w:r>
+      <w:r>
+        <w:rPr>
+          <w:b/>
+          <w:bCs/>
+        </w:rPr>
+        <w:t xml:space="preserve">v0.7.0</w:t>
+      </w:r>
+      <w:r>
+        <w:t xml:space="preserve">,</w:t>
+      </w:r>
+      <w:r>
+        <w:t xml:space="preserve"> </w:t>
+      </w:r>
+      <w:r>
+        <w:rPr>
+          <w:rStyle w:val="VerbatimChar"/>
+        </w:rPr>
+        <w:t xml:space="preserve">OfflineDiarStage</w:t>
+      </w:r>
+      <w:r>
+        <w:t xml:space="preserve"> </w:t>
+      </w:r>
+      <w:r>
+        <w:t xml:space="preserve">plumbs</w:t>
+      </w:r>
+      <w:r>
+        <w:t xml:space="preserve"> </w:t>
+      </w:r>
+      <w:r>
+        <w:rPr>
+          <w:rStyle w:val="VerbatimChar"/>
+        </w:rPr>
+        <w:t xml:space="preserve">sherpa_cluster_threshold</w:t>
+      </w:r>
+      <w:r>
+        <w:t xml:space="preserve"> </w:t>
+      </w:r>
+      <w:r>
+        <w:t xml:space="preserve">and</w:t>
+      </w:r>
+      <w:r>
+        <w:t xml:space="preserve"> </w:t>
+      </w:r>
+      <w:r>
+        <w:rPr>
+          <w:rStyle w:val="VerbatimChar"/>
+        </w:rPr>
+        <w:t xml:space="preserve">sherpa_num_clusters</w:t>
+      </w:r>
+      <w:r>
+        <w:t xml:space="preserve"> </w:t>
+      </w:r>
+      <w:r>
+        <w:t xml:space="preserve">through to that</w:t>
+      </w:r>
+      <w:r>
+        <w:t xml:space="preserve"> </w:t>
+      </w:r>
+      <w:r>
+        <w:t xml:space="preserve">config (defaults unchanged). A 2026-07-23 sweep against a pyannoteAI</w:t>
+      </w:r>
+      <w:r>
+        <w:t xml:space="preserve"> </w:t>
+      </w:r>
+      <w:r>
+        <w:t xml:space="preserve">silver ground truth showed raising the threshold reduces this only</w:t>
+      </w:r>
+      <w:r>
+        <w:t xml:space="preserve"> </w:t>
+      </w:r>
+      <w:r>
+        <w:t xml:space="preserve">slowly (~30 speakers at</w:t>
+      </w:r>
+      <w:r>
+        <w:t xml:space="preserve"> </w:t>
+      </w:r>
+      <w:r>
+        <w:rPr>
+          <w:rStyle w:val="VerbatimChar"/>
+        </w:rPr>
+        <w:t xml:space="preserve">0.6</w:t>
+      </w:r>
+      <w:r>
+        <w:t xml:space="preserve">), whereas</w:t>
+      </w:r>
+      <w:r>
+        <w:t xml:space="preserve"> </w:t>
+      </w:r>
+      <w:r>
+        <w:rPr>
+          <w:rStyle w:val="VerbatimChar"/>
+        </w:rPr>
+        <w:t xml:space="preserve">sherpa_num_clusters=2</w:t>
+      </w:r>
+      <w:r>
+        <w:t xml:space="preserve"> </w:t>
+      </w:r>
+      <w:r>
+        <w:t xml:space="preserve">collapses telephony to the correct count cleanly — the value to use</w:t>
+      </w:r>
+      <w:r>
+        <w:t xml:space="preserve"> </w:t>
+      </w:r>
+      <w:r>
+        <w:t xml:space="preserve">when the speaker count is known (2-party calls).</w:t>
+      </w:r>
+    </w:p>
+    <w:p>
+      <w:pPr>
         <w:pStyle w:val="Heading2"/>
       </w:pPr>
       <w:r>
@@ -1687,7 +1993,7 @@
         <w:t xml:space="preserve"> </w:t>
       </w:r>
       <w:r>
-        <w:t xml:space="preserve">(Saidi, n.d.)</w:t>
+        <w:t xml:space="preserve">[@pywhispercpp]</w:t>
       </w:r>
       <w:r>
         <w:t xml:space="preserve"> </w:t>
@@ -1705,7 +2011,7 @@
         <w:t xml:space="preserve"> </w:t>
       </w:r>
       <w:r>
-        <w:t xml:space="preserve">(Gerganov, n.d.)</w:t>
+        <w:t xml:space="preserve">[@whispercpp]</w:t>
       </w:r>
       <w:r>
         <w:t xml:space="preserve"> </w:t>
@@ -1717,7 +2023,7 @@
         <w:t xml:space="preserve"> </w:t>
       </w:r>
       <w:r>
-        <w:t xml:space="preserve">(Radford et al. 2023)</w:t>
+        <w:t xml:space="preserve">[@radford2023whisper]</w:t>
       </w:r>
       <w:r>
         <w:t xml:space="preserve"> </w:t>
@@ -1729,7 +2035,7 @@
         <w:t xml:space="preserve"> </w:t>
       </w:r>
       <w:r>
-        <w:t xml:space="preserve">(OpenAI 2024)</w:t>
+        <w:t xml:space="preserve">[@whisperturbo]</w:t>
       </w:r>
       <w:r>
         <w:t xml:space="preserve">.</w:t>
@@ -1783,10 +2089,10 @@
         <w:tblLook w:firstRow="1" w:lastRow="0" w:firstColumn="0" w:lastColumn="0" w:noHBand="0" w:noVBand="0" w:val="0020"/>
       </w:tblPr>
       <w:tblGrid>
-        <w:gridCol w:w="1779"/>
-        <w:gridCol w:w="2046"/>
-        <w:gridCol w:w="2046"/>
-        <w:gridCol w:w="2046"/>
+        <w:gridCol w:w="1417"/>
+        <w:gridCol w:w="2167"/>
+        <w:gridCol w:w="2167"/>
+        <w:gridCol w:w="2167"/>
       </w:tblGrid>
       <w:tr>
         <w:trPr>
@@ -2067,7 +2373,7 @@
               <a:graphicData uri="http://schemas.openxmlformats.org/drawingml/2006/picture">
                 <pic:pic>
                   <pic:nvPicPr>
-                    <pic:cNvPr descr="/Users/warithharchaoui/Library/Caches/md2star/resized/23477292f32f_max1600.png" id="26" name="Picture"/>
+                    <pic:cNvPr descr="/Users/warithharchaoui/Library/Caches/md2star/resized/01a3f8640257_max1600.png" id="26" name="Picture"/>
                     <pic:cNvPicPr>
                       <a:picLocks noChangeArrowheads="1" noChangeAspect="1"/>
                     </pic:cNvPicPr>
@@ -2439,7 +2745,7 @@
               <w:t xml:space="preserve"> </w:t>
             </w:r>
             <w:r>
-              <w:t xml:space="preserve">(SYSTRAN and contributors, n.d.; OpenNMT, n.d.)</w:t>
+              <w:t xml:space="preserve">[@fasterwhisper; @ctranslate2]</w:t>
             </w:r>
           </w:p>
         </w:tc>
@@ -2721,7 +3027,7 @@
         <w:t xml:space="preserve"> </w:t>
       </w:r>
       <w:r>
-        <w:t xml:space="preserve">(Qwen Team, Alibaba 2024)</w:t>
+        <w:t xml:space="preserve">[@qwen25]</w:t>
       </w:r>
       <w:r>
         <w:t xml:space="preserve"> </w:t>
@@ -2779,7 +3085,7 @@
         <w:t xml:space="preserve"> </w:t>
       </w:r>
       <w:r>
-        <w:t xml:space="preserve">(LiveKit 2026)</w:t>
+        <w:t xml:space="preserve">[@livekitturndetector]</w:t>
       </w:r>
       <w:r>
         <w:t xml:space="preserve"> </w:t>
@@ -2791,7 +3097,7 @@
         <w:t xml:space="preserve"> </w:t>
       </w:r>
       <w:r>
-        <w:t xml:space="preserve">(Qwen Team, Alibaba 2024)</w:t>
+        <w:t xml:space="preserve">[@qwen25]</w:t>
       </w:r>
       <w:r>
         <w:t xml:space="preserve"> </w:t>
@@ -2864,10 +3170,10 @@
         <w:tblLook w:firstRow="1" w:lastRow="0" w:firstColumn="0" w:lastColumn="0" w:noHBand="0" w:noVBand="0" w:val="0020"/>
       </w:tblPr>
       <w:tblGrid>
-        <w:gridCol w:w="2436"/>
-        <w:gridCol w:w="1827"/>
-        <w:gridCol w:w="1827"/>
-        <w:gridCol w:w="1827"/>
+        <w:gridCol w:w="2036"/>
+        <w:gridCol w:w="1961"/>
+        <w:gridCol w:w="1961"/>
+        <w:gridCol w:w="1961"/>
       </w:tblGrid>
       <w:tr>
         <w:trPr>
@@ -3123,7 +3429,7 @@
         <w:t xml:space="preserve"> </w:t>
       </w:r>
       <w:r>
-        <w:t xml:space="preserve">(Ollama, n.d.)</w:t>
+        <w:t xml:space="preserve">[@ollama]</w:t>
       </w:r>
       <w:r>
         <w:t xml:space="preserve">.</w:t>
@@ -3149,7 +3455,7 @@
         <w:t xml:space="preserve"> </w:t>
       </w:r>
       <w:r>
-        <w:t xml:space="preserve">(Google DeepMind 2025)</w:t>
+        <w:t xml:space="preserve">[@gemma3]</w:t>
       </w:r>
       <w:r>
         <w:t xml:space="preserve"> </w:t>
@@ -3207,9 +3513,9 @@
         <w:tblLook w:firstRow="1" w:lastRow="0" w:firstColumn="0" w:lastColumn="0" w:noHBand="0" w:noVBand="0" w:val="0020"/>
       </w:tblPr>
       <w:tblGrid>
-        <w:gridCol w:w="3394"/>
-        <w:gridCol w:w="2262"/>
-        <w:gridCol w:w="2262"/>
+        <w:gridCol w:w="2872"/>
+        <w:gridCol w:w="2523"/>
+        <w:gridCol w:w="2523"/>
       </w:tblGrid>
       <w:tr>
         <w:trPr>
@@ -3265,7 +3571,7 @@
               <w:t xml:space="preserve"> </w:t>
             </w:r>
             <w:r>
-              <w:t xml:space="preserve">(Google DeepMind 2026)</w:t>
+              <w:t xml:space="preserve">[@gemma4]</w:t>
             </w:r>
           </w:p>
         </w:tc>
@@ -3435,7 +3741,7 @@
               <w:t xml:space="preserve"> </w:t>
             </w:r>
             <w:r>
-              <w:t xml:space="preserve">(Qwen Team, Alibaba 2024)</w:t>
+              <w:t xml:space="preserve">[@qwen25]</w:t>
             </w:r>
           </w:p>
         </w:tc>
@@ -3478,7 +3784,7 @@
               <w:t xml:space="preserve"> </w:t>
             </w:r>
             <w:r>
-              <w:t xml:space="preserve">(Qwen Team, Alibaba 2025)</w:t>
+              <w:t xml:space="preserve">[@qwen3]</w:t>
             </w:r>
           </w:p>
         </w:tc>
@@ -3521,7 +3827,7 @@
               <w:t xml:space="preserve"> </w:t>
             </w:r>
             <w:r>
-              <w:t xml:space="preserve">(Meta AI 2024)</w:t>
+              <w:t xml:space="preserve">[@llama32]</w:t>
             </w:r>
           </w:p>
         </w:tc>
@@ -3570,7 +3876,7 @@
               <a:graphicData uri="http://schemas.openxmlformats.org/drawingml/2006/picture">
                 <pic:pic>
                   <pic:nvPicPr>
-                    <pic:cNvPr descr="/Users/warithharchaoui/Library/Caches/md2star/resized/93ab21256e4f_max1600.png" id="29" name="Picture"/>
+                    <pic:cNvPr descr="/Users/warithharchaoui/Library/Caches/md2star/resized/12d02164b12f_max1600.png" id="29" name="Picture"/>
                     <pic:cNvPicPr>
                       <a:picLocks noChangeArrowheads="1" noChangeAspect="1"/>
                     </pic:cNvPicPr>
@@ -3810,7 +4116,7 @@
               <a:graphicData uri="http://schemas.openxmlformats.org/drawingml/2006/picture">
                 <pic:pic>
                   <pic:nvPicPr>
-                    <pic:cNvPr descr="/Users/warithharchaoui/Library/Caches/md2star/resized/0c70931c2f4e_max1600.png" id="32" name="Picture"/>
+                    <pic:cNvPr descr="/Users/warithharchaoui/Library/Caches/md2star/resized/817f8e295d07_max1600.png" id="32" name="Picture"/>
                     <pic:cNvPicPr>
                       <a:picLocks noChangeArrowheads="1" noChangeAspect="1"/>
                     </pic:cNvPicPr>
@@ -3891,7 +4197,7 @@
         <w:t xml:space="preserve"> </w:t>
       </w:r>
       <w:r>
-        <w:t xml:space="preserve">(Ollama, n.d.)</w:t>
+        <w:t xml:space="preserve">[@ollama]</w:t>
       </w:r>
       <w:r>
         <w:t xml:space="preserve"> </w:t>
@@ -3909,7 +4215,7 @@
         <w:t xml:space="preserve"> </w:t>
       </w:r>
       <w:r>
-        <w:t xml:space="preserve">(vLLM Team, n.d.)</w:t>
+        <w:t xml:space="preserve">[@vllm]</w:t>
       </w:r>
       <w:r>
         <w:t xml:space="preserve"> </w:t>
@@ -3927,7 +4233,7 @@
         <w:t xml:space="preserve"> </w:t>
       </w:r>
       <w:r>
-        <w:t xml:space="preserve">(Apple ML Research, n.d.)</w:t>
+        <w:t xml:space="preserve">[@mlxlm]</w:t>
       </w:r>
       <w:r>
         <w:t xml:space="preserve"> </w:t>
@@ -4026,7 +4332,7 @@
         <w:t xml:space="preserve"> </w:t>
       </w:r>
       <w:r>
-        <w:t xml:space="preserve">(Hansen, n.d.)</w:t>
+        <w:t xml:space="preserve">[@piper]</w:t>
       </w:r>
       <w:r>
         <w:t xml:space="preserve"> </w:t>
@@ -4083,7 +4389,7 @@
         <w:t xml:space="preserve"> </w:t>
       </w:r>
       <w:r>
-        <w:t xml:space="preserve">(rhasspy, n.d.)</w:t>
+        <w:t xml:space="preserve">[@pipervoices]</w:t>
       </w:r>
       <w:r>
         <w:t xml:space="preserve">. Synth is one-shot — no</w:t>
@@ -4191,7 +4497,7 @@
         <w:t xml:space="preserve"> </w:t>
       </w:r>
       <w:r>
-        <w:t xml:space="preserve">(OpenAI 2024)</w:t>
+        <w:t xml:space="preserve">[@whisperturbo]</w:t>
       </w:r>
       <w:r>
         <w:t xml:space="preserve"> </w:t>
@@ -4251,7 +4557,7 @@
         <w:t xml:space="preserve"> </w:t>
       </w:r>
       <w:r>
-        <w:t xml:space="preserve">(Gandhi, Platen, and Rush 2023; Hugging Face — distil-whisper, n.d.)</w:t>
+        <w:t xml:space="preserve">[@distilwhisper; @distilwhispercard]</w:t>
       </w:r>
       <w:r>
         <w:t xml:space="preserve"> </w:t>
@@ -4269,7 +4575,7 @@
         <w:t xml:space="preserve"> </w:t>
       </w:r>
       <w:r>
-        <w:t xml:space="preserve">(Huang, n.d.)</w:t>
+        <w:t xml:space="preserve">[@bofenghuangfrench]</w:t>
       </w:r>
       <w:r>
         <w:t xml:space="preserve"> </w:t>
@@ -4368,7 +4674,7 @@
         <w:t xml:space="preserve"> </w:t>
       </w:r>
       <w:r>
-        <w:t xml:space="preserve">(SYSTRAN and contributors, n.d.; OpenNMT, n.d.)</w:t>
+        <w:t xml:space="preserve">[@fasterwhisper; @ctranslate2]</w:t>
       </w:r>
       <w:r>
         <w:t xml:space="preserve"> </w:t>
@@ -4497,7 +4803,7 @@
         <w:t xml:space="preserve"> </w:t>
       </w:r>
       <w:r>
-        <w:t xml:space="preserve">(Mozilla, n.d.)</w:t>
+        <w:t xml:space="preserve">[@commonvoice]</w:t>
       </w:r>
       <w:r>
         <w:t xml:space="preserve"> </w:t>
@@ -4509,7 +4815,7 @@
         <w:t xml:space="preserve"> </w:t>
       </w:r>
       <w:r>
-        <w:t xml:space="preserve">(Pratap et al. 2020)</w:t>
+        <w:t xml:space="preserve">[@multilinguallibrispeech]</w:t>
       </w:r>
       <w:r>
         <w:t xml:space="preserve"> </w:t>
@@ -4702,7 +5008,7 @@
         <w:t xml:space="preserve"> </w:t>
       </w:r>
       <w:r>
-        <w:t xml:space="preserve">(LiveKit 2026)</w:t>
+        <w:t xml:space="preserve">[@livekitturndetector]</w:t>
       </w:r>
       <w:r>
         <w:t xml:space="preserve"> </w:t>
@@ -4757,7 +5063,7 @@
         <w:t xml:space="preserve"> </w:t>
       </w:r>
       <w:r>
-        <w:t xml:space="preserve">(Daily, n.d.; Daily / Pipecat, n.d.)</w:t>
+        <w:t xml:space="preserve">[@pipecat; @pipecatdocs]</w:t>
       </w:r>
       <w:r>
         <w:t xml:space="preserve"> </w:t>
@@ -4917,7 +5223,7 @@
         <w:t xml:space="preserve"> </w:t>
       </w:r>
       <w:r>
-        <w:t xml:space="preserve">(Picovoice 2026)</w:t>
+        <w:t xml:space="preserve">[@picovoicefalcon]</w:t>
       </w:r>
       <w:r>
         <w:t xml:space="preserve"> </w:t>
@@ -5033,9 +5339,9 @@
         <w:tblLook w:firstRow="1" w:lastRow="0" w:firstColumn="0" w:lastColumn="0" w:noHBand="0" w:noVBand="0" w:val="0020"/>
       </w:tblPr>
       <w:tblGrid>
-        <w:gridCol w:w="1593"/>
-        <w:gridCol w:w="3815"/>
-        <w:gridCol w:w="2511"/>
+        <w:gridCol w:w="1382"/>
+        <w:gridCol w:w="4358"/>
+        <w:gridCol w:w="2179"/>
       </w:tblGrid>
       <w:tr>
         <w:trPr>
@@ -5580,7 +5886,7 @@
         <w:t xml:space="preserve"> </w:t>
       </w:r>
       <w:r>
-        <w:t xml:space="preserve">(Harchaoui, n.d.)</w:t>
+        <w:t xml:space="preserve">[@pdbms]</w:t>
       </w:r>
       <w:r>
         <w:t xml:space="preserve">, with its own</w:t>
@@ -5631,1804 +5937,17 @@
         <w:t xml:space="preserve">References</w:t>
       </w:r>
     </w:p>
-    <w:p>
-      <w:pPr>
-        <w:pStyle w:val="Heading1"/>
-      </w:pPr>
-      <w:r>
-        <w:t xml:space="preserve">References</w:t>
-      </w:r>
-    </w:p>
-    <w:bookmarkStart w:id="106" w:name="refs"/>
-    <w:bookmarkStart w:id="35" w:name="ref-mlxlm"/>
-    <w:p>
-      <w:pPr>
-        <w:pStyle w:val="Bibliography"/>
-      </w:pPr>
-      <w:r>
-        <w:t xml:space="preserve">Apple ML Research. n.d.</w:t>
-      </w:r>
-      <w:r>
-        <w:t xml:space="preserve"> </w:t>
-      </w:r>
-      <w:r>
-        <w:t xml:space="preserve">“</w:t>
-      </w:r>
-      <w:r>
-        <w:t xml:space="preserve">mlx-lm</w:t>
-      </w:r>
-      <w:r>
-        <w:t xml:space="preserve">: Generate Text and Fine-Tune</w:t>
-      </w:r>
-      <w:r>
-        <w:t xml:space="preserve"> </w:t>
-      </w:r>
-      <w:r>
-        <w:t xml:space="preserve">LLMs</w:t>
-      </w:r>
-      <w:r>
-        <w:t xml:space="preserve"> </w:t>
-      </w:r>
-      <w:r>
-        <w:t xml:space="preserve">with</w:t>
-      </w:r>
-      <w:r>
-        <w:t xml:space="preserve"> </w:t>
-      </w:r>
-      <w:r>
-        <w:t xml:space="preserve">Apple MLX</w:t>
-      </w:r>
-      <w:r>
-        <w:t xml:space="preserve">.”</w:t>
-      </w:r>
-      <w:r>
-        <w:t xml:space="preserve"> </w:t>
-      </w:r>
-      <w:hyperlink r:id="rId34">
-        <w:r>
-          <w:rPr>
-            <w:rStyle w:val="Hyperlink"/>
-          </w:rPr>
-          <w:t xml:space="preserve">https://github.com/ml-explore/mlx-lm</w:t>
-        </w:r>
-      </w:hyperlink>
-      <w:r>
-        <w:t xml:space="preserve">.</w:t>
-      </w:r>
-      <w:r>
-        <w:t xml:space="preserve"> </w:t>
-      </w:r>
-      <w:hyperlink r:id="rId34">
-        <w:r>
-          <w:rPr>
-            <w:rStyle w:val="Hyperlink"/>
-          </w:rPr>
-          <w:t xml:space="preserve">https://github.com/ml-explore/mlx-lm</w:t>
-        </w:r>
-      </w:hyperlink>
-      <w:r>
-        <w:t xml:space="preserve">.</w:t>
-      </w:r>
-    </w:p>
-    <w:bookmarkEnd w:id="35"/>
-    <w:bookmarkStart w:id="37" w:name="ref-carletta2007unleashing"/>
-    <w:p>
-      <w:pPr>
-        <w:pStyle w:val="Bibliography"/>
-      </w:pPr>
-      <w:r>
-        <w:t xml:space="preserve">Carletta, Jean. 2007.</w:t>
-      </w:r>
-      <w:r>
-        <w:t xml:space="preserve"> </w:t>
-      </w:r>
-      <w:r>
-        <w:t xml:space="preserve">“Unleashing the Killer Corpus: Experiences in Creating the Multi-Everything</w:t>
-      </w:r>
-      <w:r>
-        <w:t xml:space="preserve"> </w:t>
-      </w:r>
-      <w:r>
-        <w:t xml:space="preserve">AMI</w:t>
-      </w:r>
-      <w:r>
-        <w:t xml:space="preserve"> </w:t>
-      </w:r>
-      <w:r>
-        <w:t xml:space="preserve">Meeting Corpus.”</w:t>
-      </w:r>
-      <w:r>
-        <w:t xml:space="preserve"> </w:t>
-      </w:r>
-      <w:r>
-        <w:t xml:space="preserve">In</w:t>
-      </w:r>
-      <w:r>
-        <w:t xml:space="preserve"> </w:t>
-      </w:r>
-      <w:r>
-        <w:rPr>
-          <w:i/>
-          <w:iCs/>
-        </w:rPr>
-        <w:t xml:space="preserve">Language Resources and Evaluation</w:t>
-      </w:r>
-      <w:r>
-        <w:t xml:space="preserve">.</w:t>
-      </w:r>
-      <w:r>
-        <w:t xml:space="preserve"> </w:t>
-      </w:r>
-      <w:hyperlink r:id="rId36">
-        <w:r>
-          <w:rPr>
-            <w:rStyle w:val="Hyperlink"/>
-          </w:rPr>
-          <w:t xml:space="preserve">https://groups.inf.ed.ac.uk/ami/corpus/</w:t>
-        </w:r>
-      </w:hyperlink>
-      <w:r>
-        <w:t xml:space="preserve">.</w:t>
-      </w:r>
-    </w:p>
-    <w:bookmarkEnd w:id="37"/>
-    <w:bookmarkStart w:id="39" w:name="ref-pipecat"/>
-    <w:p>
-      <w:pPr>
-        <w:pStyle w:val="Bibliography"/>
-      </w:pPr>
-      <w:r>
-        <w:t xml:space="preserve">Daily. n.d.</w:t>
-      </w:r>
-      <w:r>
-        <w:t xml:space="preserve"> </w:t>
-      </w:r>
-      <w:r>
-        <w:t xml:space="preserve">“Pipecat: Open-Source Python Framework for Voice and Multimodal</w:t>
-      </w:r>
-      <w:r>
-        <w:t xml:space="preserve"> </w:t>
-      </w:r>
-      <w:r>
-        <w:t xml:space="preserve">AI</w:t>
-      </w:r>
-      <w:r>
-        <w:t xml:space="preserve"> </w:t>
-      </w:r>
-      <w:r>
-        <w:t xml:space="preserve">Agents.”</w:t>
-      </w:r>
-      <w:r>
-        <w:t xml:space="preserve"> </w:t>
-      </w:r>
-      <w:hyperlink r:id="rId38">
-        <w:r>
-          <w:rPr>
-            <w:rStyle w:val="Hyperlink"/>
-          </w:rPr>
-          <w:t xml:space="preserve">https://github.com/pipecat-ai/pipecat</w:t>
-        </w:r>
-      </w:hyperlink>
-      <w:r>
-        <w:t xml:space="preserve">.</w:t>
-      </w:r>
-      <w:r>
-        <w:t xml:space="preserve"> </w:t>
-      </w:r>
-      <w:hyperlink r:id="rId38">
-        <w:r>
-          <w:rPr>
-            <w:rStyle w:val="Hyperlink"/>
-          </w:rPr>
-          <w:t xml:space="preserve">https://github.com/pipecat-ai/pipecat</w:t>
-        </w:r>
-      </w:hyperlink>
-      <w:r>
-        <w:t xml:space="preserve">.</w:t>
-      </w:r>
-    </w:p>
-    <w:bookmarkEnd w:id="39"/>
-    <w:bookmarkStart w:id="41" w:name="ref-pipecatdocs"/>
-    <w:p>
-      <w:pPr>
-        <w:pStyle w:val="Bibliography"/>
-      </w:pPr>
-      <w:r>
-        <w:t xml:space="preserve">Daily / Pipecat. n.d.</w:t>
-      </w:r>
-      <w:r>
-        <w:t xml:space="preserve"> </w:t>
-      </w:r>
-      <w:r>
-        <w:t xml:space="preserve">“Pipecat — Pipeline &amp; Frame Processing.”</w:t>
-      </w:r>
-      <w:r>
-        <w:t xml:space="preserve"> </w:t>
-      </w:r>
-      <w:hyperlink r:id="rId40">
-        <w:r>
-          <w:rPr>
-            <w:rStyle w:val="Hyperlink"/>
-          </w:rPr>
-          <w:t xml:space="preserve">https://docs.pipecat.ai/guides/learn/pipeline</w:t>
-        </w:r>
-      </w:hyperlink>
-      <w:r>
-        <w:t xml:space="preserve">.</w:t>
-      </w:r>
-      <w:r>
-        <w:t xml:space="preserve"> </w:t>
-      </w:r>
-      <w:hyperlink r:id="rId40">
-        <w:r>
-          <w:rPr>
-            <w:rStyle w:val="Hyperlink"/>
-          </w:rPr>
-          <w:t xml:space="preserve">https://docs.pipecat.ai/guides/learn/pipeline</w:t>
-        </w:r>
-      </w:hyperlink>
-      <w:r>
-        <w:t xml:space="preserve">.</w:t>
-      </w:r>
-    </w:p>
-    <w:bookmarkEnd w:id="41"/>
-    <w:bookmarkStart w:id="43" w:name="ref-distilwhisper"/>
-    <w:p>
-      <w:pPr>
-        <w:pStyle w:val="Bibliography"/>
-      </w:pPr>
-      <w:r>
-        <w:t xml:space="preserve">Gandhi, Sanchit, Patrick von Platen, and Alexander M. Rush. 2023.</w:t>
-      </w:r>
-      <w:r>
-        <w:t xml:space="preserve"> </w:t>
-      </w:r>
-      <w:r>
-        <w:t xml:space="preserve">“Distil-Whisper: Robust Knowledge Distillation via Large-Scale Pseudo Labelling.”</w:t>
-      </w:r>
-      <w:r>
-        <w:t xml:space="preserve"> </w:t>
-      </w:r>
-      <w:hyperlink r:id="rId42">
-        <w:r>
-          <w:rPr>
-            <w:rStyle w:val="Hyperlink"/>
-          </w:rPr>
-          <w:t xml:space="preserve">https://arxiv.org/abs/2311.00430</w:t>
-        </w:r>
-      </w:hyperlink>
-      <w:r>
-        <w:t xml:space="preserve">.</w:t>
-      </w:r>
-    </w:p>
-    <w:bookmarkEnd w:id="43"/>
-    <w:bookmarkStart w:id="45" w:name="ref-whispercpp"/>
-    <w:p>
-      <w:pPr>
-        <w:pStyle w:val="Bibliography"/>
-      </w:pPr>
-      <w:r>
-        <w:t xml:space="preserve">Gerganov, Georgi. n.d.</w:t>
-      </w:r>
-      <w:r>
-        <w:t xml:space="preserve"> </w:t>
-      </w:r>
-      <w:r>
-        <w:t xml:space="preserve">“Whisper.cpp: Port of OpenAI’s Whisper Model in c/c++.”</w:t>
-      </w:r>
-      <w:r>
-        <w:t xml:space="preserve"> </w:t>
-      </w:r>
-      <w:hyperlink r:id="rId44">
-        <w:r>
-          <w:rPr>
-            <w:rStyle w:val="Hyperlink"/>
-          </w:rPr>
-          <w:t xml:space="preserve">https://github.com/ggerganov/whisper.cpp</w:t>
-        </w:r>
-      </w:hyperlink>
-      <w:r>
-        <w:t xml:space="preserve">.</w:t>
-      </w:r>
-      <w:r>
-        <w:t xml:space="preserve"> </w:t>
-      </w:r>
-      <w:hyperlink r:id="rId44">
-        <w:r>
-          <w:rPr>
-            <w:rStyle w:val="Hyperlink"/>
-          </w:rPr>
-          <w:t xml:space="preserve">https://github.com/ggerganov/whisper.cpp</w:t>
-        </w:r>
-      </w:hyperlink>
-      <w:r>
-        <w:t xml:space="preserve">.</w:t>
-      </w:r>
-    </w:p>
-    <w:bookmarkEnd w:id="45"/>
-    <w:bookmarkStart w:id="47" w:name="ref-gemma3"/>
-    <w:p>
-      <w:pPr>
-        <w:pStyle w:val="Bibliography"/>
-      </w:pPr>
-      <w:r>
-        <w:t xml:space="preserve">Google DeepMind. 2025.</w:t>
-      </w:r>
-      <w:r>
-        <w:t xml:space="preserve"> </w:t>
-      </w:r>
-      <w:r>
-        <w:t xml:space="preserve">“</w:t>
-      </w:r>
-      <w:r>
-        <w:t xml:space="preserve">Gemma 3</w:t>
-      </w:r>
-      <w:r>
-        <w:t xml:space="preserve"> </w:t>
-      </w:r>
-      <w:r>
-        <w:t xml:space="preserve">Model Family.”</w:t>
-      </w:r>
-      <w:r>
-        <w:t xml:space="preserve"> </w:t>
-      </w:r>
-      <w:hyperlink r:id="rId46">
-        <w:r>
-          <w:rPr>
-            <w:rStyle w:val="Hyperlink"/>
-          </w:rPr>
-          <w:t xml:space="preserve">https://ai.google.dev/gemma</w:t>
-        </w:r>
-      </w:hyperlink>
-      <w:r>
-        <w:t xml:space="preserve">.</w:t>
-      </w:r>
-      <w:r>
-        <w:t xml:space="preserve"> </w:t>
-      </w:r>
-      <w:hyperlink r:id="rId46">
-        <w:r>
-          <w:rPr>
-            <w:rStyle w:val="Hyperlink"/>
-          </w:rPr>
-          <w:t xml:space="preserve">https://ai.google.dev/gemma</w:t>
-        </w:r>
-      </w:hyperlink>
-      <w:r>
-        <w:t xml:space="preserve">.</w:t>
-      </w:r>
-    </w:p>
-    <w:bookmarkEnd w:id="47"/>
-    <w:bookmarkStart w:id="48" w:name="ref-gemma4"/>
-    <w:p>
-      <w:pPr>
-        <w:pStyle w:val="Bibliography"/>
-      </w:pPr>
-      <w:r>
-        <w:t xml:space="preserve">———. 2026.</w:t>
-      </w:r>
-      <w:r>
-        <w:t xml:space="preserve"> </w:t>
-      </w:r>
-      <w:r>
-        <w:t xml:space="preserve">“</w:t>
-      </w:r>
-      <w:r>
-        <w:t xml:space="preserve">Gemma 4</w:t>
-      </w:r>
-      <w:r>
-        <w:t xml:space="preserve"> </w:t>
-      </w:r>
-      <w:r>
-        <w:t xml:space="preserve">Model Family (</w:t>
-      </w:r>
-      <w:r>
-        <w:t xml:space="preserve">MLX</w:t>
-      </w:r>
-      <w:r>
-        <w:t xml:space="preserve"> </w:t>
-      </w:r>
-      <w:r>
-        <w:t xml:space="preserve">Variants on Apple Silicon).”</w:t>
-      </w:r>
-      <w:r>
-        <w:t xml:space="preserve"> </w:t>
-      </w:r>
-      <w:hyperlink r:id="rId46">
-        <w:r>
-          <w:rPr>
-            <w:rStyle w:val="Hyperlink"/>
-          </w:rPr>
-          <w:t xml:space="preserve">https://ai.google.dev/gemma</w:t>
-        </w:r>
-      </w:hyperlink>
-      <w:r>
-        <w:t xml:space="preserve">.</w:t>
-      </w:r>
-      <w:r>
-        <w:t xml:space="preserve"> </w:t>
-      </w:r>
-      <w:hyperlink r:id="rId46">
-        <w:r>
-          <w:rPr>
-            <w:rStyle w:val="Hyperlink"/>
-          </w:rPr>
-          <w:t xml:space="preserve">https://ai.google.dev/gemma</w:t>
-        </w:r>
-      </w:hyperlink>
-      <w:r>
-        <w:t xml:space="preserve">.</w:t>
-      </w:r>
-    </w:p>
-    <w:bookmarkEnd w:id="48"/>
-    <w:bookmarkStart w:id="50" w:name="ref-piper"/>
-    <w:p>
-      <w:pPr>
-        <w:pStyle w:val="Bibliography"/>
-      </w:pPr>
-      <w:r>
-        <w:t xml:space="preserve">Hansen, Michael. n.d.</w:t>
-      </w:r>
-      <w:r>
-        <w:t xml:space="preserve"> </w:t>
-      </w:r>
-      <w:r>
-        <w:t xml:space="preserve">“Piper: A Fast, Local Neural Text-to-Speech System.”</w:t>
-      </w:r>
-      <w:r>
-        <w:t xml:space="preserve"> </w:t>
-      </w:r>
-      <w:hyperlink r:id="rId49">
-        <w:r>
-          <w:rPr>
-            <w:rStyle w:val="Hyperlink"/>
-          </w:rPr>
-          <w:t xml:space="preserve">https://github.com/rhasspy/piper</w:t>
-        </w:r>
-      </w:hyperlink>
-      <w:r>
-        <w:t xml:space="preserve">.</w:t>
-      </w:r>
-      <w:r>
-        <w:t xml:space="preserve"> </w:t>
-      </w:r>
-      <w:hyperlink r:id="rId49">
-        <w:r>
-          <w:rPr>
-            <w:rStyle w:val="Hyperlink"/>
-          </w:rPr>
-          <w:t xml:space="preserve">https://github.com/rhasspy/piper</w:t>
-        </w:r>
-      </w:hyperlink>
-      <w:r>
-        <w:t xml:space="preserve">.</w:t>
-      </w:r>
-    </w:p>
-    <w:bookmarkEnd w:id="50"/>
-    <w:bookmarkStart w:id="52" w:name="ref-pdbms"/>
-    <w:p>
-      <w:pPr>
-        <w:pStyle w:val="Bibliography"/>
-      </w:pPr>
-      <w:r>
-        <w:t xml:space="preserve">Harchaoui, Warith. n.d.</w:t>
-      </w:r>
-      <w:r>
-        <w:t xml:space="preserve"> </w:t>
-      </w:r>
-      <w:r>
-        <w:t xml:space="preserve">“Pdbms: Pas de Bonne Ou de Mauvaise Situation — Speech Research Codebase.”</w:t>
-      </w:r>
-      <w:r>
-        <w:t xml:space="preserve"> </w:t>
-      </w:r>
-      <w:hyperlink r:id="rId51">
-        <w:r>
-          <w:rPr>
-            <w:rStyle w:val="Hyperlink"/>
-          </w:rPr>
-          <w:t xml:space="preserve">https://github.com/warith-harchaoui/pdbms</w:t>
-        </w:r>
-      </w:hyperlink>
-      <w:r>
-        <w:t xml:space="preserve">.</w:t>
-      </w:r>
-      <w:r>
-        <w:t xml:space="preserve"> </w:t>
-      </w:r>
-      <w:hyperlink r:id="rId51">
-        <w:r>
-          <w:rPr>
-            <w:rStyle w:val="Hyperlink"/>
-          </w:rPr>
-          <w:t xml:space="preserve">https://github.com/warith-harchaoui/pdbms</w:t>
-        </w:r>
-      </w:hyperlink>
-      <w:r>
-        <w:t xml:space="preserve">.</w:t>
-      </w:r>
-    </w:p>
-    <w:bookmarkEnd w:id="52"/>
-    <w:bookmarkStart w:id="55" w:name="ref-bofenghuangfrench"/>
-    <w:p>
-      <w:pPr>
-        <w:pStyle w:val="Bibliography"/>
-      </w:pPr>
-      <w:r>
-        <w:t xml:space="preserve">Huang, Bofeng. n.d.</w:t>
-      </w:r>
-      <w:r>
-        <w:t xml:space="preserve"> </w:t>
-      </w:r>
-      <w:r>
-        <w:t xml:space="preserve">“</w:t>
-      </w:r>
-      <w:r>
-        <w:t xml:space="preserve">whisper-large-v3-french</w:t>
-      </w:r>
-      <w:r>
-        <w:t xml:space="preserve"> </w:t>
-      </w:r>
-      <w:r>
-        <w:t xml:space="preserve">and Distilled Variants (</w:t>
-      </w:r>
-      <w:r>
-        <w:t xml:space="preserve">dec16</w:t>
-      </w:r>
-      <w:r>
-        <w:t xml:space="preserve">,</w:t>
-      </w:r>
-      <w:r>
-        <w:t xml:space="preserve"> </w:t>
-      </w:r>
-      <w:r>
-        <w:t xml:space="preserve">dec8</w:t>
-      </w:r>
-      <w:r>
-        <w:t xml:space="preserve">,</w:t>
-      </w:r>
-      <w:r>
-        <w:t xml:space="preserve"> </w:t>
-      </w:r>
-      <w:r>
-        <w:t xml:space="preserve">dec4</w:t>
-      </w:r>
-      <w:r>
-        <w:t xml:space="preserve">).”</w:t>
-      </w:r>
-      <w:r>
-        <w:t xml:space="preserve"> </w:t>
-      </w:r>
-      <w:hyperlink r:id="rId53">
-        <w:r>
-          <w:rPr>
-            <w:rStyle w:val="Hyperlink"/>
-          </w:rPr>
-          <w:t xml:space="preserve">https://huggingface.co/bofenghuang</w:t>
-        </w:r>
-      </w:hyperlink>
-      <w:r>
-        <w:t xml:space="preserve">.</w:t>
-      </w:r>
-      <w:r>
-        <w:t xml:space="preserve"> </w:t>
-      </w:r>
-      <w:hyperlink r:id="rId54">
-        <w:r>
-          <w:rPr>
-            <w:rStyle w:val="Hyperlink"/>
-          </w:rPr>
-          <w:t xml:space="preserve">https://huggingface.co/bofenghuang/whisper-large-v3-french-distil-dec4</w:t>
-        </w:r>
-      </w:hyperlink>
-      <w:r>
-        <w:t xml:space="preserve">.</w:t>
-      </w:r>
-    </w:p>
-    <w:bookmarkEnd w:id="55"/>
-    <w:bookmarkStart w:id="57" w:name="ref-distilwhispercard"/>
-    <w:p>
-      <w:pPr>
-        <w:pStyle w:val="Bibliography"/>
-      </w:pPr>
-      <w:r>
-        <w:t xml:space="preserve">Hugging Face — distil-whisper. n.d.</w:t>
-      </w:r>
-      <w:r>
-        <w:t xml:space="preserve"> </w:t>
-      </w:r>
-      <w:r>
-        <w:t xml:space="preserve">“</w:t>
-      </w:r>
-      <w:r>
-        <w:t xml:space="preserve">distil-large-v3</w:t>
-      </w:r>
-      <w:r>
-        <w:t xml:space="preserve"> </w:t>
-      </w:r>
-      <w:r>
-        <w:t xml:space="preserve">Model Card.”</w:t>
-      </w:r>
-      <w:r>
-        <w:t xml:space="preserve"> </w:t>
-      </w:r>
-      <w:hyperlink r:id="rId56">
-        <w:r>
-          <w:rPr>
-            <w:rStyle w:val="Hyperlink"/>
-          </w:rPr>
-          <w:t xml:space="preserve">https://huggingface.co/distil-whisper/distil-large-v3</w:t>
-        </w:r>
-      </w:hyperlink>
-      <w:r>
-        <w:t xml:space="preserve">.</w:t>
-      </w:r>
-      <w:r>
-        <w:t xml:space="preserve"> </w:t>
-      </w:r>
-      <w:hyperlink r:id="rId56">
-        <w:r>
-          <w:rPr>
-            <w:rStyle w:val="Hyperlink"/>
-          </w:rPr>
-          <w:t xml:space="preserve">https://huggingface.co/distil-whisper/distil-large-v3</w:t>
-        </w:r>
-      </w:hyperlink>
-      <w:r>
-        <w:t xml:space="preserve">.</w:t>
-      </w:r>
-    </w:p>
-    <w:bookmarkEnd w:id="57"/>
-    <w:bookmarkStart w:id="59" w:name="ref-titanet"/>
-    <w:p>
-      <w:pPr>
-        <w:pStyle w:val="Bibliography"/>
-      </w:pPr>
-      <w:r>
-        <w:t xml:space="preserve">Koluguri, Nithin Rao, Taejin Park, and Boris Ginsburg. 2022.</w:t>
-      </w:r>
-      <w:r>
-        <w:t xml:space="preserve"> </w:t>
-      </w:r>
-      <w:r>
-        <w:t xml:space="preserve">“</w:t>
-      </w:r>
-      <w:r>
-        <w:t xml:space="preserve">TitaNet</w:t>
-      </w:r>
-      <w:r>
-        <w:t xml:space="preserve">: Neural Model for Speaker Representation with 1D Depth-Wise Separable Convolutions and Global Context.”</w:t>
-      </w:r>
-      <w:r>
-        <w:t xml:space="preserve"> </w:t>
-      </w:r>
-      <w:hyperlink r:id="rId58">
-        <w:r>
-          <w:rPr>
-            <w:rStyle w:val="Hyperlink"/>
-          </w:rPr>
-          <w:t xml:space="preserve">https://arxiv.org/abs/2110.04410</w:t>
-        </w:r>
-      </w:hyperlink>
-      <w:r>
-        <w:t xml:space="preserve">.</w:t>
-      </w:r>
-    </w:p>
-    <w:bookmarkEnd w:id="59"/>
-    <w:bookmarkStart w:id="61" w:name="ref-livekitturndetector"/>
-    <w:p>
-      <w:pPr>
-        <w:pStyle w:val="Bibliography"/>
-      </w:pPr>
-      <w:r>
-        <w:t xml:space="preserve">LiveKit. 2026.</w:t>
-      </w:r>
-      <w:r>
-        <w:t xml:space="preserve"> </w:t>
-      </w:r>
-      <w:r>
-        <w:t xml:space="preserve">“Solving End-of-Turn Detection —</w:t>
-      </w:r>
-      <w:r>
-        <w:t xml:space="preserve"> </w:t>
-      </w:r>
-      <w:r>
-        <w:t xml:space="preserve">LiveKit Turn Detector v1.0</w:t>
-      </w:r>
-      <w:r>
-        <w:t xml:space="preserve">.”</w:t>
-      </w:r>
-      <w:r>
-        <w:t xml:space="preserve"> </w:t>
-      </w:r>
-      <w:hyperlink r:id="rId60">
-        <w:r>
-          <w:rPr>
-            <w:rStyle w:val="Hyperlink"/>
-          </w:rPr>
-          <w:t xml:space="preserve">https://livekit.com/blog/solving-end-of-turn-detection</w:t>
-        </w:r>
-      </w:hyperlink>
-      <w:r>
-        <w:t xml:space="preserve">.</w:t>
-      </w:r>
-      <w:r>
-        <w:t xml:space="preserve"> </w:t>
-      </w:r>
-      <w:hyperlink r:id="rId60">
-        <w:r>
-          <w:rPr>
-            <w:rStyle w:val="Hyperlink"/>
-          </w:rPr>
-          <w:t xml:space="preserve">https://livekit.com/blog/solving-end-of-turn-detection</w:t>
-        </w:r>
-      </w:hyperlink>
-      <w:r>
-        <w:t xml:space="preserve">.</w:t>
-      </w:r>
-    </w:p>
-    <w:bookmarkEnd w:id="61"/>
-    <w:bookmarkStart w:id="63" w:name="ref-livekitagents"/>
-    <w:p>
-      <w:pPr>
-        <w:pStyle w:val="Bibliography"/>
-      </w:pPr>
-      <w:r>
-        <w:t xml:space="preserve">———. n.d.a.</w:t>
-      </w:r>
-      <w:r>
-        <w:t xml:space="preserve"> </w:t>
-      </w:r>
-      <w:r>
-        <w:t xml:space="preserve">“</w:t>
-      </w:r>
-      <w:r>
-        <w:t xml:space="preserve">LiveKit Agents</w:t>
-      </w:r>
-      <w:r>
-        <w:t xml:space="preserve">: A Framework for Building Realtime Voice</w:t>
-      </w:r>
-      <w:r>
-        <w:t xml:space="preserve"> </w:t>
-      </w:r>
-      <w:r>
-        <w:t xml:space="preserve">AI</w:t>
-      </w:r>
-      <w:r>
-        <w:t xml:space="preserve"> </w:t>
-      </w:r>
-      <w:r>
-        <w:t xml:space="preserve">Agents.”</w:t>
-      </w:r>
-      <w:r>
-        <w:t xml:space="preserve"> </w:t>
-      </w:r>
-      <w:hyperlink r:id="rId62">
-        <w:r>
-          <w:rPr>
-            <w:rStyle w:val="Hyperlink"/>
-          </w:rPr>
-          <w:t xml:space="preserve">https://github.com/livekit/agents</w:t>
-        </w:r>
-      </w:hyperlink>
-      <w:r>
-        <w:t xml:space="preserve">.</w:t>
-      </w:r>
-      <w:r>
-        <w:t xml:space="preserve"> </w:t>
-      </w:r>
-      <w:hyperlink r:id="rId62">
-        <w:r>
-          <w:rPr>
-            <w:rStyle w:val="Hyperlink"/>
-          </w:rPr>
-          <w:t xml:space="preserve">https://github.com/livekit/agents</w:t>
-        </w:r>
-      </w:hyperlink>
-      <w:r>
-        <w:t xml:space="preserve">.</w:t>
-      </w:r>
-    </w:p>
-    <w:bookmarkEnd w:id="63"/>
-    <w:bookmarkStart w:id="65" w:name="ref-livekitturnblog"/>
-    <w:p>
-      <w:pPr>
-        <w:pStyle w:val="Bibliography"/>
-      </w:pPr>
-      <w:r>
-        <w:t xml:space="preserve">———. n.d.b.</w:t>
-      </w:r>
-      <w:r>
-        <w:t xml:space="preserve"> </w:t>
-      </w:r>
-      <w:r>
-        <w:t xml:space="preserve">“Turn Detection for Voice Agents: VAD, Endpointing, and Model-Based Detection.”</w:t>
-      </w:r>
-      <w:r>
-        <w:t xml:space="preserve"> </w:t>
-      </w:r>
-      <w:hyperlink r:id="rId64">
-        <w:r>
-          <w:rPr>
-            <w:rStyle w:val="Hyperlink"/>
-          </w:rPr>
-          <w:t xml:space="preserve">https://livekit.com/blog/turn-detection-voice-agents-vad-endpointing-model-based-detection</w:t>
-        </w:r>
-      </w:hyperlink>
-      <w:r>
-        <w:t xml:space="preserve">.</w:t>
-      </w:r>
-      <w:r>
-        <w:t xml:space="preserve"> </w:t>
-      </w:r>
-      <w:hyperlink r:id="rId64">
-        <w:r>
-          <w:rPr>
-            <w:rStyle w:val="Hyperlink"/>
-          </w:rPr>
-          <w:t xml:space="preserve">https://livekit.com/blog/turn-detection-voice-agents-vad-endpointing-model-based-detection</w:t>
-        </w:r>
-      </w:hyperlink>
-      <w:r>
-        <w:t xml:space="preserve">.</w:t>
-      </w:r>
-    </w:p>
-    <w:bookmarkEnd w:id="65"/>
-    <w:bookmarkStart w:id="67" w:name="ref-llama32"/>
-    <w:p>
-      <w:pPr>
-        <w:pStyle w:val="Bibliography"/>
-      </w:pPr>
-      <w:r>
-        <w:t xml:space="preserve">Meta AI. 2024.</w:t>
-      </w:r>
-      <w:r>
-        <w:t xml:space="preserve"> </w:t>
-      </w:r>
-      <w:r>
-        <w:t xml:space="preserve">“</w:t>
-      </w:r>
-      <w:r>
-        <w:t xml:space="preserve">Llama 3.2</w:t>
-      </w:r>
-      <w:r>
-        <w:t xml:space="preserve">: Lightweight and Vision Models for Local Inference.”</w:t>
-      </w:r>
-      <w:r>
-        <w:t xml:space="preserve"> </w:t>
-      </w:r>
-      <w:hyperlink r:id="rId66">
-        <w:r>
-          <w:rPr>
-            <w:rStyle w:val="Hyperlink"/>
-          </w:rPr>
-          <w:t xml:space="preserve">https://ai.meta.com/blog/llama-3-2-connect-2024-vision-edge-mobile-devices/</w:t>
-        </w:r>
-      </w:hyperlink>
-      <w:r>
-        <w:t xml:space="preserve">.</w:t>
-      </w:r>
-      <w:r>
-        <w:t xml:space="preserve"> </w:t>
-      </w:r>
-      <w:hyperlink r:id="rId66">
-        <w:r>
-          <w:rPr>
-            <w:rStyle w:val="Hyperlink"/>
-          </w:rPr>
-          <w:t xml:space="preserve">https://ai.meta.com/blog/llama-3-2-connect-2024-vision-edge-mobile-devices/</w:t>
-        </w:r>
-      </w:hyperlink>
-      <w:r>
-        <w:t xml:space="preserve">.</w:t>
-      </w:r>
-    </w:p>
-    <w:bookmarkEnd w:id="67"/>
-    <w:bookmarkStart w:id="69" w:name="ref-commonvoice"/>
-    <w:p>
-      <w:pPr>
-        <w:pStyle w:val="Bibliography"/>
-      </w:pPr>
-      <w:r>
-        <w:t xml:space="preserve">Mozilla. n.d.</w:t>
-      </w:r>
-      <w:r>
-        <w:t xml:space="preserve"> </w:t>
-      </w:r>
-      <w:r>
-        <w:t xml:space="preserve">“Common Voice: The World’s Largest Crowdsourced Multilingual Voice Dataset.”</w:t>
-      </w:r>
-      <w:r>
-        <w:t xml:space="preserve"> </w:t>
-      </w:r>
-      <w:hyperlink r:id="rId68">
-        <w:r>
-          <w:rPr>
-            <w:rStyle w:val="Hyperlink"/>
-          </w:rPr>
-          <w:t xml:space="preserve">https://commonvoice.mozilla.org</w:t>
-        </w:r>
-      </w:hyperlink>
-      <w:r>
-        <w:t xml:space="preserve">.</w:t>
-      </w:r>
-      <w:r>
-        <w:t xml:space="preserve"> </w:t>
-      </w:r>
-      <w:hyperlink r:id="rId68">
-        <w:r>
-          <w:rPr>
-            <w:rStyle w:val="Hyperlink"/>
-          </w:rPr>
-          <w:t xml:space="preserve">https://commonvoice.mozilla.org</w:t>
-        </w:r>
-      </w:hyperlink>
-      <w:r>
-        <w:t xml:space="preserve">.</w:t>
-      </w:r>
-    </w:p>
-    <w:bookmarkEnd w:id="69"/>
-    <w:bookmarkStart w:id="71" w:name="ref-nemo"/>
-    <w:p>
-      <w:pPr>
-        <w:pStyle w:val="Bibliography"/>
-      </w:pPr>
-      <w:r>
-        <w:t xml:space="preserve">NVIDIA. n.d.</w:t>
-      </w:r>
-      <w:r>
-        <w:t xml:space="preserve"> </w:t>
-      </w:r>
-      <w:r>
-        <w:t xml:space="preserve">“</w:t>
-      </w:r>
-      <w:r>
-        <w:t xml:space="preserve">NVIDIA NeMo</w:t>
-      </w:r>
-      <w:r>
-        <w:t xml:space="preserve">: A Toolkit for Conversational AI.”</w:t>
-      </w:r>
-      <w:r>
-        <w:t xml:space="preserve"> </w:t>
-      </w:r>
-      <w:hyperlink r:id="rId70">
-        <w:r>
-          <w:rPr>
-            <w:rStyle w:val="Hyperlink"/>
-          </w:rPr>
-          <w:t xml:space="preserve">https://github.com/NVIDIA/NeMo</w:t>
-        </w:r>
-      </w:hyperlink>
-      <w:r>
-        <w:t xml:space="preserve">.</w:t>
-      </w:r>
-      <w:r>
-        <w:t xml:space="preserve"> </w:t>
-      </w:r>
-      <w:hyperlink r:id="rId70">
-        <w:r>
-          <w:rPr>
-            <w:rStyle w:val="Hyperlink"/>
-          </w:rPr>
-          <w:t xml:space="preserve">https://github.com/NVIDIA/NeMo</w:t>
-        </w:r>
-      </w:hyperlink>
-      <w:r>
-        <w:t xml:space="preserve">.</w:t>
-      </w:r>
-    </w:p>
-    <w:bookmarkEnd w:id="71"/>
-    <w:bookmarkStart w:id="73" w:name="ref-sortformer"/>
-    <w:p>
-      <w:pPr>
-        <w:pStyle w:val="Bibliography"/>
-      </w:pPr>
-      <w:r>
-        <w:t xml:space="preserve">NVIDIA NeMo. n.d.</w:t>
-      </w:r>
-      <w:r>
-        <w:t xml:space="preserve"> </w:t>
-      </w:r>
-      <w:r>
-        <w:t xml:space="preserve">“Sortformer: End-to-End Speaker Diarization via Sort-Aware Transformer.”</w:t>
-      </w:r>
-      <w:r>
-        <w:t xml:space="preserve"> </w:t>
-      </w:r>
-      <w:hyperlink r:id="rId72">
-        <w:r>
-          <w:rPr>
-            <w:rStyle w:val="Hyperlink"/>
-          </w:rPr>
-          <w:t xml:space="preserve">https://huggingface.co/nvidia/diar_sortformer_v1</w:t>
-        </w:r>
-      </w:hyperlink>
-      <w:r>
-        <w:t xml:space="preserve">.</w:t>
-      </w:r>
-      <w:r>
-        <w:t xml:space="preserve"> </w:t>
-      </w:r>
-      <w:hyperlink r:id="rId72">
-        <w:r>
-          <w:rPr>
-            <w:rStyle w:val="Hyperlink"/>
-          </w:rPr>
-          <w:t xml:space="preserve">https://huggingface.co/nvidia/diar_sortformer_v1</w:t>
-        </w:r>
-      </w:hyperlink>
-      <w:r>
-        <w:t xml:space="preserve">.</w:t>
-      </w:r>
-    </w:p>
-    <w:bookmarkEnd w:id="73"/>
-    <w:bookmarkStart w:id="75" w:name="ref-ollama"/>
-    <w:p>
-      <w:pPr>
-        <w:pStyle w:val="Bibliography"/>
-      </w:pPr>
-      <w:r>
-        <w:t xml:space="preserve">Ollama. n.d.</w:t>
-      </w:r>
-      <w:r>
-        <w:t xml:space="preserve"> </w:t>
-      </w:r>
-      <w:r>
-        <w:t xml:space="preserve">“Ollama: Get up and Running with Large Language Models Locally.”</w:t>
-      </w:r>
-      <w:r>
-        <w:t xml:space="preserve"> </w:t>
-      </w:r>
-      <w:hyperlink r:id="rId74">
-        <w:r>
-          <w:rPr>
-            <w:rStyle w:val="Hyperlink"/>
-          </w:rPr>
-          <w:t xml:space="preserve">https://ollama.com</w:t>
-        </w:r>
-      </w:hyperlink>
-      <w:r>
-        <w:t xml:space="preserve">.</w:t>
-      </w:r>
-      <w:r>
-        <w:t xml:space="preserve"> </w:t>
-      </w:r>
-      <w:hyperlink r:id="rId74">
-        <w:r>
-          <w:rPr>
-            <w:rStyle w:val="Hyperlink"/>
-          </w:rPr>
-          <w:t xml:space="preserve">https://ollama.com</w:t>
-        </w:r>
-      </w:hyperlink>
-      <w:r>
-        <w:t xml:space="preserve">.</w:t>
-      </w:r>
-    </w:p>
-    <w:bookmarkEnd w:id="75"/>
-    <w:bookmarkStart w:id="77" w:name="ref-whisperturbo"/>
-    <w:p>
-      <w:pPr>
-        <w:pStyle w:val="Bibliography"/>
-      </w:pPr>
-      <w:r>
-        <w:t xml:space="preserve">OpenAI. 2024.</w:t>
-      </w:r>
-      <w:r>
-        <w:t xml:space="preserve"> </w:t>
-      </w:r>
-      <w:r>
-        <w:t xml:space="preserve">“</w:t>
-      </w:r>
-      <w:r>
-        <w:t xml:space="preserve">whisper-large-v3-turbo</w:t>
-      </w:r>
-      <w:r>
-        <w:t xml:space="preserve">: A Faster Whisper Inspired by Distil-Whisper.”</w:t>
-      </w:r>
-      <w:r>
-        <w:t xml:space="preserve"> </w:t>
-      </w:r>
-      <w:hyperlink r:id="rId76">
-        <w:r>
-          <w:rPr>
-            <w:rStyle w:val="Hyperlink"/>
-          </w:rPr>
-          <w:t xml:space="preserve">https://huggingface.co/openai/whisper-large-v3-turbo</w:t>
-        </w:r>
-      </w:hyperlink>
-      <w:r>
-        <w:t xml:space="preserve">.</w:t>
-      </w:r>
-      <w:r>
-        <w:t xml:space="preserve"> </w:t>
-      </w:r>
-      <w:hyperlink r:id="rId76">
-        <w:r>
-          <w:rPr>
-            <w:rStyle w:val="Hyperlink"/>
-          </w:rPr>
-          <w:t xml:space="preserve">https://huggingface.co/openai/whisper-large-v3-turbo</w:t>
-        </w:r>
-      </w:hyperlink>
-      <w:r>
-        <w:t xml:space="preserve">.</w:t>
-      </w:r>
-    </w:p>
-    <w:bookmarkEnd w:id="77"/>
-    <w:bookmarkStart w:id="79" w:name="ref-ctranslate2"/>
-    <w:p>
-      <w:pPr>
-        <w:pStyle w:val="Bibliography"/>
-      </w:pPr>
-      <w:r>
-        <w:t xml:space="preserve">OpenNMT. n.d.</w:t>
-      </w:r>
-      <w:r>
-        <w:t xml:space="preserve"> </w:t>
-      </w:r>
-      <w:r>
-        <w:t xml:space="preserve">“CTranslate2: Fast Inference Engine for Transformer Models.”</w:t>
-      </w:r>
-      <w:r>
-        <w:t xml:space="preserve"> </w:t>
-      </w:r>
-      <w:hyperlink r:id="rId78">
-        <w:r>
-          <w:rPr>
-            <w:rStyle w:val="Hyperlink"/>
-          </w:rPr>
-          <w:t xml:space="preserve">https://github.com/OpenNMT/CTranslate2</w:t>
-        </w:r>
-      </w:hyperlink>
-      <w:r>
-        <w:t xml:space="preserve">.</w:t>
-      </w:r>
-      <w:r>
-        <w:t xml:space="preserve"> </w:t>
-      </w:r>
-      <w:hyperlink r:id="rId78">
-        <w:r>
-          <w:rPr>
-            <w:rStyle w:val="Hyperlink"/>
-          </w:rPr>
-          <w:t xml:space="preserve">https://github.com/OpenNMT/CTranslate2</w:t>
-        </w:r>
-      </w:hyperlink>
-      <w:r>
-        <w:t xml:space="preserve">.</w:t>
-      </w:r>
-    </w:p>
-    <w:bookmarkEnd w:id="79"/>
-    <w:bookmarkStart w:id="81" w:name="ref-picovoicefalcon"/>
-    <w:p>
-      <w:pPr>
-        <w:pStyle w:val="Bibliography"/>
-      </w:pPr>
-      <w:r>
-        <w:t xml:space="preserve">Picovoice. 2026.</w:t>
-      </w:r>
-      <w:r>
-        <w:t xml:space="preserve"> </w:t>
-      </w:r>
-      <w:r>
-        <w:t xml:space="preserve">“State of Speaker Diarization 2026: Pyannote Vs Falcon.”</w:t>
-      </w:r>
-      <w:r>
-        <w:t xml:space="preserve"> </w:t>
-      </w:r>
-      <w:hyperlink r:id="rId80">
-        <w:r>
-          <w:rPr>
-            <w:rStyle w:val="Hyperlink"/>
-          </w:rPr>
-          <w:t xml:space="preserve">https://picovoice.ai/blog/state-of-speaker-diarization/</w:t>
-        </w:r>
-      </w:hyperlink>
-      <w:r>
-        <w:t xml:space="preserve">.</w:t>
-      </w:r>
-      <w:r>
-        <w:t xml:space="preserve"> </w:t>
-      </w:r>
-      <w:hyperlink r:id="rId80">
-        <w:r>
-          <w:rPr>
-            <w:rStyle w:val="Hyperlink"/>
-          </w:rPr>
-          <w:t xml:space="preserve">https://picovoice.ai/blog/state-of-speaker-diarization/</w:t>
-        </w:r>
-      </w:hyperlink>
-      <w:r>
-        <w:t xml:space="preserve">.</w:t>
-      </w:r>
-    </w:p>
-    <w:bookmarkEnd w:id="81"/>
-    <w:bookmarkStart w:id="83" w:name="ref-multilinguallibrispeech"/>
-    <w:p>
-      <w:pPr>
-        <w:pStyle w:val="Bibliography"/>
-      </w:pPr>
-      <w:r>
-        <w:t xml:space="preserve">Pratap, Vineel, Qiantong Xu, Anuroop Sriram, Gabriel Synnaeve, and Ronan Collobert. 2020.</w:t>
-      </w:r>
-      <w:r>
-        <w:t xml:space="preserve"> </w:t>
-      </w:r>
-      <w:r>
-        <w:t xml:space="preserve">“MLS: A Large-Scale Multilingual Dataset for Speech Research.”</w:t>
-      </w:r>
-      <w:r>
-        <w:t xml:space="preserve"> </w:t>
-      </w:r>
-      <w:hyperlink r:id="rId82">
-        <w:r>
-          <w:rPr>
-            <w:rStyle w:val="Hyperlink"/>
-          </w:rPr>
-          <w:t xml:space="preserve">https://arxiv.org/abs/2012.03411</w:t>
-        </w:r>
-      </w:hyperlink>
-      <w:r>
-        <w:t xml:space="preserve">.</w:t>
-      </w:r>
-    </w:p>
-    <w:bookmarkEnd w:id="83"/>
-    <w:bookmarkStart w:id="85" w:name="ref-pyannoteembedding"/>
-    <w:p>
-      <w:pPr>
-        <w:pStyle w:val="Bibliography"/>
-      </w:pPr>
-      <w:r>
-        <w:t xml:space="preserve">pyannote.audio. n.d.a.</w:t>
-      </w:r>
-      <w:r>
-        <w:t xml:space="preserve"> </w:t>
-      </w:r>
-      <w:r>
-        <w:t xml:space="preserve">“</w:t>
-      </w:r>
-      <w:r>
-        <w:t xml:space="preserve">pyannote/embedding</w:t>
-      </w:r>
-      <w:r>
-        <w:t xml:space="preserve"> </w:t>
-      </w:r>
-      <w:r>
-        <w:t xml:space="preserve">Model Card.”</w:t>
-      </w:r>
-      <w:r>
-        <w:t xml:space="preserve"> </w:t>
-      </w:r>
-      <w:hyperlink r:id="rId84">
-        <w:r>
-          <w:rPr>
-            <w:rStyle w:val="Hyperlink"/>
-          </w:rPr>
-          <w:t xml:space="preserve">https://huggingface.co/pyannote/embedding</w:t>
-        </w:r>
-      </w:hyperlink>
-      <w:r>
-        <w:t xml:space="preserve">.</w:t>
-      </w:r>
-      <w:r>
-        <w:t xml:space="preserve"> </w:t>
-      </w:r>
-      <w:hyperlink r:id="rId84">
-        <w:r>
-          <w:rPr>
-            <w:rStyle w:val="Hyperlink"/>
-          </w:rPr>
-          <w:t xml:space="preserve">https://huggingface.co/pyannote/embedding</w:t>
-        </w:r>
-      </w:hyperlink>
-      <w:r>
-        <w:t xml:space="preserve">.</w:t>
-      </w:r>
-    </w:p>
-    <w:bookmarkEnd w:id="85"/>
-    <w:bookmarkStart w:id="87" w:name="ref-pyannotediarization"/>
-    <w:p>
-      <w:pPr>
-        <w:pStyle w:val="Bibliography"/>
-      </w:pPr>
-      <w:r>
-        <w:t xml:space="preserve">———. n.d.b.</w:t>
-      </w:r>
-      <w:r>
-        <w:t xml:space="preserve"> </w:t>
-      </w:r>
-      <w:r>
-        <w:t xml:space="preserve">“</w:t>
-      </w:r>
-      <w:r>
-        <w:t xml:space="preserve">pyannote/speaker-diarization-3.1</w:t>
-      </w:r>
-      <w:r>
-        <w:t xml:space="preserve"> </w:t>
-      </w:r>
-      <w:r>
-        <w:t xml:space="preserve">Model Card.”</w:t>
-      </w:r>
-      <w:r>
-        <w:t xml:space="preserve"> </w:t>
-      </w:r>
-      <w:hyperlink r:id="rId86">
-        <w:r>
-          <w:rPr>
-            <w:rStyle w:val="Hyperlink"/>
-          </w:rPr>
-          <w:t xml:space="preserve">https://huggingface.co/pyannote/speaker-diarization-3.1</w:t>
-        </w:r>
-      </w:hyperlink>
-      <w:r>
-        <w:t xml:space="preserve">.</w:t>
-      </w:r>
-      <w:r>
-        <w:t xml:space="preserve"> </w:t>
-      </w:r>
-      <w:hyperlink r:id="rId86">
-        <w:r>
-          <w:rPr>
-            <w:rStyle w:val="Hyperlink"/>
-          </w:rPr>
-          <w:t xml:space="preserve">https://huggingface.co/pyannote/speaker-diarization-3.1</w:t>
-        </w:r>
-      </w:hyperlink>
-      <w:r>
-        <w:t xml:space="preserve">.</w:t>
-      </w:r>
-    </w:p>
-    <w:bookmarkEnd w:id="87"/>
-    <w:bookmarkStart w:id="89" w:name="ref-qwen25"/>
-    <w:p>
-      <w:pPr>
-        <w:pStyle w:val="Bibliography"/>
-      </w:pPr>
-      <w:r>
-        <w:t xml:space="preserve">Qwen Team, Alibaba. 2024.</w:t>
-      </w:r>
-      <w:r>
-        <w:t xml:space="preserve"> </w:t>
-      </w:r>
-      <w:r>
-        <w:t xml:space="preserve">“</w:t>
-      </w:r>
-      <w:r>
-        <w:t xml:space="preserve">Qwen2.5</w:t>
-      </w:r>
-      <w:r>
-        <w:t xml:space="preserve">: A Party of Foundation Models.”</w:t>
-      </w:r>
-      <w:r>
-        <w:t xml:space="preserve"> </w:t>
-      </w:r>
-      <w:hyperlink r:id="rId88">
-        <w:r>
-          <w:rPr>
-            <w:rStyle w:val="Hyperlink"/>
-          </w:rPr>
-          <w:t xml:space="preserve">https://qwenlm.github.io/blog/qwen2.5/</w:t>
-        </w:r>
-      </w:hyperlink>
-      <w:r>
-        <w:t xml:space="preserve">.</w:t>
-      </w:r>
-      <w:r>
-        <w:t xml:space="preserve"> </w:t>
-      </w:r>
-      <w:hyperlink r:id="rId88">
-        <w:r>
-          <w:rPr>
-            <w:rStyle w:val="Hyperlink"/>
-          </w:rPr>
-          <w:t xml:space="preserve">https://qwenlm.github.io/blog/qwen2.5/</w:t>
-        </w:r>
-      </w:hyperlink>
-      <w:r>
-        <w:t xml:space="preserve">.</w:t>
-      </w:r>
-    </w:p>
-    <w:bookmarkEnd w:id="89"/>
-    <w:bookmarkStart w:id="91" w:name="ref-qwen3"/>
-    <w:p>
-      <w:pPr>
-        <w:pStyle w:val="Bibliography"/>
-      </w:pPr>
-      <w:r>
-        <w:t xml:space="preserve">———. 2025.</w:t>
-      </w:r>
-      <w:r>
-        <w:t xml:space="preserve"> </w:t>
-      </w:r>
-      <w:r>
-        <w:t xml:space="preserve">“</w:t>
-      </w:r>
-      <w:r>
-        <w:t xml:space="preserve">Qwen3</w:t>
-      </w:r>
-      <w:r>
-        <w:t xml:space="preserve">: Think Deeper, Act Faster.”</w:t>
-      </w:r>
-      <w:r>
-        <w:t xml:space="preserve"> </w:t>
-      </w:r>
-      <w:hyperlink r:id="rId90">
-        <w:r>
-          <w:rPr>
-            <w:rStyle w:val="Hyperlink"/>
-          </w:rPr>
-          <w:t xml:space="preserve">https://qwenlm.github.io/blog/qwen3/</w:t>
-        </w:r>
-      </w:hyperlink>
-      <w:r>
-        <w:t xml:space="preserve">.</w:t>
-      </w:r>
-      <w:r>
-        <w:t xml:space="preserve"> </w:t>
-      </w:r>
-      <w:hyperlink r:id="rId90">
-        <w:r>
-          <w:rPr>
-            <w:rStyle w:val="Hyperlink"/>
-          </w:rPr>
-          <w:t xml:space="preserve">https://qwenlm.github.io/blog/qwen3/</w:t>
-        </w:r>
-      </w:hyperlink>
-      <w:r>
-        <w:t xml:space="preserve">.</w:t>
-      </w:r>
-    </w:p>
-    <w:bookmarkEnd w:id="91"/>
-    <w:bookmarkStart w:id="93" w:name="ref-radford2023whisper"/>
-    <w:p>
-      <w:pPr>
-        <w:pStyle w:val="Bibliography"/>
-      </w:pPr>
-      <w:r>
-        <w:t xml:space="preserve">Radford, Alec, Jong Wook Kim, Tao Xu, Greg Brockman, Christine McLeavey, and Ilya Sutskever. 2023.</w:t>
-      </w:r>
-      <w:r>
-        <w:t xml:space="preserve"> </w:t>
-      </w:r>
-      <w:r>
-        <w:t xml:space="preserve">“Robust Speech Recognition via Large-Scale Weak Supervision.”</w:t>
-      </w:r>
-      <w:r>
-        <w:t xml:space="preserve"> </w:t>
-      </w:r>
-      <w:r>
-        <w:t xml:space="preserve">In</w:t>
-      </w:r>
-      <w:r>
-        <w:t xml:space="preserve"> </w:t>
-      </w:r>
-      <w:r>
-        <w:rPr>
-          <w:i/>
-          <w:iCs/>
-        </w:rPr>
-        <w:t xml:space="preserve">Proceedings of the 40th International Conference on Machine Learning</w:t>
-      </w:r>
-      <w:r>
-        <w:t xml:space="preserve">.</w:t>
-      </w:r>
-      <w:r>
-        <w:t xml:space="preserve"> </w:t>
-      </w:r>
-      <w:hyperlink r:id="rId92">
-        <w:r>
-          <w:rPr>
-            <w:rStyle w:val="Hyperlink"/>
-          </w:rPr>
-          <w:t xml:space="preserve">https://arxiv.org/abs/2212.04356</w:t>
-        </w:r>
-      </w:hyperlink>
-      <w:r>
-        <w:t xml:space="preserve">.</w:t>
-      </w:r>
-    </w:p>
-    <w:bookmarkEnd w:id="93"/>
-    <w:bookmarkStart w:id="95" w:name="ref-pipervoices"/>
-    <w:p>
-      <w:pPr>
-        <w:pStyle w:val="Bibliography"/>
-      </w:pPr>
-      <w:r>
-        <w:t xml:space="preserve">rhasspy. n.d.</w:t>
-      </w:r>
-      <w:r>
-        <w:t xml:space="preserve"> </w:t>
-      </w:r>
-      <w:r>
-        <w:t xml:space="preserve">“</w:t>
-      </w:r>
-      <w:r>
-        <w:t xml:space="preserve">piper-voices</w:t>
-      </w:r>
-      <w:r>
-        <w:t xml:space="preserve">: ONNX Voice Models for Piper.”</w:t>
-      </w:r>
-      <w:r>
-        <w:t xml:space="preserve"> </w:t>
-      </w:r>
-      <w:hyperlink r:id="rId94">
-        <w:r>
-          <w:rPr>
-            <w:rStyle w:val="Hyperlink"/>
-          </w:rPr>
-          <w:t xml:space="preserve">https://huggingface.co/rhasspy/piper-voices</w:t>
-        </w:r>
-      </w:hyperlink>
-      <w:r>
-        <w:t xml:space="preserve">.</w:t>
-      </w:r>
-      <w:r>
-        <w:t xml:space="preserve"> </w:t>
-      </w:r>
-      <w:hyperlink r:id="rId94">
-        <w:r>
-          <w:rPr>
-            <w:rStyle w:val="Hyperlink"/>
-          </w:rPr>
-          <w:t xml:space="preserve">https://huggingface.co/rhasspy/piper-voices</w:t>
-        </w:r>
-      </w:hyperlink>
-      <w:r>
-        <w:t xml:space="preserve">.</w:t>
-      </w:r>
-    </w:p>
-    <w:bookmarkEnd w:id="95"/>
-    <w:bookmarkStart w:id="97" w:name="ref-sacks1974simplest"/>
-    <w:p>
-      <w:pPr>
-        <w:pStyle w:val="Bibliography"/>
-      </w:pPr>
-      <w:r>
-        <w:t xml:space="preserve">Sacks, Harvey, Emanuel A. Schegloff, and Gail Jefferson. 1974.</w:t>
-      </w:r>
-      <w:r>
-        <w:t xml:space="preserve"> </w:t>
-      </w:r>
-      <w:r>
-        <w:t xml:space="preserve">“A Simplest Systematics for the Organization of Turn-Taking for Conversation.”</w:t>
-      </w:r>
-      <w:r>
-        <w:t xml:space="preserve"> </w:t>
-      </w:r>
-      <w:r>
-        <w:rPr>
-          <w:i/>
-          <w:iCs/>
-        </w:rPr>
-        <w:t xml:space="preserve">Language</w:t>
-      </w:r>
-      <w:r>
-        <w:t xml:space="preserve"> </w:t>
-      </w:r>
-      <w:r>
-        <w:t xml:space="preserve">50 (4): 696–735.</w:t>
-      </w:r>
-      <w:r>
-        <w:t xml:space="preserve"> </w:t>
-      </w:r>
-      <w:hyperlink r:id="rId96">
-        <w:r>
-          <w:rPr>
-            <w:rStyle w:val="Hyperlink"/>
-          </w:rPr>
-          <w:t xml:space="preserve">https://doi.org/10.2307/412243</w:t>
-        </w:r>
-      </w:hyperlink>
-      <w:r>
-        <w:t xml:space="preserve">.</w:t>
-      </w:r>
-    </w:p>
-    <w:bookmarkEnd w:id="97"/>
-    <w:bookmarkStart w:id="99" w:name="ref-pywhispercpp"/>
-    <w:p>
-      <w:pPr>
-        <w:pStyle w:val="Bibliography"/>
-      </w:pPr>
-      <w:r>
-        <w:t xml:space="preserve">Saidi, Abdeladim. n.d.</w:t>
-      </w:r>
-      <w:r>
-        <w:t xml:space="preserve"> </w:t>
-      </w:r>
-      <w:r>
-        <w:t xml:space="preserve">“Pywhispercpp: Python Bindings for Whisper.cpp.”</w:t>
-      </w:r>
-      <w:r>
-        <w:t xml:space="preserve"> </w:t>
-      </w:r>
-      <w:hyperlink r:id="rId98">
-        <w:r>
-          <w:rPr>
-            <w:rStyle w:val="Hyperlink"/>
-          </w:rPr>
-          <w:t xml:space="preserve">https://github.com/abdeladim-s/pywhispercpp</w:t>
-        </w:r>
-      </w:hyperlink>
-      <w:r>
-        <w:t xml:space="preserve">.</w:t>
-      </w:r>
-      <w:r>
-        <w:t xml:space="preserve"> </w:t>
-      </w:r>
-      <w:hyperlink r:id="rId98">
-        <w:r>
-          <w:rPr>
-            <w:rStyle w:val="Hyperlink"/>
-          </w:rPr>
-          <w:t xml:space="preserve">https://github.com/abdeladim-s/pywhispercpp</w:t>
-        </w:r>
-      </w:hyperlink>
-      <w:r>
-        <w:t xml:space="preserve">.</w:t>
-      </w:r>
-    </w:p>
-    <w:bookmarkEnd w:id="99"/>
-    <w:bookmarkStart w:id="101" w:name="ref-silero"/>
-    <w:p>
-      <w:pPr>
-        <w:pStyle w:val="Bibliography"/>
-      </w:pPr>
-      <w:r>
-        <w:t xml:space="preserve">Silero Team. n.d.</w:t>
-      </w:r>
-      <w:r>
-        <w:t xml:space="preserve"> </w:t>
-      </w:r>
-      <w:r>
-        <w:t xml:space="preserve">“Silero VAD: Pre-Trained Enterprise-Grade Voice Activity Detector.”</w:t>
-      </w:r>
-      <w:r>
-        <w:t xml:space="preserve"> </w:t>
-      </w:r>
-      <w:hyperlink r:id="rId100">
-        <w:r>
-          <w:rPr>
-            <w:rStyle w:val="Hyperlink"/>
-          </w:rPr>
-          <w:t xml:space="preserve">https://github.com/snakers4/silero-vad</w:t>
-        </w:r>
-      </w:hyperlink>
-      <w:r>
-        <w:t xml:space="preserve">.</w:t>
-      </w:r>
-      <w:r>
-        <w:t xml:space="preserve"> </w:t>
-      </w:r>
-      <w:hyperlink r:id="rId100">
-        <w:r>
-          <w:rPr>
-            <w:rStyle w:val="Hyperlink"/>
-          </w:rPr>
-          <w:t xml:space="preserve">https://github.com/snakers4/silero-vad</w:t>
-        </w:r>
-      </w:hyperlink>
-      <w:r>
-        <w:t xml:space="preserve">.</w:t>
-      </w:r>
-    </w:p>
-    <w:bookmarkEnd w:id="101"/>
-    <w:bookmarkStart w:id="103" w:name="ref-fasterwhisper"/>
-    <w:p>
-      <w:pPr>
-        <w:pStyle w:val="Bibliography"/>
-      </w:pPr>
-      <w:r>
-        <w:t xml:space="preserve">SYSTRAN, and contributors. n.d.</w:t>
-      </w:r>
-      <w:r>
-        <w:t xml:space="preserve"> </w:t>
-      </w:r>
-      <w:r>
-        <w:t xml:space="preserve">“Faster-Whisper: Faster Whisper Transcription with CTranslate2.”</w:t>
-      </w:r>
-      <w:r>
-        <w:t xml:space="preserve"> </w:t>
-      </w:r>
-      <w:hyperlink r:id="rId102">
-        <w:r>
-          <w:rPr>
-            <w:rStyle w:val="Hyperlink"/>
-          </w:rPr>
-          <w:t xml:space="preserve">https://github.com/SYSTRAN/faster-whisper</w:t>
-        </w:r>
-      </w:hyperlink>
-      <w:r>
-        <w:t xml:space="preserve">.</w:t>
-      </w:r>
-      <w:r>
-        <w:t xml:space="preserve"> </w:t>
-      </w:r>
-      <w:hyperlink r:id="rId102">
-        <w:r>
-          <w:rPr>
-            <w:rStyle w:val="Hyperlink"/>
-          </w:rPr>
-          <w:t xml:space="preserve">https://github.com/SYSTRAN/faster-whisper</w:t>
-        </w:r>
-      </w:hyperlink>
-      <w:r>
-        <w:t xml:space="preserve">.</w:t>
-      </w:r>
-    </w:p>
-    <w:bookmarkEnd w:id="103"/>
-    <w:bookmarkStart w:id="105" w:name="ref-vllm"/>
-    <w:p>
-      <w:pPr>
-        <w:pStyle w:val="Bibliography"/>
-      </w:pPr>
-      <w:r>
-        <w:t xml:space="preserve">vLLM Team. n.d.</w:t>
-      </w:r>
-      <w:r>
-        <w:t xml:space="preserve"> </w:t>
-      </w:r>
-      <w:r>
-        <w:t xml:space="preserve">“vLLM: Easy, Fast, and Cheap</w:t>
-      </w:r>
-      <w:r>
-        <w:t xml:space="preserve"> </w:t>
-      </w:r>
-      <w:r>
-        <w:t xml:space="preserve">LLM</w:t>
-      </w:r>
-      <w:r>
-        <w:t xml:space="preserve"> </w:t>
-      </w:r>
-      <w:r>
-        <w:t xml:space="preserve">Serving with</w:t>
-      </w:r>
-      <w:r>
-        <w:t xml:space="preserve"> </w:t>
-      </w:r>
-      <w:r>
-        <w:t xml:space="preserve">PagedAttention</w:t>
-      </w:r>
-      <w:r>
-        <w:t xml:space="preserve">.”</w:t>
-      </w:r>
-      <w:r>
-        <w:t xml:space="preserve"> </w:t>
-      </w:r>
-      <w:hyperlink r:id="rId104">
-        <w:r>
-          <w:rPr>
-            <w:rStyle w:val="Hyperlink"/>
-          </w:rPr>
-          <w:t xml:space="preserve">https://github.com/vllm-project/vllm</w:t>
-        </w:r>
-      </w:hyperlink>
-      <w:r>
-        <w:t xml:space="preserve">.</w:t>
-      </w:r>
-      <w:r>
-        <w:t xml:space="preserve"> </w:t>
-      </w:r>
-      <w:hyperlink r:id="rId104">
-        <w:r>
-          <w:rPr>
-            <w:rStyle w:val="Hyperlink"/>
-          </w:rPr>
-          <w:t xml:space="preserve">https://github.com/vllm-project/vllm</w:t>
-        </w:r>
-      </w:hyperlink>
-      <w:r>
-        <w:t xml:space="preserve">.</w:t>
-      </w:r>
-    </w:p>
-    <w:bookmarkEnd w:id="105"/>
-    <w:bookmarkEnd w:id="106"/>
     <w:sectPr>
+      <w:footerReference r:id="rId10" w:type="even"/>
+      <w:footerReference r:id="rId9" w:type="default"/>
+      <w:footnotePr>
+        <w:numRestart w:val="eachSect"/>
+      </w:footnotePr>
       <w:pgSz w:h="16820" w:w="11900"/>
-      <w:pgMar w:bottom="1440" w:footer="720" w:gutter="0" w:header="720" w:left="1440" w:right="1440" w:top="1440"/>
+      <w:pgMar w:bottom="720" w:footer="720" w:gutter="0" w:header="720" w:left="720" w:right="720" w:top="720"/>
       <w:pgNumType w:start="1"/>
       <w:cols w:space="720"/>
-      <w:docGrid w:linePitch="354"/>
+      <w:docGrid w:linePitch="245"/>
     </w:sectPr>
   </w:body>
 </w:document>
@@ -7438,6 +5957,135 @@
 <w:comments xmlns:w="http://schemas.openxmlformats.org/wordprocessingml/2006/main" xmlns:m="http://schemas.openxmlformats.org/officeDocument/2006/math" xmlns:r="http://schemas.openxmlformats.org/officeDocument/2006/relationships" xmlns:o="urn:schemas-microsoft-com:office:office" xmlns:v="urn:schemas-microsoft-com:vml" xmlns:w10="urn:schemas-microsoft-com:office:word" xmlns:a="http://schemas.openxmlformats.org/drawingml/2006/main" xmlns:pic="http://schemas.openxmlformats.org/drawingml/2006/picture" xmlns:wp="http://schemas.openxmlformats.org/drawingml/2006/wordprocessingDrawing"/>
 </file>
 
+<file path=word/footer1.xml><?xml version="1.0" encoding="utf-8"?>
+<w:ftr xmlns:wpc="http://schemas.microsoft.com/office/word/2010/wordprocessingCanvas" xmlns:cx="http://schemas.microsoft.com/office/drawing/2014/chartex" xmlns:cx1="http://schemas.microsoft.com/office/drawing/2015/9/8/chartex" xmlns:cx2="http://schemas.microsoft.com/office/drawing/2015/10/21/chartex" xmlns:cx3="http://schemas.microsoft.com/office/drawing/2016/5/9/chartex" xmlns:cx4="http://schemas.microsoft.com/office/drawing/2016/5/10/chartex" xmlns:cx5="http://schemas.microsoft.com/office/drawing/2016/5/11/chartex" xmlns:cx6="http://schemas.microsoft.com/office/drawing/2016/5/12/chartex" xmlns:cx7="http://schemas.microsoft.com/office/drawing/2016/5/13/chartex" xmlns:cx8="http://schemas.microsoft.com/office/drawing/2016/5/14/chartex" xmlns:mc="http://schemas.openxmlformats.org/markup-compatibility/2006" xmlns:m="http://schemas.openxmlformats.org/officeDocument/2006/math" xmlns:aink="http://schemas.microsoft.com/office/drawing/2016/ink" xmlns:am3d="http://schemas.microsoft.com/office/drawing/2017/model3d" xmlns:oel="http://schemas.microsoft.com/office/2019/extlst" xmlns:r="http://schemas.openxmlformats.org/officeDocument/2006/relationships" xmlns:wp14="http://schemas.microsoft.com/office/word/2010/wordprocessingDrawing" xmlns:wp="http://schemas.openxmlformats.org/drawingml/2006/wordprocessingDrawing" xmlns:wpg="http://schemas.microsoft.com/office/word/2010/wordprocessingGroup" xmlns:wpi="http://schemas.microsoft.com/office/word/2010/wordprocessingInk" xmlns:wps="http://schemas.microsoft.com/office/word/2010/wordprocessingShape" xmlns:o="urn:schemas-microsoft-com:office:office" xmlns:v="urn:schemas-microsoft-com:vml" xmlns:w10="urn:schemas-microsoft-com:office:word" xmlns:w="http://schemas.openxmlformats.org/wordprocessingml/2006/main" xmlns:w14="http://schemas.microsoft.com/office/word/2010/wordml" xmlns:w15="http://schemas.microsoft.com/office/word/2012/wordml" xmlns:w16cex="http://schemas.microsoft.com/office/word/2018/wordml/cex" xmlns:w16cid="http://schemas.microsoft.com/office/word/2016/wordml/cid" xmlns:w16="http://schemas.microsoft.com/office/word/2018/wordml" xmlns:w16sdtdh="http://schemas.microsoft.com/office/word/2020/wordml/sdtdatahash" xmlns:w16sdtfl="http://schemas.microsoft.com/office/word/2024/wordml/sdtformatlock" xmlns:w16se="http://schemas.microsoft.com/office/word/2015/wordml/symex" xmlns:w16du="http://schemas.microsoft.com/office/word/2023/wordml/word16du" xmlns:wne="http://schemas.microsoft.com/office/word/2006/wordml" mc:Ignorable="w14 w15 w16se w16cid w16 w16cex w16sdtdh w16sdtfl w16du wp14">
+  <w:sdt>
+    <w:sdtPr>
+      <w:rPr>
+        <w:rStyle w:val="PageNumber"/>
+      </w:rPr>
+      <w:id w:val="-244878181"/>
+      <w:docPartObj>
+        <w:docPartGallery w:val="Page Numbers (Bottom of Page)"/>
+        <w:docPartUnique/>
+      </w:docPartObj>
+    </w:sdtPr>
+    <w:sdtContent>
+      <w:p>
+        <w:pPr>
+          <w:pStyle w:val="Footer"/>
+          <w:framePr w:wrap="none" w:vAnchor="text" w:hAnchor="margin" w:xAlign="right" w:y="1"/>
+          <w:rPr>
+            <w:rStyle w:val="PageNumber"/>
+          </w:rPr>
+        </w:pPr>
+        <w:r>
+          <w:rPr>
+            <w:rStyle w:val="PageNumber"/>
+          </w:rPr>
+          <w:fldChar w:fldCharType="begin"/>
+        </w:r>
+        <w:r>
+          <w:rPr>
+            <w:rStyle w:val="PageNumber"/>
+          </w:rPr>
+          <w:instrText xml:space="preserve"> PAGE </w:instrText>
+        </w:r>
+        <w:r>
+          <w:rPr>
+            <w:rStyle w:val="PageNumber"/>
+          </w:rPr>
+          <w:fldChar w:fldCharType="separate"/>
+        </w:r>
+        <w:r>
+          <w:rPr>
+            <w:rStyle w:val="PageNumber"/>
+          </w:rPr>
+          <w:fldChar w:fldCharType="end"/>
+        </w:r>
+      </w:p>
+    </w:sdtContent>
+  </w:sdt>
+  <w:p>
+    <w:pPr>
+      <w:pStyle w:val="Footer"/>
+      <w:ind w:right="360"/>
+    </w:pPr>
+  </w:p>
+</w:ftr>
+</file>
+
+<file path=word/footer2.xml><?xml version="1.0" encoding="utf-8"?>
+<w:ftr xmlns:wpc="http://schemas.microsoft.com/office/word/2010/wordprocessingCanvas" xmlns:cx="http://schemas.microsoft.com/office/drawing/2014/chartex" xmlns:cx1="http://schemas.microsoft.com/office/drawing/2015/9/8/chartex" xmlns:cx2="http://schemas.microsoft.com/office/drawing/2015/10/21/chartex" xmlns:cx3="http://schemas.microsoft.com/office/drawing/2016/5/9/chartex" xmlns:cx4="http://schemas.microsoft.com/office/drawing/2016/5/10/chartex" xmlns:cx5="http://schemas.microsoft.com/office/drawing/2016/5/11/chartex" xmlns:cx6="http://schemas.microsoft.com/office/drawing/2016/5/12/chartex" xmlns:cx7="http://schemas.microsoft.com/office/drawing/2016/5/13/chartex" xmlns:cx8="http://schemas.microsoft.com/office/drawing/2016/5/14/chartex" xmlns:mc="http://schemas.openxmlformats.org/markup-compatibility/2006" xmlns:m="http://schemas.openxmlformats.org/officeDocument/2006/math" xmlns:aink="http://schemas.microsoft.com/office/drawing/2016/ink" xmlns:am3d="http://schemas.microsoft.com/office/drawing/2017/model3d" xmlns:oel="http://schemas.microsoft.com/office/2019/extlst" xmlns:r="http://schemas.openxmlformats.org/officeDocument/2006/relationships" xmlns:wp14="http://schemas.microsoft.com/office/word/2010/wordprocessingDrawing" xmlns:wp="http://schemas.openxmlformats.org/drawingml/2006/wordprocessingDrawing" xmlns:wpg="http://schemas.microsoft.com/office/word/2010/wordprocessingGroup" xmlns:wpi="http://schemas.microsoft.com/office/word/2010/wordprocessingInk" xmlns:wps="http://schemas.microsoft.com/office/word/2010/wordprocessingShape" xmlns:o="urn:schemas-microsoft-com:office:office" xmlns:v="urn:schemas-microsoft-com:vml" xmlns:w10="urn:schemas-microsoft-com:office:word" xmlns:w="http://schemas.openxmlformats.org/wordprocessingml/2006/main" xmlns:w14="http://schemas.microsoft.com/office/word/2010/wordml" xmlns:w15="http://schemas.microsoft.com/office/word/2012/wordml" xmlns:w16cex="http://schemas.microsoft.com/office/word/2018/wordml/cex" xmlns:w16cid="http://schemas.microsoft.com/office/word/2016/wordml/cid" xmlns:w16="http://schemas.microsoft.com/office/word/2018/wordml" xmlns:w16sdtdh="http://schemas.microsoft.com/office/word/2020/wordml/sdtdatahash" xmlns:w16sdtfl="http://schemas.microsoft.com/office/word/2024/wordml/sdtformatlock" xmlns:w16se="http://schemas.microsoft.com/office/word/2015/wordml/symex" xmlns:w16du="http://schemas.microsoft.com/office/word/2023/wordml/word16du" xmlns:wne="http://schemas.microsoft.com/office/word/2006/wordml" mc:Ignorable="w14 w15 w16se w16cid w16 w16cex w16sdtdh w16sdtfl w16du wp14">
+  <w:sdt>
+    <w:sdtPr>
+      <w:rPr>
+        <w:rStyle w:val="PageNumber"/>
+      </w:rPr>
+      <w:id w:val="1655869973"/>
+      <w:docPartObj>
+        <w:docPartGallery w:val="Page Numbers (Bottom of Page)"/>
+        <w:docPartUnique/>
+      </w:docPartObj>
+    </w:sdtPr>
+    <w:sdtContent>
+      <w:p>
+        <w:pPr>
+          <w:pStyle w:val="Footer"/>
+          <w:framePr w:wrap="none" w:vAnchor="text" w:hAnchor="margin" w:xAlign="right" w:y="1"/>
+          <w:rPr>
+            <w:rStyle w:val="PageNumber"/>
+          </w:rPr>
+        </w:pPr>
+        <w:r>
+          <w:rPr>
+            <w:rStyle w:val="PageNumber"/>
+          </w:rPr>
+          <w:fldChar w:fldCharType="begin"/>
+        </w:r>
+        <w:r>
+          <w:rPr>
+            <w:rStyle w:val="PageNumber"/>
+          </w:rPr>
+          <w:instrText xml:space="preserve"> PAGE </w:instrText>
+        </w:r>
+        <w:r>
+          <w:rPr>
+            <w:rStyle w:val="PageNumber"/>
+          </w:rPr>
+          <w:fldChar w:fldCharType="separate"/>
+        </w:r>
+        <w:r>
+          <w:rPr>
+            <w:rStyle w:val="PageNumber"/>
+            <w:noProof/>
+          </w:rPr>
+          <w:t>1</w:t>
+        </w:r>
+        <w:r>
+          <w:rPr>
+            <w:rStyle w:val="PageNumber"/>
+          </w:rPr>
+          <w:fldChar w:fldCharType="end"/>
+        </w:r>
+        <w:r>
+          <w:rPr>
+            <w:rStyle w:val="PageNumber"/>
+          </w:rPr>
+          <w:t xml:space="preserve"> </w:t>
+        </w:r>
+      </w:p>
+    </w:sdtContent>
+  </w:sdt>
+  <w:p>
+    <w:pPr>
+      <w:pStyle w:val="Footer"/>
+      <w:ind w:right="360"/>
+    </w:pPr>
+  </w:p>
+</w:ftr>
+</file>
+
 <file path=word/footnotes.xml><?xml version="1.0" encoding="utf-8"?>
 <w:footnotes xmlns:w="http://schemas.openxmlformats.org/wordprocessingml/2006/main" xmlns:m="http://schemas.openxmlformats.org/officeDocument/2006/math" xmlns:r="http://schemas.openxmlformats.org/officeDocument/2006/relationships" xmlns:o="urn:schemas-microsoft-com:office:office" xmlns:v="urn:schemas-microsoft-com:vml" xmlns:w10="urn:schemas-microsoft-com:office:word" xmlns:a="http://schemas.openxmlformats.org/drawingml/2006/main" xmlns:pic="http://schemas.openxmlformats.org/drawingml/2006/picture" xmlns:wp="http://schemas.openxmlformats.org/drawingml/2006/wordprocessingDrawing">
   <w:footnote w:type="continuationSeparator" w:id="0">
@@ -7458,7 +6106,274 @@
 </file>
 
 <file path=word/numbering.xml><?xml version="1.0" encoding="utf-8"?>
-<w:numbering xmlns:w="http://schemas.openxmlformats.org/wordprocessingml/2006/main">
+<w:numbering xmlns:aink="http://schemas.microsoft.com/office/drawing/2016/ink" xmlns:am3d="http://schemas.microsoft.com/office/drawing/2017/model3d" xmlns:cx="http://schemas.microsoft.com/office/drawing/2014/chartex" xmlns:cx1="http://schemas.microsoft.com/office/drawing/2015/9/8/chartex" xmlns:cx2="http://schemas.microsoft.com/office/drawing/2015/10/21/chartex" xmlns:cx3="http://schemas.microsoft.com/office/drawing/2016/5/9/chartex" xmlns:cx4="http://schemas.microsoft.com/office/drawing/2016/5/10/chartex" xmlns:cx5="http://schemas.microsoft.com/office/drawing/2016/5/11/chartex" xmlns:cx6="http://schemas.microsoft.com/office/drawing/2016/5/12/chartex" xmlns:cx7="http://schemas.microsoft.com/office/drawing/2016/5/13/chartex" xmlns:cx8="http://schemas.microsoft.com/office/drawing/2016/5/14/chartex" xmlns:m="http://schemas.openxmlformats.org/officeDocument/2006/math" xmlns:mc="http://schemas.openxmlformats.org/markup-compatibility/2006" xmlns:o="urn:schemas-microsoft-com:office:office" xmlns:oel="http://schemas.microsoft.com/office/2019/extlst" xmlns:r="http://schemas.openxmlformats.org/officeDocument/2006/relationships" xmlns:v="urn:schemas-microsoft-com:vml" xmlns:w="http://schemas.openxmlformats.org/wordprocessingml/2006/main" xmlns:w10="urn:schemas-microsoft-com:office:word" xmlns:w14="http://schemas.microsoft.com/office/word/2010/wordml" xmlns:w15="http://schemas.microsoft.com/office/word/2012/wordml" xmlns:w16="http://schemas.microsoft.com/office/word/2018/wordml" xmlns:w16cex="http://schemas.microsoft.com/office/word/2018/wordml/cex" xmlns:w16cid="http://schemas.microsoft.com/office/word/2016/wordml/cid" xmlns:w16du="http://schemas.microsoft.com/office/word/2023/wordml/word16du" xmlns:w16sdtdh="http://schemas.microsoft.com/office/word/2020/wordml/sdtdatahash" xmlns:w16sdtfl="http://schemas.microsoft.com/office/word/2024/wordml/sdtformatlock" xmlns:w16se="http://schemas.microsoft.com/office/word/2015/wordml/symex" xmlns:wne="http://schemas.microsoft.com/office/word/2006/wordml" xmlns:wp="http://schemas.openxmlformats.org/drawingml/2006/wordprocessingDrawing" xmlns:wp14="http://schemas.microsoft.com/office/word/2010/wordprocessingDrawing" xmlns:wpc="http://schemas.microsoft.com/office/word/2010/wordprocessingCanvas" xmlns:wpg="http://schemas.microsoft.com/office/word/2010/wordprocessingGroup" xmlns:wpi="http://schemas.microsoft.com/office/word/2010/wordprocessingInk" xmlns:wps="http://schemas.microsoft.com/office/word/2010/wordprocessingShape" mc:Ignorable="w14 w15 w16se w16cid w16 w16cex w16sdtdh w16sdtfl w16du wp14">
+  <w:abstractNum w15:restartNumberingAfterBreak="0" w:abstractNumId="0">
+    <w:nsid w:val="0000A990"/>
+    <w:multiLevelType w:val="multilevel"/>
+    <w:tmpl w:val="317CB6F2"/>
+    <w:lvl w:ilvl="0">
+      <w:numFmt w:val="bullet"/>
+      <w:lvlText w:val=" "/>
+      <w:lvlJc w:val="left"/>
+      <w:pPr>
+        <w:ind w:hanging="360" w:left="720"/>
+      </w:pPr>
+    </w:lvl>
+    <w:lvl w:ilvl="1">
+      <w:numFmt w:val="bullet"/>
+      <w:lvlText w:val=" "/>
+      <w:lvlJc w:val="left"/>
+      <w:pPr>
+        <w:ind w:hanging="360" w:left="1440"/>
+      </w:pPr>
+    </w:lvl>
+    <w:lvl w:ilvl="2">
+      <w:numFmt w:val="bullet"/>
+      <w:lvlText w:val=" "/>
+      <w:lvlJc w:val="left"/>
+      <w:pPr>
+        <w:ind w:hanging="360" w:left="2160"/>
+      </w:pPr>
+    </w:lvl>
+    <w:lvl w:ilvl="3">
+      <w:numFmt w:val="bullet"/>
+      <w:lvlText w:val=" "/>
+      <w:lvlJc w:val="left"/>
+      <w:pPr>
+        <w:ind w:hanging="360" w:left="2880"/>
+      </w:pPr>
+    </w:lvl>
+    <w:lvl w:ilvl="4">
+      <w:numFmt w:val="bullet"/>
+      <w:lvlText w:val=" "/>
+      <w:lvlJc w:val="left"/>
+      <w:pPr>
+        <w:ind w:hanging="360" w:left="3600"/>
+      </w:pPr>
+    </w:lvl>
+    <w:lvl w:ilvl="5">
+      <w:numFmt w:val="bullet"/>
+      <w:lvlText w:val=" "/>
+      <w:lvlJc w:val="left"/>
+      <w:pPr>
+        <w:ind w:hanging="360" w:left="4320"/>
+      </w:pPr>
+    </w:lvl>
+    <w:lvl w:ilvl="6">
+      <w:numFmt w:val="bullet"/>
+      <w:lvlText w:val=" "/>
+      <w:lvlJc w:val="left"/>
+      <w:pPr>
+        <w:ind w:hanging="360" w:left="5040"/>
+      </w:pPr>
+    </w:lvl>
+    <w:lvl w:ilvl="7">
+      <w:numFmt w:val="bullet"/>
+      <w:lvlText w:val=" "/>
+      <w:lvlJc w:val="left"/>
+      <w:pPr>
+        <w:ind w:hanging="360" w:left="5760"/>
+      </w:pPr>
+    </w:lvl>
+    <w:lvl w:ilvl="8">
+      <w:numFmt w:val="bullet"/>
+      <w:lvlText w:val=" "/>
+      <w:lvlJc w:val="left"/>
+      <w:pPr>
+        <w:ind w:hanging="360" w:left="6480"/>
+      </w:pPr>
+    </w:lvl>
+  </w:abstractNum>
+  <w:abstractNum w15:restartNumberingAfterBreak="0" w:abstractNumId="1">
+    <w:nsid w:val="0000A991"/>
+    <w:multiLevelType w:val="multilevel"/>
+    <w:tmpl w:val="B3C05124"/>
+    <w:lvl w:ilvl="0">
+      <w:numFmt w:val="bullet"/>
+      <w:lvlText w:val=""/>
+      <w:lvlJc w:val="left"/>
+      <w:pPr>
+        <w:ind w:hanging="360" w:left="720"/>
+      </w:pPr>
+      <w:rPr>
+        <w:rFonts w:ascii="Symbol" w:cs="Symbol" w:hAnsi="Symbol" w:hint="default"/>
+      </w:rPr>
+    </w:lvl>
+    <w:lvl w:ilvl="1">
+      <w:numFmt w:val="bullet"/>
+      <w:lvlText w:val="o"/>
+      <w:lvlJc w:val="left"/>
+      <w:pPr>
+        <w:ind w:hanging="360" w:left="1440"/>
+      </w:pPr>
+      <w:rPr>
+        <w:rFonts w:ascii="Courier New" w:cs="Courier New" w:hAnsi="Courier New" w:hint="default"/>
+      </w:rPr>
+    </w:lvl>
+    <w:lvl w:ilvl="2">
+      <w:numFmt w:val="bullet"/>
+      <w:lvlText w:val=""/>
+      <w:lvlJc w:val="left"/>
+      <w:pPr>
+        <w:ind w:hanging="360" w:left="2160"/>
+      </w:pPr>
+      <w:rPr>
+        <w:rFonts w:ascii="Wingdings" w:cs="Wingdings" w:hAnsi="Wingdings" w:hint="default"/>
+      </w:rPr>
+    </w:lvl>
+    <w:lvl w:ilvl="3">
+      <w:numFmt w:val="bullet"/>
+      <w:lvlText w:val=""/>
+      <w:lvlJc w:val="left"/>
+      <w:pPr>
+        <w:ind w:hanging="360" w:left="2880"/>
+      </w:pPr>
+      <w:rPr>
+        <w:rFonts w:ascii="Symbol" w:cs="Symbol" w:hAnsi="Symbol" w:hint="default"/>
+      </w:rPr>
+    </w:lvl>
+    <w:lvl w:ilvl="4">
+      <w:numFmt w:val="bullet"/>
+      <w:lvlText w:val="o"/>
+      <w:lvlJc w:val="left"/>
+      <w:pPr>
+        <w:ind w:hanging="360" w:left="3600"/>
+      </w:pPr>
+      <w:rPr>
+        <w:rFonts w:ascii="Courier New" w:cs="Courier New" w:hAnsi="Courier New" w:hint="default"/>
+      </w:rPr>
+    </w:lvl>
+    <w:lvl w:ilvl="5">
+      <w:numFmt w:val="bullet"/>
+      <w:lvlText w:val=""/>
+      <w:lvlJc w:val="left"/>
+      <w:pPr>
+        <w:ind w:hanging="360" w:left="4320"/>
+      </w:pPr>
+      <w:rPr>
+        <w:rFonts w:ascii="Wingdings" w:cs="Wingdings" w:hAnsi="Wingdings" w:hint="default"/>
+      </w:rPr>
+    </w:lvl>
+    <w:lvl w:ilvl="6">
+      <w:numFmt w:val="bullet"/>
+      <w:lvlText w:val=""/>
+      <w:lvlJc w:val="left"/>
+      <w:pPr>
+        <w:ind w:hanging="360" w:left="5040"/>
+      </w:pPr>
+      <w:rPr>
+        <w:rFonts w:ascii="Symbol" w:cs="Symbol" w:hAnsi="Symbol" w:hint="default"/>
+      </w:rPr>
+    </w:lvl>
+    <w:lvl w:ilvl="7">
+      <w:numFmt w:val="bullet"/>
+      <w:lvlText w:val="o"/>
+      <w:lvlJc w:val="left"/>
+      <w:pPr>
+        <w:ind w:hanging="360" w:left="5760"/>
+      </w:pPr>
+      <w:rPr>
+        <w:rFonts w:ascii="Courier New" w:cs="Courier New" w:hAnsi="Courier New" w:hint="default"/>
+      </w:rPr>
+    </w:lvl>
+    <w:lvl w:ilvl="8">
+      <w:numFmt w:val="bullet"/>
+      <w:lvlText w:val=""/>
+      <w:lvlJc w:val="left"/>
+      <w:pPr>
+        <w:ind w:hanging="360" w:left="6480"/>
+      </w:pPr>
+      <w:rPr>
+        <w:rFonts w:ascii="Wingdings" w:cs="Wingdings" w:hAnsi="Wingdings" w:hint="default"/>
+      </w:rPr>
+    </w:lvl>
+  </w:abstractNum>
+  <w:abstractNum w15:restartNumberingAfterBreak="0" w:abstractNumId="2">
+    <w:nsid w:val="00A99411"/>
+    <w:multiLevelType w:val="multilevel"/>
+    <w:tmpl w:val="DC703C5E"/>
+    <w:lvl w:ilvl="0">
+      <w:start w:val="1"/>
+      <w:numFmt w:val="decimal"/>
+      <w:lvlText w:val="%1."/>
+      <w:lvlJc w:val="left"/>
+      <w:pPr>
+        <w:ind w:hanging="360" w:left="720"/>
+      </w:pPr>
+    </w:lvl>
+    <w:lvl w:ilvl="1">
+      <w:start w:val="1"/>
+      <w:numFmt w:val="decimal"/>
+      <w:lvlText w:val="%2."/>
+      <w:lvlJc w:val="left"/>
+      <w:pPr>
+        <w:ind w:hanging="360" w:left="1440"/>
+      </w:pPr>
+    </w:lvl>
+    <w:lvl w:ilvl="2">
+      <w:start w:val="1"/>
+      <w:numFmt w:val="decimal"/>
+      <w:lvlText w:val="%3."/>
+      <w:lvlJc w:val="left"/>
+      <w:pPr>
+        <w:ind w:hanging="360" w:left="2160"/>
+      </w:pPr>
+    </w:lvl>
+    <w:lvl w:ilvl="3">
+      <w:start w:val="1"/>
+      <w:numFmt w:val="decimal"/>
+      <w:lvlText w:val="%4."/>
+      <w:lvlJc w:val="left"/>
+      <w:pPr>
+        <w:ind w:hanging="360" w:left="2880"/>
+      </w:pPr>
+    </w:lvl>
+    <w:lvl w:ilvl="4">
+      <w:start w:val="1"/>
+      <w:numFmt w:val="decimal"/>
+      <w:lvlText w:val="%5."/>
+      <w:lvlJc w:val="left"/>
+      <w:pPr>
+        <w:ind w:hanging="360" w:left="3600"/>
+      </w:pPr>
+    </w:lvl>
+    <w:lvl w:ilvl="5">
+      <w:start w:val="1"/>
+      <w:numFmt w:val="decimal"/>
+      <w:lvlText w:val="%6."/>
+      <w:lvlJc w:val="left"/>
+      <w:pPr>
+        <w:ind w:hanging="360" w:left="4320"/>
+      </w:pPr>
+    </w:lvl>
+    <w:lvl w:ilvl="6">
+      <w:start w:val="1"/>
+      <w:numFmt w:val="decimal"/>
+      <w:lvlText w:val="%7."/>
+      <w:lvlJc w:val="left"/>
+      <w:pPr>
+        <w:ind w:hanging="360" w:left="5040"/>
+      </w:pPr>
+    </w:lvl>
+    <w:lvl w:ilvl="7">
+      <w:start w:val="1"/>
+      <w:numFmt w:val="decimal"/>
+      <w:lvlText w:val="%8."/>
+      <w:lvlJc w:val="left"/>
+      <w:pPr>
+        <w:ind w:hanging="360" w:left="5760"/>
+      </w:pPr>
+    </w:lvl>
+    <w:lvl w:ilvl="8">
+      <w:start w:val="1"/>
+      <w:numFmt w:val="decimal"/>
+      <w:lvlText w:val="%9."/>
+      <w:lvlJc w:val="left"/>
+      <w:pPr>
+        <w:ind w:hanging="360" w:left="6480"/>
+      </w:pPr>
+    </w:lvl>
+  </w:abstractNum>
   <w:abstractNum w:abstractNumId="990">
     <w:nsid w:val="0000A990"/>
     <w:multiLevelType w:val="multilevel"/>
@@ -7723,6 +6638,45 @@
       </w:pPr>
     </w:lvl>
   </w:abstractNum>
+  <w:num w16cid:durableId="1535263410" w:numId="1">
+    <w:abstractNumId w:val="0"/>
+  </w:num>
+  <w:num w16cid:durableId="405805055" w:numId="2">
+    <w:abstractNumId w:val="1"/>
+  </w:num>
+  <w:num w16cid:durableId="1249343311" w:numId="3">
+    <w:abstractNumId w:val="1"/>
+  </w:num>
+  <w:num w16cid:durableId="1341660740" w:numId="4">
+    <w:abstractNumId w:val="2"/>
+    <w:lvlOverride w:ilvl="0">
+      <w:startOverride w:val="1"/>
+    </w:lvlOverride>
+    <w:lvlOverride w:ilvl="1">
+      <w:startOverride w:val="1"/>
+    </w:lvlOverride>
+    <w:lvlOverride w:ilvl="2">
+      <w:startOverride w:val="1"/>
+    </w:lvlOverride>
+    <w:lvlOverride w:ilvl="3">
+      <w:startOverride w:val="1"/>
+    </w:lvlOverride>
+    <w:lvlOverride w:ilvl="4">
+      <w:startOverride w:val="1"/>
+    </w:lvlOverride>
+    <w:lvlOverride w:ilvl="5">
+      <w:startOverride w:val="1"/>
+    </w:lvlOverride>
+    <w:lvlOverride w:ilvl="6">
+      <w:startOverride w:val="1"/>
+    </w:lvlOverride>
+    <w:lvlOverride w:ilvl="7">
+      <w:startOverride w:val="1"/>
+    </w:lvlOverride>
+    <w:lvlOverride w:ilvl="8">
+      <w:startOverride w:val="1"/>
+    </w:lvlOverride>
+  </w:num>
   <w:num w:numId="1000">
     <w:abstractNumId w:val="990"/>
   </w:num>
@@ -7805,137 +6759,24 @@
 </file>
 
 <file path=word/styles.xml><?xml version="1.0" encoding="utf-8"?>
-<w:styles xmlns:mc="http://schemas.openxmlformats.org/markup-compatibility/2006" xmlns:r="http://schemas.openxmlformats.org/officeDocument/2006/relationships" xmlns:w="http://schemas.openxmlformats.org/wordprocessingml/2006/main" xmlns:w14="http://schemas.microsoft.com/office/word/2010/wordml" xmlns:w15="http://schemas.microsoft.com/office/word/2012/wordml" xmlns:w16="http://schemas.microsoft.com/office/word/2018/wordml" xmlns:w16cex="http://schemas.microsoft.com/office/word/2018/wordml/cex" xmlns:w16cid="http://schemas.microsoft.com/office/word/2016/wordml/cid" xmlns:w16du="http://schemas.microsoft.com/office/word/2023/wordml/word16du" xmlns:w16sdtdh="http://schemas.microsoft.com/office/word/2020/wordml/sdtdatahash" xmlns:w16sdtfl="http://schemas.microsoft.com/office/word/2024/wordml/sdtformatlock" xmlns:w16se="http://schemas.microsoft.com/office/word/2015/wordml/symex" mc:Ignorable="w14 w15 w16se w16cid w16 w16cex w16sdtdh w16sdtfl w16du">
+<w:styles xmlns:ns1="http://schemas.openxmlformats.org/markup-compatibility/2006" xmlns:w="http://schemas.openxmlformats.org/wordprocessingml/2006/main" ns1:Ignorable="w14 w15 w16se w16cid w16 w16cex w16sdtdh w16sdtfl w16du">
   <w:docDefaults>
     <w:rPrDefault>
       <w:rPr>
-        <w:rFonts w:ascii="Gill Sans" w:cs="Gill Sans" w:eastAsia="Gill Sans" w:hAnsi="Gill Sans"/>
-        <w:sz w:val="26"/>
-        <w:szCs w:val="26"/>
-        <w:lang w:bidi="ar-SA" w:eastAsia="en-US" w:val="en"/>
+        <w:rFonts w:asciiTheme="minorHAnsi" w:cstheme="minorBidi" w:eastAsiaTheme="minorHAnsi" w:hAnsiTheme="minorHAnsi"/>
+        <w:sz w:val="24"/>
+        <w:szCs w:val="24"/>
+        <w:lang w:bidi="ar-SA" w:eastAsia="en-US" w:val="en-US"/>
       </w:rPr>
     </w:rPrDefault>
     <w:pPrDefault>
       <w:pPr>
-        <w:tabs>
-          <w:tab w:pos="6570" w:val="left"/>
-          <w:tab w:pos="3330" w:val="left"/>
-        </w:tabs>
+        <w:spacing w:after="200"/>
       </w:pPr>
     </w:pPrDefault>
   </w:docDefaults>
-  <w:latentStyles w:count="376" w:defLockedState="0" w:defQFormat="0" w:defSemiHidden="0" w:defUIPriority="99" w:defUnhideWhenUsed="0">
-    <w:lsdException w:name="Normal" w:qFormat="1" w:uiPriority="0"/>
-    <w:lsdException w:name="heading 1" w:qFormat="1" w:uiPriority="9"/>
-    <w:lsdException w:name="heading 2" w:qFormat="1" w:semiHidden="1" w:uiPriority="9" w:unhideWhenUsed="1"/>
-    <w:lsdException w:name="heading 3" w:qFormat="1" w:semiHidden="1" w:uiPriority="9" w:unhideWhenUsed="1"/>
-    <w:lsdException w:name="heading 4" w:qFormat="1" w:semiHidden="1" w:uiPriority="9" w:unhideWhenUsed="1"/>
-    <w:lsdException w:name="heading 5" w:qFormat="1" w:semiHidden="1" w:uiPriority="9" w:unhideWhenUsed="1"/>
-    <w:lsdException w:name="heading 6" w:qFormat="1" w:semiHidden="1" w:uiPriority="9" w:unhideWhenUsed="1"/>
-    <w:lsdException w:name="heading 7" w:qFormat="1" w:semiHidden="1" w:uiPriority="9" w:unhideWhenUsed="1"/>
-    <w:lsdException w:name="heading 8" w:qFormat="1" w:semiHidden="1" w:uiPriority="9" w:unhideWhenUsed="1"/>
-    <w:lsdException w:name="heading 9" w:qFormat="1" w:semiHidden="1" w:uiPriority="9" w:unhideWhenUsed="1"/>
-    <w:lsdException w:name="index 1" w:semiHidden="1" w:unhideWhenUsed="1"/>
-    <w:lsdException w:name="index 2" w:semiHidden="1" w:unhideWhenUsed="1"/>
-    <w:lsdException w:name="index 3" w:semiHidden="1" w:unhideWhenUsed="1"/>
-    <w:lsdException w:name="index 4" w:semiHidden="1" w:unhideWhenUsed="1"/>
-    <w:lsdException w:name="index 5" w:semiHidden="1" w:unhideWhenUsed="1"/>
-    <w:lsdException w:name="index 6" w:semiHidden="1" w:unhideWhenUsed="1"/>
-    <w:lsdException w:name="index 7" w:semiHidden="1" w:unhideWhenUsed="1"/>
-    <w:lsdException w:name="index 8" w:semiHidden="1" w:unhideWhenUsed="1"/>
-    <w:lsdException w:name="index 9" w:semiHidden="1" w:unhideWhenUsed="1"/>
-    <w:lsdException w:name="toc 1" w:semiHidden="1" w:uiPriority="39" w:unhideWhenUsed="1"/>
-    <w:lsdException w:name="toc 2" w:semiHidden="1" w:uiPriority="39" w:unhideWhenUsed="1"/>
-    <w:lsdException w:name="toc 3" w:semiHidden="1" w:uiPriority="39" w:unhideWhenUsed="1"/>
-    <w:lsdException w:name="toc 4" w:semiHidden="1" w:uiPriority="39" w:unhideWhenUsed="1"/>
-    <w:lsdException w:name="toc 5" w:semiHidden="1" w:uiPriority="39" w:unhideWhenUsed="1"/>
-    <w:lsdException w:name="toc 6" w:semiHidden="1" w:uiPriority="39" w:unhideWhenUsed="1"/>
-    <w:lsdException w:name="toc 7" w:semiHidden="1" w:uiPriority="39" w:unhideWhenUsed="1"/>
-    <w:lsdException w:name="toc 8" w:semiHidden="1" w:uiPriority="39" w:unhideWhenUsed="1"/>
-    <w:lsdException w:name="toc 9" w:semiHidden="1" w:uiPriority="39" w:unhideWhenUsed="1"/>
-    <w:lsdException w:name="Normal Indent" w:semiHidden="1" w:unhideWhenUsed="1"/>
-    <w:lsdException w:name="footnote text" w:semiHidden="1" w:unhideWhenUsed="1"/>
-    <w:lsdException w:name="annotation text" w:semiHidden="1" w:unhideWhenUsed="1"/>
-    <w:lsdException w:name="header" w:semiHidden="1" w:unhideWhenUsed="1"/>
-    <w:lsdException w:name="footer" w:semiHidden="1" w:unhideWhenUsed="1"/>
-    <w:lsdException w:name="index heading" w:semiHidden="1" w:unhideWhenUsed="1"/>
-    <w:lsdException w:name="caption" w:qFormat="1" w:semiHidden="1" w:uiPriority="35" w:unhideWhenUsed="1"/>
-    <w:lsdException w:name="table of figures" w:semiHidden="1" w:unhideWhenUsed="1"/>
-    <w:lsdException w:name="envelope address" w:semiHidden="1" w:unhideWhenUsed="1"/>
-    <w:lsdException w:name="envelope return" w:semiHidden="1" w:unhideWhenUsed="1"/>
-    <w:lsdException w:name="footnote reference" w:semiHidden="1" w:unhideWhenUsed="1"/>
-    <w:lsdException w:name="annotation reference" w:semiHidden="1" w:unhideWhenUsed="1"/>
-    <w:lsdException w:name="line number" w:semiHidden="1" w:unhideWhenUsed="1"/>
-    <w:lsdException w:name="page number" w:semiHidden="1" w:unhideWhenUsed="1"/>
-    <w:lsdException w:name="endnote reference" w:semiHidden="1" w:unhideWhenUsed="1"/>
-    <w:lsdException w:name="endnote text" w:semiHidden="1" w:unhideWhenUsed="1"/>
-    <w:lsdException w:name="table of authorities" w:semiHidden="1" w:unhideWhenUsed="1"/>
-    <w:lsdException w:name="macro" w:semiHidden="1" w:unhideWhenUsed="1"/>
-    <w:lsdException w:name="toa heading" w:semiHidden="1" w:unhideWhenUsed="1"/>
-    <w:lsdException w:name="List" w:semiHidden="1" w:unhideWhenUsed="1"/>
-    <w:lsdException w:name="List Bullet" w:semiHidden="1" w:unhideWhenUsed="1"/>
-    <w:lsdException w:name="List Number" w:semiHidden="1" w:unhideWhenUsed="1"/>
-    <w:lsdException w:name="List 2" w:semiHidden="1" w:unhideWhenUsed="1"/>
-    <w:lsdException w:name="List 3" w:semiHidden="1" w:unhideWhenUsed="1"/>
-    <w:lsdException w:name="List 4" w:semiHidden="1" w:unhideWhenUsed="1"/>
-    <w:lsdException w:name="List 5" w:semiHidden="1" w:unhideWhenUsed="1"/>
-    <w:lsdException w:name="List Bullet 2" w:semiHidden="1" w:unhideWhenUsed="1"/>
-    <w:lsdException w:name="List Bullet 3" w:semiHidden="1" w:unhideWhenUsed="1"/>
-    <w:lsdException w:name="List Bullet 4" w:semiHidden="1" w:unhideWhenUsed="1"/>
-    <w:lsdException w:name="List Bullet 5" w:semiHidden="1" w:unhideWhenUsed="1"/>
-    <w:lsdException w:name="List Number 2" w:semiHidden="1" w:unhideWhenUsed="1"/>
-    <w:lsdException w:name="List Number 3" w:semiHidden="1" w:unhideWhenUsed="1"/>
-    <w:lsdException w:name="List Number 4" w:semiHidden="1" w:unhideWhenUsed="1"/>
-    <w:lsdException w:name="List Number 5" w:semiHidden="1" w:unhideWhenUsed="1"/>
-    <w:lsdException w:name="Title" w:qFormat="1" w:uiPriority="10"/>
-    <w:lsdException w:name="Closing" w:semiHidden="1" w:unhideWhenUsed="1"/>
-    <w:lsdException w:name="Signature" w:semiHidden="1" w:unhideWhenUsed="1"/>
-    <w:lsdException w:name="Default Paragraph Font" w:semiHidden="1" w:uiPriority="1" w:unhideWhenUsed="1"/>
-    <w:lsdException w:name="Body Text" w:semiHidden="1" w:unhideWhenUsed="1"/>
-    <w:lsdException w:name="Body Text Indent" w:semiHidden="1" w:unhideWhenUsed="1"/>
-    <w:lsdException w:name="List Continue" w:semiHidden="1" w:unhideWhenUsed="1"/>
-    <w:lsdException w:name="List Continue 2" w:semiHidden="1" w:unhideWhenUsed="1"/>
-    <w:lsdException w:name="List Continue 3" w:semiHidden="1" w:unhideWhenUsed="1"/>
-    <w:lsdException w:name="List Continue 4" w:semiHidden="1" w:unhideWhenUsed="1"/>
-    <w:lsdException w:name="List Continue 5" w:semiHidden="1" w:unhideWhenUsed="1"/>
-    <w:lsdException w:name="Message Header" w:semiHidden="1" w:unhideWhenUsed="1"/>
-    <w:lsdException w:name="Subtitle" w:qFormat="1" w:uiPriority="11"/>
-    <w:lsdException w:name="Salutation" w:semiHidden="1" w:unhideWhenUsed="1"/>
-    <w:lsdException w:name="Date" w:semiHidden="1" w:unhideWhenUsed="1"/>
-    <w:lsdException w:name="Body Text First Indent" w:semiHidden="1" w:unhideWhenUsed="1"/>
-    <w:lsdException w:name="Body Text First Indent 2" w:semiHidden="1" w:unhideWhenUsed="1"/>
-    <w:lsdException w:name="Note Heading" w:semiHidden="1" w:unhideWhenUsed="1"/>
-    <w:lsdException w:name="Body Text 2" w:semiHidden="1" w:unhideWhenUsed="1"/>
-    <w:lsdException w:name="Body Text 3" w:semiHidden="1" w:unhideWhenUsed="1"/>
-    <w:lsdException w:name="Body Text Indent 2" w:semiHidden="1" w:unhideWhenUsed="1"/>
-    <w:lsdException w:name="Body Text Indent 3" w:semiHidden="1" w:unhideWhenUsed="1"/>
-    <w:lsdException w:name="Block Text" w:semiHidden="1" w:unhideWhenUsed="1"/>
-    <w:lsdException w:name="Hyperlink" w:semiHidden="1" w:unhideWhenUsed="1"/>
-    <w:lsdException w:name="FollowedHyperlink" w:semiHidden="1" w:unhideWhenUsed="1"/>
-    <w:lsdException w:name="Strong" w:qFormat="1" w:uiPriority="22"/>
-    <w:lsdException w:name="Emphasis" w:qFormat="1" w:uiPriority="20"/>
-    <w:lsdException w:name="Document Map" w:semiHidden="1" w:unhideWhenUsed="1"/>
-    <w:lsdException w:name="Plain Text" w:semiHidden="1" w:unhideWhenUsed="1"/>
-    <w:lsdException w:name="E-mail Signature" w:semiHidden="1" w:unhideWhenUsed="1"/>
-    <w:lsdException w:name="HTML Top of Form" w:semiHidden="1" w:unhideWhenUsed="1"/>
-    <w:lsdException w:name="HTML Bottom of Form" w:semiHidden="1" w:unhideWhenUsed="1"/>
-    <w:lsdException w:name="Normal (Web)" w:semiHidden="1" w:unhideWhenUsed="1"/>
-    <w:lsdException w:name="HTML Acronym" w:semiHidden="1" w:unhideWhenUsed="1"/>
-    <w:lsdException w:name="HTML Address" w:semiHidden="1" w:unhideWhenUsed="1"/>
-    <w:lsdException w:name="HTML Cite" w:semiHidden="1" w:unhideWhenUsed="1"/>
-    <w:lsdException w:name="HTML Code" w:semiHidden="1" w:unhideWhenUsed="1"/>
-    <w:lsdException w:name="HTML Definition" w:semiHidden="1" w:unhideWhenUsed="1"/>
-    <w:lsdException w:name="HTML Keyboard" w:semiHidden="1" w:unhideWhenUsed="1"/>
-    <w:lsdException w:name="HTML Preformatted" w:semiHidden="1" w:unhideWhenUsed="1"/>
-    <w:lsdException w:name="HTML Sample" w:semiHidden="1" w:unhideWhenUsed="1"/>
-    <w:lsdException w:name="HTML Typewriter" w:semiHidden="1" w:unhideWhenUsed="1"/>
-    <w:lsdException w:name="HTML Variable" w:semiHidden="1" w:unhideWhenUsed="1"/>
+  <w:latentStyles w:count="376" w:defLockedState="0" w:defQFormat="0" w:defSemiHidden="0" w:defUIPriority="0" w:defUnhideWhenUsed="0">
     <w:lsdException w:name="Normal Table" w:semiHidden="1" w:unhideWhenUsed="1"/>
-    <w:lsdException w:name="annotation subject" w:semiHidden="1" w:unhideWhenUsed="1"/>
-    <w:lsdException w:name="No List" w:semiHidden="1" w:unhideWhenUsed="1"/>
-    <w:lsdException w:name="Outline List 1" w:semiHidden="1" w:unhideWhenUsed="1"/>
-    <w:lsdException w:name="Outline List 2" w:semiHidden="1" w:unhideWhenUsed="1"/>
-    <w:lsdException w:name="Outline List 3" w:semiHidden="1" w:unhideWhenUsed="1"/>
     <w:lsdException w:name="Table Simple 1" w:semiHidden="1" w:unhideWhenUsed="1"/>
     <w:lsdException w:name="Table Simple 2" w:semiHidden="1" w:unhideWhenUsed="1"/>
     <w:lsdException w:name="Table Simple 3" w:semiHidden="1" w:unhideWhenUsed="1"/>
@@ -7978,129 +6819,105 @@
     <w:lsdException w:name="Table Web 1" w:semiHidden="1" w:unhideWhenUsed="1"/>
     <w:lsdException w:name="Table Web 2" w:semiHidden="1" w:unhideWhenUsed="1"/>
     <w:lsdException w:name="Table Web 3" w:semiHidden="1" w:unhideWhenUsed="1"/>
-    <w:lsdException w:name="Balloon Text" w:semiHidden="1" w:unhideWhenUsed="1"/>
-    <w:lsdException w:name="Table Grid" w:uiPriority="39"/>
     <w:lsdException w:name="Table Theme" w:semiHidden="1" w:unhideWhenUsed="1"/>
-    <w:lsdException w:name="Placeholder Text" w:semiHidden="1"/>
-    <w:lsdException w:name="No Spacing" w:qFormat="1" w:uiPriority="1"/>
-    <w:lsdException w:name="Light Shading" w:uiPriority="60"/>
-    <w:lsdException w:name="Light List" w:uiPriority="61"/>
-    <w:lsdException w:name="Light Grid" w:uiPriority="62"/>
-    <w:lsdException w:name="Medium Shading 1" w:uiPriority="63"/>
-    <w:lsdException w:name="Medium Shading 2" w:uiPriority="64"/>
-    <w:lsdException w:name="Medium List 1" w:uiPriority="65"/>
-    <w:lsdException w:name="Medium List 2" w:uiPriority="66"/>
-    <w:lsdException w:name="Medium Grid 1" w:uiPriority="67"/>
-    <w:lsdException w:name="Medium Grid 2" w:uiPriority="68"/>
-    <w:lsdException w:name="Medium Grid 3" w:uiPriority="69"/>
-    <w:lsdException w:name="Dark List" w:uiPriority="70"/>
-    <w:lsdException w:name="Colorful Shading" w:uiPriority="71"/>
-    <w:lsdException w:name="Colorful List" w:uiPriority="72"/>
-    <w:lsdException w:name="Colorful Grid" w:uiPriority="73"/>
-    <w:lsdException w:name="Light Shading Accent 1" w:uiPriority="60"/>
-    <w:lsdException w:name="Light List Accent 1" w:uiPriority="61"/>
-    <w:lsdException w:name="Light Grid Accent 1" w:uiPriority="62"/>
-    <w:lsdException w:name="Medium Shading 1 Accent 1" w:uiPriority="63"/>
-    <w:lsdException w:name="Medium Shading 2 Accent 1" w:uiPriority="64"/>
-    <w:lsdException w:name="Medium List 1 Accent 1" w:uiPriority="65"/>
-    <w:lsdException w:name="Revision" w:semiHidden="1"/>
-    <w:lsdException w:name="List Paragraph" w:qFormat="1" w:uiPriority="34"/>
-    <w:lsdException w:name="Quote" w:qFormat="1" w:uiPriority="29"/>
-    <w:lsdException w:name="Intense Quote" w:qFormat="1" w:uiPriority="30"/>
-    <w:lsdException w:name="Medium List 2 Accent 1" w:uiPriority="66"/>
-    <w:lsdException w:name="Medium Grid 1 Accent 1" w:uiPriority="67"/>
-    <w:lsdException w:name="Medium Grid 2 Accent 1" w:uiPriority="68"/>
-    <w:lsdException w:name="Medium Grid 3 Accent 1" w:uiPriority="69"/>
-    <w:lsdException w:name="Dark List Accent 1" w:uiPriority="70"/>
-    <w:lsdException w:name="Colorful Shading Accent 1" w:uiPriority="71"/>
-    <w:lsdException w:name="Colorful List Accent 1" w:uiPriority="72"/>
-    <w:lsdException w:name="Colorful Grid Accent 1" w:uiPriority="73"/>
-    <w:lsdException w:name="Light Shading Accent 2" w:uiPriority="60"/>
-    <w:lsdException w:name="Light List Accent 2" w:uiPriority="61"/>
-    <w:lsdException w:name="Light Grid Accent 2" w:uiPriority="62"/>
-    <w:lsdException w:name="Medium Shading 1 Accent 2" w:uiPriority="63"/>
-    <w:lsdException w:name="Medium Shading 2 Accent 2" w:uiPriority="64"/>
-    <w:lsdException w:name="Medium List 1 Accent 2" w:uiPriority="65"/>
-    <w:lsdException w:name="Medium List 2 Accent 2" w:uiPriority="66"/>
-    <w:lsdException w:name="Medium Grid 1 Accent 2" w:uiPriority="67"/>
-    <w:lsdException w:name="Medium Grid 2 Accent 2" w:uiPriority="68"/>
-    <w:lsdException w:name="Medium Grid 3 Accent 2" w:uiPriority="69"/>
-    <w:lsdException w:name="Dark List Accent 2" w:uiPriority="70"/>
-    <w:lsdException w:name="Colorful Shading Accent 2" w:uiPriority="71"/>
-    <w:lsdException w:name="Colorful List Accent 2" w:uiPriority="72"/>
-    <w:lsdException w:name="Colorful Grid Accent 2" w:uiPriority="73"/>
-    <w:lsdException w:name="Light Shading Accent 3" w:uiPriority="60"/>
-    <w:lsdException w:name="Light List Accent 3" w:uiPriority="61"/>
-    <w:lsdException w:name="Light Grid Accent 3" w:uiPriority="62"/>
-    <w:lsdException w:name="Medium Shading 1 Accent 3" w:uiPriority="63"/>
-    <w:lsdException w:name="Medium Shading 2 Accent 3" w:uiPriority="64"/>
-    <w:lsdException w:name="Medium List 1 Accent 3" w:uiPriority="65"/>
-    <w:lsdException w:name="Medium List 2 Accent 3" w:uiPriority="66"/>
-    <w:lsdException w:name="Medium Grid 1 Accent 3" w:uiPriority="67"/>
-    <w:lsdException w:name="Medium Grid 2 Accent 3" w:uiPriority="68"/>
-    <w:lsdException w:name="Medium Grid 3 Accent 3" w:uiPriority="69"/>
-    <w:lsdException w:name="Dark List Accent 3" w:uiPriority="70"/>
-    <w:lsdException w:name="Colorful Shading Accent 3" w:uiPriority="71"/>
-    <w:lsdException w:name="Colorful List Accent 3" w:uiPriority="72"/>
-    <w:lsdException w:name="Colorful Grid Accent 3" w:uiPriority="73"/>
-    <w:lsdException w:name="Light Shading Accent 4" w:uiPriority="60"/>
-    <w:lsdException w:name="Light List Accent 4" w:uiPriority="61"/>
-    <w:lsdException w:name="Light Grid Accent 4" w:uiPriority="62"/>
-    <w:lsdException w:name="Medium Shading 1 Accent 4" w:uiPriority="63"/>
-    <w:lsdException w:name="Medium Shading 2 Accent 4" w:uiPriority="64"/>
-    <w:lsdException w:name="Medium List 1 Accent 4" w:uiPriority="65"/>
-    <w:lsdException w:name="Medium List 2 Accent 4" w:uiPriority="66"/>
-    <w:lsdException w:name="Medium Grid 1 Accent 4" w:uiPriority="67"/>
-    <w:lsdException w:name="Medium Grid 2 Accent 4" w:uiPriority="68"/>
-    <w:lsdException w:name="Medium Grid 3 Accent 4" w:uiPriority="69"/>
-    <w:lsdException w:name="Dark List Accent 4" w:uiPriority="70"/>
-    <w:lsdException w:name="Colorful Shading Accent 4" w:uiPriority="71"/>
-    <w:lsdException w:name="Colorful List Accent 4" w:uiPriority="72"/>
-    <w:lsdException w:name="Colorful Grid Accent 4" w:uiPriority="73"/>
-    <w:lsdException w:name="Light Shading Accent 5" w:uiPriority="60"/>
-    <w:lsdException w:name="Light List Accent 5" w:uiPriority="61"/>
-    <w:lsdException w:name="Light Grid Accent 5" w:uiPriority="62"/>
-    <w:lsdException w:name="Medium Shading 1 Accent 5" w:uiPriority="63"/>
-    <w:lsdException w:name="Medium Shading 2 Accent 5" w:uiPriority="64"/>
-    <w:lsdException w:name="Medium List 1 Accent 5" w:uiPriority="65"/>
-    <w:lsdException w:name="Medium List 2 Accent 5" w:uiPriority="66"/>
-    <w:lsdException w:name="Medium Grid 1 Accent 5" w:uiPriority="67"/>
-    <w:lsdException w:name="Medium Grid 2 Accent 5" w:uiPriority="68"/>
-    <w:lsdException w:name="Medium Grid 3 Accent 5" w:uiPriority="69"/>
-    <w:lsdException w:name="Dark List Accent 5" w:uiPriority="70"/>
-    <w:lsdException w:name="Colorful Shading Accent 5" w:uiPriority="71"/>
-    <w:lsdException w:name="Colorful List Accent 5" w:uiPriority="72"/>
-    <w:lsdException w:name="Colorful Grid Accent 5" w:uiPriority="73"/>
-    <w:lsdException w:name="Light Shading Accent 6" w:uiPriority="60"/>
-    <w:lsdException w:name="Light List Accent 6" w:uiPriority="61"/>
-    <w:lsdException w:name="Light Grid Accent 6" w:uiPriority="62"/>
-    <w:lsdException w:name="Medium Shading 1 Accent 6" w:uiPriority="63"/>
-    <w:lsdException w:name="Medium Shading 2 Accent 6" w:uiPriority="64"/>
-    <w:lsdException w:name="Medium List 1 Accent 6" w:uiPriority="65"/>
-    <w:lsdException w:name="Medium List 2 Accent 6" w:uiPriority="66"/>
-    <w:lsdException w:name="Medium Grid 1 Accent 6" w:uiPriority="67"/>
-    <w:lsdException w:name="Medium Grid 2 Accent 6" w:uiPriority="68"/>
-    <w:lsdException w:name="Medium Grid 3 Accent 6" w:uiPriority="69"/>
-    <w:lsdException w:name="Dark List Accent 6" w:uiPriority="70"/>
-    <w:lsdException w:name="Colorful Shading Accent 6" w:uiPriority="71"/>
-    <w:lsdException w:name="Colorful List Accent 6" w:uiPriority="72"/>
-    <w:lsdException w:name="Colorful Grid Accent 6" w:uiPriority="73"/>
-    <w:lsdException w:name="Subtle Emphasis" w:qFormat="1" w:uiPriority="19"/>
-    <w:lsdException w:name="Intense Emphasis" w:qFormat="1" w:uiPriority="21"/>
-    <w:lsdException w:name="Subtle Reference" w:qFormat="1" w:uiPriority="31"/>
-    <w:lsdException w:name="Intense Reference" w:qFormat="1" w:uiPriority="32"/>
-    <w:lsdException w:name="Book Title" w:qFormat="1" w:uiPriority="33"/>
-    <w:lsdException w:name="Bibliography" w:semiHidden="1" w:uiPriority="37" w:unhideWhenUsed="1"/>
-    <w:lsdException w:name="TOC Heading" w:qFormat="1" w:semiHidden="1" w:uiPriority="39" w:unhideWhenUsed="1"/>
-    <w:lsdException w:name="Plain Table 1" w:uiPriority="41"/>
-    <w:lsdException w:name="Plain Table 2" w:uiPriority="42"/>
-    <w:lsdException w:name="Plain Table 3" w:uiPriority="43"/>
-    <w:lsdException w:name="Plain Table 4" w:uiPriority="44"/>
-    <w:lsdException w:name="Plain Table 5" w:uiPriority="45"/>
-    <w:lsdException w:name="Grid Table Light" w:uiPriority="40"/>
-    <w:lsdException w:name="Grid Table 1 Light" w:uiPriority="46"/>
-    <w:lsdException w:name="Grid Table 2" w:uiPriority="47"/>
-    <w:lsdException w:name="Grid Table 3" w:uiPriority="48"/>
+    <w:lsdException w:name="Light Shading"/>
+    <w:lsdException w:name="Light List"/>
+    <w:lsdException w:name="Light Grid"/>
+    <w:lsdException w:name="Medium Shading 1"/>
+    <w:lsdException w:name="Medium Shading 2"/>
+    <w:lsdException w:name="Medium List 1"/>
+    <w:lsdException w:name="Medium List 2"/>
+    <w:lsdException w:name="Medium Grid 1"/>
+    <w:lsdException w:name="Medium Grid 2"/>
+    <w:lsdException w:name="Medium Grid 3"/>
+    <w:lsdException w:name="Dark List"/>
+    <w:lsdException w:name="Colorful Shading"/>
+    <w:lsdException w:name="Colorful List"/>
+    <w:lsdException w:name="Colorful Grid"/>
+    <w:lsdException w:name="Light Shading Accent 1"/>
+    <w:lsdException w:name="Light List Accent 1"/>
+    <w:lsdException w:name="Light Grid Accent 1"/>
+    <w:lsdException w:name="Medium Shading 1 Accent 1"/>
+    <w:lsdException w:name="Medium Shading 2 Accent 1"/>
+    <w:lsdException w:name="Medium List 1 Accent 1"/>
+    <w:lsdException w:name="Medium List 2 Accent 1"/>
+    <w:lsdException w:name="Medium Grid 1 Accent 1"/>
+    <w:lsdException w:name="Medium Grid 2 Accent 1"/>
+    <w:lsdException w:name="Medium Grid 3 Accent 1"/>
+    <w:lsdException w:name="Dark List Accent 1"/>
+    <w:lsdException w:name="Colorful Shading Accent 1"/>
+    <w:lsdException w:name="Colorful List Accent 1"/>
+    <w:lsdException w:name="Colorful Grid Accent 1"/>
+    <w:lsdException w:name="Light Shading Accent 2"/>
+    <w:lsdException w:name="Light List Accent 2"/>
+    <w:lsdException w:name="Light Grid Accent 2"/>
+    <w:lsdException w:name="Medium Shading 1 Accent 2"/>
+    <w:lsdException w:name="Medium Shading 2 Accent 2"/>
+    <w:lsdException w:name="Medium List 1 Accent 2"/>
+    <w:lsdException w:name="Medium List 2 Accent 2"/>
+    <w:lsdException w:name="Medium Grid 1 Accent 2"/>
+    <w:lsdException w:name="Medium Grid 2 Accent 2"/>
+    <w:lsdException w:name="Medium Grid 3 Accent 2"/>
+    <w:lsdException w:name="Dark List Accent 2"/>
+    <w:lsdException w:name="Colorful Shading Accent 2"/>
+    <w:lsdException w:name="Colorful List Accent 2"/>
+    <w:lsdException w:name="Colorful Grid Accent 2"/>
+    <w:lsdException w:name="Light Shading Accent 3"/>
+    <w:lsdException w:name="Light List Accent 3"/>
+    <w:lsdException w:name="Light Grid Accent 3"/>
+    <w:lsdException w:name="Medium Shading 1 Accent 3"/>
+    <w:lsdException w:name="Medium Shading 2 Accent 3"/>
+    <w:lsdException w:name="Medium List 1 Accent 3"/>
+    <w:lsdException w:name="Medium List 2 Accent 3"/>
+    <w:lsdException w:name="Medium Grid 1 Accent 3"/>
+    <w:lsdException w:name="Medium Grid 2 Accent 3"/>
+    <w:lsdException w:name="Medium Grid 3 Accent 3"/>
+    <w:lsdException w:name="Dark List Accent 3"/>
+    <w:lsdException w:name="Colorful Shading Accent 3"/>
+    <w:lsdException w:name="Colorful List Accent 3"/>
+    <w:lsdException w:name="Colorful Grid Accent 3"/>
+    <w:lsdException w:name="Light Shading Accent 4"/>
+    <w:lsdException w:name="Light List Accent 4"/>
+    <w:lsdException w:name="Light Grid Accent 4"/>
+    <w:lsdException w:name="Medium Shading 1 Accent 4"/>
+    <w:lsdException w:name="Medium Shading 2 Accent 4"/>
+    <w:lsdException w:name="Medium List 1 Accent 4"/>
+    <w:lsdException w:name="Medium List 2 Accent 4"/>
+    <w:lsdException w:name="Medium Grid 1 Accent 4"/>
+    <w:lsdException w:name="Medium Grid 2 Accent 4"/>
+    <w:lsdException w:name="Medium Grid 3 Accent 4"/>
+    <w:lsdException w:name="Dark List Accent 4"/>
+    <w:lsdException w:name="Colorful Shading Accent 4"/>
+    <w:lsdException w:name="Colorful List Accent 4"/>
+    <w:lsdException w:name="Colorful Grid Accent 4"/>
+    <w:lsdException w:name="Light Shading Accent 5"/>
+    <w:lsdException w:name="Light List Accent 5"/>
+    <w:lsdException w:name="Light Grid Accent 5"/>
+    <w:lsdException w:name="Medium Shading 1 Accent 5"/>
+    <w:lsdException w:name="Medium Shading 2 Accent 5"/>
+    <w:lsdException w:name="Medium List 1 Accent 5"/>
+    <w:lsdException w:name="Medium List 2 Accent 5"/>
+    <w:lsdException w:name="Medium Grid 1 Accent 5"/>
+    <w:lsdException w:name="Medium Grid 2 Accent 5"/>
+    <w:lsdException w:name="Medium Grid 3 Accent 5"/>
+    <w:lsdException w:name="Dark List Accent 5"/>
+    <w:lsdException w:name="Colorful Shading Accent 5"/>
+    <w:lsdException w:name="Colorful List Accent 5"/>
+    <w:lsdException w:name="Colorful Grid Accent 5"/>
+    <w:lsdException w:name="Light Shading Accent 6"/>
+    <w:lsdException w:name="Light List Accent 6"/>
+    <w:lsdException w:name="Light Grid Accent 6"/>
+    <w:lsdException w:name="Medium Shading 1 Accent 6"/>
+    <w:lsdException w:name="Medium Shading 2 Accent 6"/>
+    <w:lsdException w:name="Medium List 1 Accent 6"/>
+    <w:lsdException w:name="Medium List 2 Accent 6"/>
+    <w:lsdException w:name="Medium Grid 1 Accent 6"/>
+    <w:lsdException w:name="Medium Grid 2 Accent 6"/>
+    <w:lsdException w:name="Medium Grid 3 Accent 6"/>
+    <w:lsdException w:name="Dark List Accent 6"/>
+    <w:lsdException w:name="Colorful Shading Accent 6"/>
+    <w:lsdException w:name="Colorful List Accent 6"/>
+    <w:lsdException w:name="Colorful Grid Accent 6"/>
     <w:lsdException w:name="Grid Table 4" w:uiPriority="49"/>
     <w:lsdException w:name="Grid Table 5 Dark" w:uiPriority="50"/>
     <w:lsdException w:name="Grid Table 6 Colorful" w:uiPriority="51"/>
@@ -8196,65 +7013,60 @@
     <w:lsdException w:name="List Table 5 Dark Accent 6" w:uiPriority="50"/>
     <w:lsdException w:name="List Table 6 Colorful Accent 6" w:uiPriority="51"/>
     <w:lsdException w:name="List Table 7 Colorful Accent 6" w:uiPriority="52"/>
-    <w:lsdException w:name="Mention" w:semiHidden="1" w:unhideWhenUsed="1"/>
-    <w:lsdException w:name="Smart Hyperlink" w:semiHidden="1" w:unhideWhenUsed="1"/>
-    <w:lsdException w:name="Hashtag" w:semiHidden="1" w:unhideWhenUsed="1"/>
-    <w:lsdException w:name="Unresolved Mention" w:semiHidden="1" w:unhideWhenUsed="1"/>
-    <w:lsdException w:name="Smart Link" w:semiHidden="1" w:unhideWhenUsed="1"/>
+    <w:lsdException w:name="Mention" w:semiHidden="1" w:uiPriority="99" w:unhideWhenUsed="1"/>
+    <w:lsdException w:name="Smart Hyperlink" w:semiHidden="1" w:uiPriority="99" w:unhideWhenUsed="1"/>
+    <w:lsdException w:name="Hashtag" w:semiHidden="1" w:uiPriority="99" w:unhideWhenUsed="1"/>
+    <w:lsdException w:name="Unresolved Mention" w:semiHidden="1" w:uiPriority="99" w:unhideWhenUsed="1"/>
+    <w:lsdException w:name="Smart Link" w:semiHidden="1" w:uiPriority="99" w:unhideWhenUsed="1"/>
   </w:latentStyles>
   <w:style w:default="1" w:styleId="Normal" w:type="paragraph">
     <w:name w:val="Normal"/>
     <w:qFormat/>
-    <w:rsid w:val="00997018"/>
-    <w:pPr>
-      <w:spacing w:before="100"/>
-    </w:pPr>
+    <w:rsid w:val="00C3381A"/>
     <w:rPr>
-      <w:rFonts w:ascii="Montserrat" w:hAnsi="Montserrat"/>
-      <w:sz w:val="24"/>
-      <w:szCs w:val="24"/>
-      <w:lang w:val="en"/>
+      <w:rFonts w:ascii="Montserrat" w:eastAsiaTheme="minorEastAsia" w:hAnsi="Montserrat"/>
+      <w:sz w:val="18"/>
+      <w:szCs w:val="18"/>
     </w:rPr>
   </w:style>
   <w:style w:styleId="Heading1" w:type="paragraph">
     <w:name w:val="heading 1"/>
     <w:basedOn w:val="Normal"/>
-    <w:next w:val="Normal"/>
+    <w:next w:val="BodyText"/>
+    <w:link w:val="Heading1Char"/>
     <w:uiPriority w:val="9"/>
     <w:qFormat/>
-    <w:rsid w:val="00997018"/>
+    <w:rsid w:val="00C3381A"/>
     <w:pPr>
       <w:keepNext/>
       <w:keepLines/>
-      <w:spacing w:after="200" w:before="200"/>
+      <w:spacing w:after="80" w:before="360"/>
       <w:outlineLvl w:val="0"/>
     </w:pPr>
     <w:rPr>
-      <w:b/>
-      <w:bCs/>
+      <w:rFonts w:ascii="Montserrat Medium" w:cstheme="majorBidi" w:eastAsiaTheme="majorEastAsia" w:hAnsi="Montserrat Medium"/>
       <w:color w:val="1A73E8"/>
       <w:sz w:val="36"/>
       <w:szCs w:val="36"/>
-      <w:lang w:val="en"/>
     </w:rPr>
   </w:style>
   <w:style w:styleId="Heading2" w:type="paragraph">
     <w:name w:val="heading 2"/>
     <w:basedOn w:val="Normal"/>
-    <w:next w:val="Normal"/>
+    <w:next w:val="BodyText"/>
+    <w:link w:val="Heading2Char"/>
     <w:uiPriority w:val="9"/>
     <w:unhideWhenUsed/>
     <w:qFormat/>
-    <w:rsid w:val="00997018"/>
+    <w:rsid w:val="00E528EC"/>
     <w:pPr>
       <w:keepNext/>
       <w:keepLines/>
-      <w:spacing w:after="200" w:before="200"/>
+      <w:spacing w:after="80" w:before="360"/>
       <w:outlineLvl w:val="1"/>
     </w:pPr>
     <w:rPr>
-      <w:b/>
-      <w:bCs/>
+      <w:rFonts w:ascii="Montserrat Medium" w:cstheme="majorBidi" w:eastAsiaTheme="majorEastAsia" w:hAnsi="Montserrat Medium"/>
       <w:color w:val="1A73E8"/>
       <w:sz w:val="32"/>
       <w:szCs w:val="32"/>
@@ -8263,80 +7075,154 @@
   <w:style w:styleId="Heading3" w:type="paragraph">
     <w:name w:val="heading 3"/>
     <w:basedOn w:val="Normal"/>
-    <w:next w:val="Normal"/>
+    <w:next w:val="BodyText"/>
+    <w:link w:val="Heading3Char"/>
     <w:uiPriority w:val="9"/>
     <w:unhideWhenUsed/>
     <w:qFormat/>
-    <w:rsid w:val="00997018"/>
+    <w:rsid w:val="00E528EC"/>
     <w:pPr>
       <w:keepNext/>
       <w:keepLines/>
-      <w:spacing w:after="200" w:before="200"/>
+      <w:spacing w:after="80" w:before="360"/>
       <w:outlineLvl w:val="2"/>
     </w:pPr>
     <w:rPr>
-      <w:b/>
-      <w:bCs/>
+      <w:rFonts w:cstheme="majorBidi" w:eastAsiaTheme="majorEastAsia"/>
+      <w:color w:val="1A73E8"/>
       <w:sz w:val="28"/>
       <w:szCs w:val="28"/>
     </w:rPr>
   </w:style>
   <w:style w:styleId="Heading4" w:type="paragraph">
     <w:name w:val="heading 4"/>
-    <w:basedOn w:val="Heading3"/>
-    <w:next w:val="Normal"/>
+    <w:basedOn w:val="Normal"/>
+    <w:next w:val="BodyText"/>
+    <w:link w:val="Heading4Char"/>
     <w:uiPriority w:val="9"/>
     <w:unhideWhenUsed/>
     <w:qFormat/>
-    <w:rsid w:val="00997018"/>
+    <w:rsid w:val="00E528EC"/>
     <w:pPr>
+      <w:keepNext/>
+      <w:keepLines/>
+      <w:spacing w:after="40" w:before="240"/>
       <w:outlineLvl w:val="3"/>
     </w:pPr>
     <w:rPr>
-      <w:sz w:val="24"/>
-      <w:szCs w:val="24"/>
+      <w:rFonts w:cstheme="majorBidi" w:eastAsiaTheme="majorEastAsia"/>
+      <w:iCs/>
+      <w:color w:val="1A73E8"/>
+      <w:sz w:val="20"/>
     </w:rPr>
   </w:style>
   <w:style w:styleId="Heading5" w:type="paragraph">
     <w:name w:val="heading 5"/>
     <w:basedOn w:val="Normal"/>
-    <w:next w:val="Normal"/>
+    <w:next w:val="BodyText"/>
+    <w:link w:val="Heading5Char"/>
     <w:uiPriority w:val="9"/>
     <w:semiHidden/>
     <w:unhideWhenUsed/>
     <w:qFormat/>
+    <w:rsid w:val="00A10FD9"/>
     <w:pPr>
       <w:keepNext/>
       <w:keepLines/>
-      <w:spacing w:after="40" w:before="220"/>
+      <w:spacing w:after="40" w:before="80"/>
       <w:outlineLvl w:val="4"/>
     </w:pPr>
     <w:rPr>
-      <w:b/>
-      <w:bCs/>
-      <w:sz w:val="22"/>
-      <w:szCs w:val="22"/>
+      <w:rFonts w:cstheme="majorBidi" w:eastAsiaTheme="majorEastAsia"/>
+      <w:color w:themeColor="accent1" w:themeShade="BF" w:val="0F4761"/>
     </w:rPr>
   </w:style>
   <w:style w:styleId="Heading6" w:type="paragraph">
     <w:name w:val="heading 6"/>
     <w:basedOn w:val="Normal"/>
-    <w:next w:val="Normal"/>
+    <w:next w:val="BodyText"/>
+    <w:link w:val="Heading6Char"/>
     <w:uiPriority w:val="9"/>
     <w:semiHidden/>
     <w:unhideWhenUsed/>
     <w:qFormat/>
+    <w:rsid w:val="00A10FD9"/>
     <w:pPr>
       <w:keepNext/>
       <w:keepLines/>
-      <w:spacing w:after="40" w:before="200"/>
+      <w:spacing w:after="0" w:before="40"/>
       <w:outlineLvl w:val="5"/>
     </w:pPr>
     <w:rPr>
-      <w:b/>
-      <w:bCs/>
-      <w:sz w:val="20"/>
-      <w:szCs w:val="20"/>
+      <w:rFonts w:cstheme="majorBidi" w:eastAsiaTheme="majorEastAsia"/>
+      <w:i/>
+      <w:iCs/>
+      <w:color w:themeColor="text1" w:themeTint="A6" w:val="595959"/>
+    </w:rPr>
+  </w:style>
+  <w:style w:styleId="Heading7" w:type="paragraph">
+    <w:name w:val="heading 7"/>
+    <w:basedOn w:val="Normal"/>
+    <w:next w:val="BodyText"/>
+    <w:link w:val="Heading7Char"/>
+    <w:uiPriority w:val="9"/>
+    <w:semiHidden/>
+    <w:unhideWhenUsed/>
+    <w:qFormat/>
+    <w:rsid w:val="00A10FD9"/>
+    <w:pPr>
+      <w:keepNext/>
+      <w:keepLines/>
+      <w:spacing w:after="0" w:before="40"/>
+      <w:outlineLvl w:val="6"/>
+    </w:pPr>
+    <w:rPr>
+      <w:rFonts w:cstheme="majorBidi" w:eastAsiaTheme="majorEastAsia"/>
+      <w:color w:themeColor="text1" w:themeTint="A6" w:val="595959"/>
+    </w:rPr>
+  </w:style>
+  <w:style w:styleId="Heading8" w:type="paragraph">
+    <w:name w:val="heading 8"/>
+    <w:basedOn w:val="Normal"/>
+    <w:next w:val="BodyText"/>
+    <w:link w:val="Heading8Char"/>
+    <w:uiPriority w:val="9"/>
+    <w:semiHidden/>
+    <w:unhideWhenUsed/>
+    <w:qFormat/>
+    <w:rsid w:val="00A10FD9"/>
+    <w:pPr>
+      <w:keepNext/>
+      <w:keepLines/>
+      <w:spacing w:after="0"/>
+      <w:outlineLvl w:val="7"/>
+    </w:pPr>
+    <w:rPr>
+      <w:rFonts w:cstheme="majorBidi" w:eastAsiaTheme="majorEastAsia"/>
+      <w:i/>
+      <w:iCs/>
+      <w:color w:themeColor="text1" w:themeTint="D8" w:val="272727"/>
+    </w:rPr>
+  </w:style>
+  <w:style w:styleId="Heading9" w:type="paragraph">
+    <w:name w:val="heading 9"/>
+    <w:basedOn w:val="Normal"/>
+    <w:next w:val="BodyText"/>
+    <w:link w:val="Heading9Char"/>
+    <w:uiPriority w:val="9"/>
+    <w:semiHidden/>
+    <w:unhideWhenUsed/>
+    <w:qFormat/>
+    <w:rsid w:val="00A10FD9"/>
+    <w:pPr>
+      <w:keepNext/>
+      <w:keepLines/>
+      <w:spacing w:after="0"/>
+      <w:outlineLvl w:val="8"/>
+    </w:pPr>
+    <w:rPr>
+      <w:rFonts w:cstheme="majorBidi" w:eastAsiaTheme="majorEastAsia"/>
+      <w:color w:themeColor="text1" w:themeTint="D8" w:val="272727"/>
     </w:rPr>
   </w:style>
   <w:style w:default="1" w:styleId="DefaultParagraphFont" w:type="character">
@@ -8366,78 +7252,866 @@
     <w:semiHidden/>
     <w:unhideWhenUsed/>
   </w:style>
-  <w:style w:customStyle="1" w:styleId="TableNormal0" w:type="table">
-    <w:name w:val="TableNormal"/>
-    <w:tblPr>
-      <w:tblCellMar>
-        <w:top w:type="dxa" w:w="100"/>
-        <w:left w:type="dxa" w:w="100"/>
-        <w:bottom w:type="dxa" w:w="100"/>
-        <w:right w:type="dxa" w:w="100"/>
-      </w:tblCellMar>
-    </w:tblPr>
+  <w:style w:styleId="BodyText" w:type="paragraph">
+    <w:name w:val="Body Text"/>
+    <w:basedOn w:val="Normal"/>
+    <w:qFormat/>
+    <w:pPr>
+      <w:spacing w:after="180" w:before="180"/>
+    </w:pPr>
+  </w:style>
+  <w:style w:customStyle="1" w:styleId="FirstParagraph" w:type="paragraph">
+    <w:name w:val="First Paragraph"/>
+    <w:basedOn w:val="BodyText"/>
+    <w:next w:val="BodyText"/>
+    <w:qFormat/>
+  </w:style>
+  <w:style w:customStyle="1" w:styleId="Compact" w:type="paragraph">
+    <w:name w:val="Compact"/>
+    <w:basedOn w:val="BodyText"/>
+    <w:qFormat/>
+    <w:pPr>
+      <w:spacing w:after="36" w:before="36"/>
+    </w:pPr>
   </w:style>
   <w:style w:styleId="Title" w:type="paragraph">
     <w:name w:val="Title"/>
     <w:basedOn w:val="Normal"/>
-    <w:next w:val="Normal"/>
+    <w:next w:val="BodyText"/>
+    <w:link w:val="TitleChar"/>
     <w:uiPriority w:val="10"/>
     <w:qFormat/>
-    <w:rsid w:val="00997018"/>
+    <w:rsid w:val="00C3381A"/>
     <w:pPr>
-      <w:widowControl w:val="0"/>
-      <w:ind w:left="810" w:right="1010"/>
+      <w:spacing w:after="80"/>
+      <w:contextualSpacing/>
+      <w:jc w:val="center"/>
+    </w:pPr>
+    <w:rPr>
+      <w:rFonts w:ascii="Montserrat SemiBold" w:cstheme="majorBidi" w:eastAsiaTheme="majorEastAsia" w:hAnsi="Montserrat SemiBold"/>
+      <w:b/>
+      <w:bCs/>
+      <w:color w:val="1A73E8"/>
+      <w:spacing w:val="-10"/>
+      <w:kern w:val="28"/>
+      <w:sz w:val="48"/>
+      <w:szCs w:val="48"/>
+    </w:rPr>
+  </w:style>
+  <w:style w:customStyle="1" w:styleId="TitleChar" w:type="character">
+    <w:name w:val="Title Char"/>
+    <w:basedOn w:val="DefaultParagraphFont"/>
+    <w:link w:val="Title"/>
+    <w:uiPriority w:val="10"/>
+    <w:rsid w:val="00C3381A"/>
+    <w:rPr>
+      <w:rFonts w:ascii="Montserrat SemiBold" w:cstheme="majorBidi" w:eastAsiaTheme="majorEastAsia" w:hAnsi="Montserrat SemiBold"/>
+      <w:b/>
+      <w:bCs/>
+      <w:color w:val="1A73E8"/>
+      <w:spacing w:val="-10"/>
+      <w:kern w:val="28"/>
+      <w:sz w:val="48"/>
+      <w:szCs w:val="48"/>
+    </w:rPr>
+  </w:style>
+  <w:style w:styleId="Subtitle" w:type="paragraph">
+    <w:name w:val="Subtitle"/>
+    <w:basedOn w:val="Title"/>
+    <w:next w:val="BodyText"/>
+    <w:link w:val="SubtitleChar"/>
+    <w:uiPriority w:val="11"/>
+    <w:qFormat/>
+    <w:rsid w:val="00C3381A"/>
+    <w:pPr>
+      <w:numPr>
+        <w:ilvl w:val="1"/>
+      </w:numPr>
+    </w:pPr>
+    <w:rPr>
+      <w:color w:themeColor="text1" w:themeTint="80" w:val="7F7F7F"/>
+      <w:spacing w:val="15"/>
+      <w:sz w:val="28"/>
+      <w:szCs w:val="28"/>
+    </w:rPr>
+  </w:style>
+  <w:style w:customStyle="1" w:styleId="SubtitleChar" w:type="character">
+    <w:name w:val="Subtitle Char"/>
+    <w:basedOn w:val="DefaultParagraphFont"/>
+    <w:link w:val="Subtitle"/>
+    <w:uiPriority w:val="11"/>
+    <w:rsid w:val="00C3381A"/>
+    <w:rPr>
+      <w:rFonts w:ascii="Montserrat SemiBold" w:cstheme="majorBidi" w:eastAsiaTheme="majorEastAsia" w:hAnsi="Montserrat SemiBold"/>
+      <w:b/>
+      <w:bCs/>
+      <w:color w:themeColor="text1" w:themeTint="80" w:val="7F7F7F"/>
+      <w:spacing w:val="15"/>
+      <w:kern w:val="28"/>
+      <w:sz w:val="28"/>
+      <w:szCs w:val="28"/>
+    </w:rPr>
+  </w:style>
+  <w:style w:customStyle="1" w:styleId="Author" w:type="paragraph">
+    <w:name w:val="Author"/>
+    <w:next w:val="BodyText"/>
+    <w:qFormat/>
+    <w:rsid w:val="00C3381A"/>
+    <w:pPr>
+      <w:keepNext/>
+      <w:keepLines/>
+      <w:jc w:val="center"/>
+    </w:pPr>
+    <w:rPr>
+      <w:rFonts w:ascii="Montserrat SemiBold" w:hAnsi="Montserrat SemiBold"/>
+      <w:b/>
+      <w:bCs/>
+    </w:rPr>
+  </w:style>
+  <w:style w:styleId="Date" w:type="paragraph">
+    <w:name w:val="Date"/>
+    <w:next w:val="BodyText"/>
+    <w:qFormat/>
+    <w:rsid w:val="00C3381A"/>
+    <w:pPr>
+      <w:keepNext/>
+      <w:keepLines/>
+      <w:jc w:val="center"/>
+    </w:pPr>
+    <w:rPr>
+      <w:rFonts w:ascii="Montserrat" w:hAnsi="Montserrat"/>
+    </w:rPr>
+  </w:style>
+  <w:style w:customStyle="1" w:styleId="AbstractTitle" w:type="paragraph">
+    <w:name w:val="Abstract Title"/>
+    <w:basedOn w:val="Normal"/>
+    <w:next w:val="Abstract"/>
+    <w:qFormat/>
+    <w:pPr>
+      <w:keepNext/>
+      <w:keepLines/>
+      <w:spacing w:after="0" w:before="300"/>
       <w:jc w:val="center"/>
     </w:pPr>
     <w:rPr>
       <w:b/>
-      <w:bCs/>
-      <w:color w:val="1A73E8"/>
-      <w:sz w:val="38"/>
-      <w:szCs w:val="38"/>
-      <w:lang w:val="en"/>
+      <w:sz w:val="20"/>
+      <w:szCs w:val="20"/>
     </w:rPr>
   </w:style>
-  <w:style w:styleId="Subtitle" w:type="paragraph">
-    <w:name w:val="Subtitle"/>
+  <w:style w:customStyle="1" w:styleId="Abstract" w:type="paragraph">
+    <w:name w:val="Abstract"/>
     <w:basedOn w:val="Normal"/>
-    <w:next w:val="Normal"/>
-    <w:uiPriority w:val="11"/>
+    <w:next w:val="BodyText"/>
     <w:qFormat/>
-    <w:rsid w:val="00997018"/>
     <w:pPr>
       <w:keepNext/>
       <w:keepLines/>
-      <w:spacing w:after="80" w:before="360"/>
+      <w:spacing w:after="300" w:before="100"/>
+    </w:pPr>
+    <w:rPr>
+      <w:sz w:val="20"/>
+      <w:szCs w:val="20"/>
+    </w:rPr>
+  </w:style>
+  <w:style w:styleId="Bibliography" w:type="paragraph">
+    <w:name w:val="Bibliography"/>
+    <w:basedOn w:val="Normal"/>
+    <w:qFormat/>
+  </w:style>
+  <w:style w:customStyle="1" w:styleId="Heading1Char" w:type="character">
+    <w:name w:val="Heading 1 Char"/>
+    <w:basedOn w:val="DefaultParagraphFont"/>
+    <w:link w:val="Heading1"/>
+    <w:uiPriority w:val="9"/>
+    <w:rsid w:val="00C3381A"/>
+    <w:rPr>
+      <w:rFonts w:ascii="Montserrat Medium" w:cstheme="majorBidi" w:eastAsiaTheme="majorEastAsia" w:hAnsi="Montserrat Medium"/>
+      <w:color w:val="1A73E8"/>
+      <w:sz w:val="36"/>
+      <w:szCs w:val="36"/>
+    </w:rPr>
+  </w:style>
+  <w:style w:customStyle="1" w:styleId="Heading2Char" w:type="character">
+    <w:name w:val="Heading 2 Char"/>
+    <w:basedOn w:val="DefaultParagraphFont"/>
+    <w:link w:val="Heading2"/>
+    <w:uiPriority w:val="9"/>
+    <w:rsid w:val="00E528EC"/>
+    <w:rPr>
+      <w:rFonts w:ascii="Montserrat Medium" w:cstheme="majorBidi" w:eastAsiaTheme="majorEastAsia" w:hAnsi="Montserrat Medium"/>
+      <w:color w:val="1A73E8"/>
+      <w:sz w:val="32"/>
+      <w:szCs w:val="32"/>
+    </w:rPr>
+  </w:style>
+  <w:style w:customStyle="1" w:styleId="Heading3Char" w:type="character">
+    <w:name w:val="Heading 3 Char"/>
+    <w:basedOn w:val="DefaultParagraphFont"/>
+    <w:link w:val="Heading3"/>
+    <w:uiPriority w:val="9"/>
+    <w:rsid w:val="00E528EC"/>
+    <w:rPr>
+      <w:rFonts w:ascii="Montserrat" w:cstheme="majorBidi" w:eastAsiaTheme="majorEastAsia" w:hAnsi="Montserrat"/>
+      <w:color w:val="1A73E8"/>
+      <w:sz w:val="28"/>
+      <w:szCs w:val="28"/>
+    </w:rPr>
+  </w:style>
+  <w:style w:customStyle="1" w:styleId="Heading4Char" w:type="character">
+    <w:name w:val="Heading 4 Char"/>
+    <w:basedOn w:val="DefaultParagraphFont"/>
+    <w:link w:val="Heading4"/>
+    <w:uiPriority w:val="9"/>
+    <w:rsid w:val="00E528EC"/>
+    <w:rPr>
+      <w:rFonts w:ascii="Montserrat" w:cstheme="majorBidi" w:eastAsiaTheme="majorEastAsia" w:hAnsi="Montserrat"/>
+      <w:iCs/>
+      <w:color w:val="1A73E8"/>
+      <w:sz w:val="20"/>
+      <w:szCs w:val="18"/>
+    </w:rPr>
+  </w:style>
+  <w:style w:customStyle="1" w:styleId="Heading5Char" w:type="character">
+    <w:name w:val="Heading 5 Char"/>
+    <w:basedOn w:val="DefaultParagraphFont"/>
+    <w:link w:val="Heading5"/>
+    <w:uiPriority w:val="9"/>
+    <w:semiHidden/>
+    <w:rsid w:val="00A10FD9"/>
+    <w:rPr>
+      <w:rFonts w:cstheme="majorBidi" w:eastAsiaTheme="majorEastAsia"/>
+      <w:color w:themeColor="accent1" w:themeShade="BF" w:val="0F4761"/>
+    </w:rPr>
+  </w:style>
+  <w:style w:customStyle="1" w:styleId="Heading6Char" w:type="character">
+    <w:name w:val="Heading 6 Char"/>
+    <w:basedOn w:val="DefaultParagraphFont"/>
+    <w:link w:val="Heading6"/>
+    <w:uiPriority w:val="9"/>
+    <w:semiHidden/>
+    <w:rsid w:val="00A10FD9"/>
+    <w:rPr>
+      <w:rFonts w:cstheme="majorBidi" w:eastAsiaTheme="majorEastAsia"/>
+      <w:i/>
+      <w:iCs/>
+      <w:color w:themeColor="text1" w:themeTint="A6" w:val="595959"/>
+    </w:rPr>
+  </w:style>
+  <w:style w:customStyle="1" w:styleId="Heading7Char" w:type="character">
+    <w:name w:val="Heading 7 Char"/>
+    <w:basedOn w:val="DefaultParagraphFont"/>
+    <w:link w:val="Heading7"/>
+    <w:uiPriority w:val="9"/>
+    <w:semiHidden/>
+    <w:rsid w:val="00A10FD9"/>
+    <w:rPr>
+      <w:rFonts w:cstheme="majorBidi" w:eastAsiaTheme="majorEastAsia"/>
+      <w:color w:themeColor="text1" w:themeTint="A6" w:val="595959"/>
+    </w:rPr>
+  </w:style>
+  <w:style w:customStyle="1" w:styleId="Heading8Char" w:type="character">
+    <w:name w:val="Heading 8 Char"/>
+    <w:basedOn w:val="DefaultParagraphFont"/>
+    <w:link w:val="Heading8"/>
+    <w:uiPriority w:val="9"/>
+    <w:semiHidden/>
+    <w:rsid w:val="00A10FD9"/>
+    <w:rPr>
+      <w:rFonts w:cstheme="majorBidi" w:eastAsiaTheme="majorEastAsia"/>
+      <w:i/>
+      <w:iCs/>
+      <w:color w:themeColor="text1" w:themeTint="D8" w:val="272727"/>
+    </w:rPr>
+  </w:style>
+  <w:style w:customStyle="1" w:styleId="Heading9Char" w:type="character">
+    <w:name w:val="Heading 9 Char"/>
+    <w:basedOn w:val="DefaultParagraphFont"/>
+    <w:link w:val="Heading9"/>
+    <w:uiPriority w:val="9"/>
+    <w:semiHidden/>
+    <w:rsid w:val="00A10FD9"/>
+    <w:rPr>
+      <w:rFonts w:cstheme="majorBidi" w:eastAsiaTheme="majorEastAsia"/>
+      <w:color w:themeColor="text1" w:themeTint="D8" w:val="272727"/>
+    </w:rPr>
+  </w:style>
+  <w:style w:styleId="BlockText" w:type="paragraph">
+    <w:name w:val="Block Text"/>
+    <w:basedOn w:val="BodyText"/>
+    <w:next w:val="BodyText"/>
+    <w:uiPriority w:val="9"/>
+    <w:unhideWhenUsed/>
+    <w:qFormat/>
+    <w:rsid w:val="00C3381A"/>
+    <w:pPr>
+      <w:spacing w:after="100" w:before="100"/>
+      <w:ind w:left="480" w:right="480"/>
+    </w:pPr>
+    <w:rPr>
+      <w:i/>
+    </w:rPr>
+  </w:style>
+  <w:style w:styleId="FootnoteText" w:type="paragraph">
+    <w:name w:val="footnote text"/>
+    <w:basedOn w:val="Normal"/>
+    <w:uiPriority w:val="9"/>
+    <w:unhideWhenUsed/>
+    <w:qFormat/>
+  </w:style>
+  <w:style w:customStyle="1" w:styleId="FootnoteBlockText" w:type="paragraph">
+    <w:name w:val="Footnote Block Text"/>
+    <w:basedOn w:val="FootnoteText"/>
+    <w:next w:val="FootnoteText"/>
+    <w:uiPriority w:val="9"/>
+    <w:unhideWhenUsed/>
+    <w:qFormat/>
+    <w:pPr>
+      <w:spacing w:after="100" w:before="100"/>
+      <w:ind w:left="480" w:right="480"/>
+    </w:pPr>
+  </w:style>
+  <w:style w:customStyle="1" w:styleId="Table" w:type="table">
+    <w:name w:val="Table"/>
+    <w:semiHidden/>
+    <w:unhideWhenUsed/>
+    <w:qFormat/>
+    <w:tblPr>
+      <w:tblInd w:type="dxa" w:w="0"/>
+      <w:tblCellMar>
+        <w:top w:type="dxa" w:w="0"/>
+        <w:left w:type="dxa" w:w="108"/>
+        <w:bottom w:type="dxa" w:w="0"/>
+        <w:right w:type="dxa" w:w="108"/>
+      </w:tblCellMar>
+    </w:tblPr>
+    <w:tblStylePr w:type="firstRow">
+      <w:tblPr>
+        <w:jc w:val="left"/>
+      </w:tblPr>
+      <w:trPr>
+        <w:jc w:val="left"/>
+      </w:trPr>
+      <w:tcPr>
+        <w:tcBorders>
+          <w:bottom w:color="auto" w:space="0" w:sz="0" w:val="single"/>
+        </w:tcBorders>
+        <w:vAlign w:val="bottom"/>
+      </w:tcPr>
+    </w:tblStylePr>
+  </w:style>
+  <w:style w:customStyle="1" w:styleId="DefinitionTerm" w:type="paragraph">
+    <w:name w:val="Definition Term"/>
+    <w:basedOn w:val="Normal"/>
+    <w:next w:val="Definition"/>
+    <w:pPr>
+      <w:keepNext/>
+      <w:keepLines/>
+      <w:spacing w:after="0"/>
+    </w:pPr>
+    <w:rPr>
+      <w:b/>
+    </w:rPr>
+  </w:style>
+  <w:style w:customStyle="1" w:styleId="Definition" w:type="paragraph">
+    <w:name w:val="Definition"/>
+    <w:basedOn w:val="Normal"/>
+  </w:style>
+  <w:style w:styleId="Caption" w:type="paragraph">
+    <w:name w:val="caption"/>
+    <w:basedOn w:val="Normal"/>
+    <w:link w:val="CaptionChar"/>
+    <w:pPr>
+      <w:spacing w:after="120"/>
+    </w:pPr>
+    <w:rPr>
+      <w:i/>
+    </w:rPr>
+  </w:style>
+  <w:style w:customStyle="1" w:styleId="TableCaption" w:type="paragraph">
+    <w:name w:val="Table Caption"/>
+    <w:basedOn w:val="Caption"/>
+    <w:pPr>
+      <w:keepNext/>
+    </w:pPr>
+  </w:style>
+  <w:style w:customStyle="1" w:styleId="ImageCaption" w:type="paragraph">
+    <w:name w:val="Image Caption"/>
+    <w:basedOn w:val="Caption"/>
+    <w:rsid w:val="000C752A"/>
+    <w:pPr>
       <w:jc w:val="center"/>
     </w:pPr>
+  </w:style>
+  <w:style w:customStyle="1" w:styleId="Figure" w:type="paragraph">
+    <w:name w:val="Figure"/>
+    <w:basedOn w:val="Normal"/>
+  </w:style>
+  <w:style w:customStyle="1" w:styleId="CaptionedFigure" w:type="paragraph">
+    <w:name w:val="Captioned Figure"/>
+    <w:basedOn w:val="Figure"/>
+    <w:pPr>
+      <w:keepNext/>
+    </w:pPr>
+  </w:style>
+  <w:style w:customStyle="1" w:styleId="CaptionChar" w:type="character">
+    <w:name w:val="Caption Char"/>
+    <w:basedOn w:val="DefaultParagraphFont"/>
+    <w:link w:val="Caption"/>
+  </w:style>
+  <w:style w:customStyle="1" w:styleId="VerbatimChar" w:type="character">
+    <w:name w:val="Verbatim Char"/>
+    <w:basedOn w:val="CaptionChar"/>
+    <w:link w:val="SourceCode"/>
+    <w:rsid w:val="00C3381A"/>
     <w:rPr>
-      <w:color w:themeColor="text1" w:themeTint="A6" w:val="595959"/>
-      <w:sz w:val="28"/>
-      <w:szCs w:val="28"/>
-      <w:lang w:val="en"/>
+      <w:rFonts w:ascii="Courier New" w:hAnsi="Courier New"/>
+      <w:sz w:val="18"/>
+      <w:szCs w:val="18"/>
     </w:rPr>
   </w:style>
-  <w:style w:customStyle="1" w:styleId="MyTable" w:type="table">
+  <w:style w:customStyle="1" w:styleId="SectionNumber" w:type="character">
+    <w:name w:val="Section Number"/>
+    <w:basedOn w:val="CaptionChar"/>
+  </w:style>
+  <w:style w:styleId="FootnoteReference" w:type="character">
+    <w:name w:val="footnote reference"/>
+    <w:basedOn w:val="CaptionChar"/>
+    <w:rPr>
+      <w:vertAlign w:val="superscript"/>
+    </w:rPr>
+  </w:style>
+  <w:style w:styleId="Hyperlink" w:type="character">
+    <w:name w:val="Hyperlink"/>
+    <w:basedOn w:val="CaptionChar"/>
+    <w:rsid w:val="00C3381A"/>
+    <w:rPr>
+      <w:color w:val="1665CC"/>
+    </w:rPr>
+  </w:style>
+  <w:style w:styleId="TOCHeading" w:type="paragraph">
+    <w:name w:val="TOC Heading"/>
+    <w:basedOn w:val="Heading1"/>
+    <w:next w:val="BodyText"/>
+    <w:uiPriority w:val="39"/>
+    <w:unhideWhenUsed/>
+    <w:qFormat/>
+    <w:pPr>
+      <w:spacing w:before="240" w:line="259" w:lineRule="auto"/>
+      <w:outlineLvl w:val="9"/>
+    </w:pPr>
+    <w:rPr>
+      <w:rFonts w:asciiTheme="majorHAnsi" w:hAnsiTheme="majorHAnsi"/>
+      <w:color w:themeColor="accent1" w:themeShade="BF" w:val="0F4761"/>
+    </w:rPr>
+  </w:style>
+  <w:style w:customStyle="1" w:styleId="SourceCode" w:type="paragraph">
+    <w:name w:val="Source Code"/>
+    <w:basedOn w:val="Normal"/>
+    <w:link w:val="VerbatimChar"/>
+    <w:rsid w:val="00C3381A"/>
+    <w:pPr>
+      <w:wordWrap w:val="0"/>
+    </w:pPr>
+    <w:rPr>
+      <w:rFonts w:ascii="Courier New" w:hAnsi="Courier New"/>
+    </w:rPr>
+  </w:style>
+  <w:style w:customStyle="1" w:styleId="KeywordTok" w:type="character">
+    <w:name w:val="KeywordTok"/>
+    <w:basedOn w:val="VerbatimChar"/>
+    <w:rPr>
+      <w:rFonts w:ascii="Courier New" w:hAnsi="Courier New"/>
+      <w:b/>
+      <w:color w:val="007020"/>
+      <w:sz w:val="18"/>
+      <w:szCs w:val="18"/>
+    </w:rPr>
+  </w:style>
+  <w:style w:customStyle="1" w:styleId="DataTypeTok" w:type="character">
+    <w:name w:val="DataTypeTok"/>
+    <w:basedOn w:val="VerbatimChar"/>
+    <w:rPr>
+      <w:rFonts w:ascii="Courier New" w:hAnsi="Courier New"/>
+      <w:color w:val="902000"/>
+      <w:sz w:val="18"/>
+      <w:szCs w:val="18"/>
+    </w:rPr>
+  </w:style>
+  <w:style w:customStyle="1" w:styleId="DecValTok" w:type="character">
+    <w:name w:val="DecValTok"/>
+    <w:basedOn w:val="VerbatimChar"/>
+    <w:rPr>
+      <w:rFonts w:ascii="Courier New" w:hAnsi="Courier New"/>
+      <w:color w:val="40A070"/>
+      <w:sz w:val="18"/>
+      <w:szCs w:val="18"/>
+    </w:rPr>
+  </w:style>
+  <w:style w:customStyle="1" w:styleId="BaseNTok" w:type="character">
+    <w:name w:val="BaseNTok"/>
+    <w:basedOn w:val="VerbatimChar"/>
+    <w:rPr>
+      <w:rFonts w:ascii="Courier New" w:hAnsi="Courier New"/>
+      <w:color w:val="40A070"/>
+      <w:sz w:val="18"/>
+      <w:szCs w:val="18"/>
+    </w:rPr>
+  </w:style>
+  <w:style w:customStyle="1" w:styleId="FloatTok" w:type="character">
+    <w:name w:val="FloatTok"/>
+    <w:basedOn w:val="VerbatimChar"/>
+    <w:rPr>
+      <w:rFonts w:ascii="Courier New" w:hAnsi="Courier New"/>
+      <w:color w:val="40A070"/>
+      <w:sz w:val="18"/>
+      <w:szCs w:val="18"/>
+    </w:rPr>
+  </w:style>
+  <w:style w:customStyle="1" w:styleId="ConstantTok" w:type="character">
+    <w:name w:val="ConstantTok"/>
+    <w:basedOn w:val="VerbatimChar"/>
+    <w:rPr>
+      <w:rFonts w:ascii="Courier New" w:hAnsi="Courier New"/>
+      <w:color w:val="880000"/>
+      <w:sz w:val="18"/>
+      <w:szCs w:val="18"/>
+    </w:rPr>
+  </w:style>
+  <w:style w:customStyle="1" w:styleId="CharTok" w:type="character">
+    <w:name w:val="CharTok"/>
+    <w:basedOn w:val="VerbatimChar"/>
+    <w:rPr>
+      <w:rFonts w:ascii="Courier New" w:hAnsi="Courier New"/>
+      <w:color w:val="4070A0"/>
+      <w:sz w:val="18"/>
+      <w:szCs w:val="18"/>
+    </w:rPr>
+  </w:style>
+  <w:style w:customStyle="1" w:styleId="SpecialCharTok" w:type="character">
+    <w:name w:val="SpecialCharTok"/>
+    <w:basedOn w:val="VerbatimChar"/>
+    <w:rPr>
+      <w:rFonts w:ascii="Courier New" w:hAnsi="Courier New"/>
+      <w:color w:val="4070A0"/>
+      <w:sz w:val="18"/>
+      <w:szCs w:val="18"/>
+    </w:rPr>
+  </w:style>
+  <w:style w:customStyle="1" w:styleId="StringTok" w:type="character">
+    <w:name w:val="StringTok"/>
+    <w:basedOn w:val="VerbatimChar"/>
+    <w:rPr>
+      <w:rFonts w:ascii="Courier New" w:hAnsi="Courier New"/>
+      <w:color w:val="4070A0"/>
+      <w:sz w:val="18"/>
+      <w:szCs w:val="18"/>
+    </w:rPr>
+  </w:style>
+  <w:style w:customStyle="1" w:styleId="VerbatimStringTok" w:type="character">
+    <w:name w:val="VerbatimStringTok"/>
+    <w:basedOn w:val="VerbatimChar"/>
+    <w:rPr>
+      <w:rFonts w:ascii="Courier New" w:hAnsi="Courier New"/>
+      <w:color w:val="4070A0"/>
+      <w:sz w:val="18"/>
+      <w:szCs w:val="18"/>
+    </w:rPr>
+  </w:style>
+  <w:style w:customStyle="1" w:styleId="SpecialStringTok" w:type="character">
+    <w:name w:val="SpecialStringTok"/>
+    <w:basedOn w:val="VerbatimChar"/>
+    <w:rPr>
+      <w:rFonts w:ascii="Courier New" w:hAnsi="Courier New"/>
+      <w:color w:val="BB6688"/>
+      <w:sz w:val="18"/>
+      <w:szCs w:val="18"/>
+    </w:rPr>
+  </w:style>
+  <w:style w:customStyle="1" w:styleId="ImportTok" w:type="character">
+    <w:name w:val="ImportTok"/>
+    <w:basedOn w:val="VerbatimChar"/>
+    <w:rPr>
+      <w:rFonts w:ascii="Courier New" w:hAnsi="Courier New"/>
+      <w:b/>
+      <w:color w:val="008000"/>
+      <w:sz w:val="18"/>
+      <w:szCs w:val="18"/>
+    </w:rPr>
+  </w:style>
+  <w:style w:customStyle="1" w:styleId="CommentTok" w:type="character">
+    <w:name w:val="CommentTok"/>
+    <w:basedOn w:val="VerbatimChar"/>
+    <w:rPr>
+      <w:rFonts w:ascii="Courier New" w:hAnsi="Courier New"/>
+      <w:i/>
+      <w:color w:val="60A0B0"/>
+      <w:sz w:val="18"/>
+      <w:szCs w:val="18"/>
+    </w:rPr>
+  </w:style>
+  <w:style w:customStyle="1" w:styleId="DocumentationTok" w:type="character">
+    <w:name w:val="DocumentationTok"/>
+    <w:basedOn w:val="VerbatimChar"/>
+    <w:rPr>
+      <w:rFonts w:ascii="Courier New" w:hAnsi="Courier New"/>
+      <w:i/>
+      <w:color w:val="BA2121"/>
+      <w:sz w:val="18"/>
+      <w:szCs w:val="18"/>
+    </w:rPr>
+  </w:style>
+  <w:style w:customStyle="1" w:styleId="AnnotationTok" w:type="character">
+    <w:name w:val="AnnotationTok"/>
+    <w:basedOn w:val="VerbatimChar"/>
+    <w:rPr>
+      <w:rFonts w:ascii="Courier New" w:hAnsi="Courier New"/>
+      <w:b/>
+      <w:i/>
+      <w:color w:val="60A0B0"/>
+      <w:sz w:val="18"/>
+      <w:szCs w:val="18"/>
+    </w:rPr>
+  </w:style>
+  <w:style w:customStyle="1" w:styleId="CommentVarTok" w:type="character">
+    <w:name w:val="CommentVarTok"/>
+    <w:basedOn w:val="VerbatimChar"/>
+    <w:rPr>
+      <w:rFonts w:ascii="Courier New" w:hAnsi="Courier New"/>
+      <w:b/>
+      <w:i/>
+      <w:color w:val="60A0B0"/>
+      <w:sz w:val="18"/>
+      <w:szCs w:val="18"/>
+    </w:rPr>
+  </w:style>
+  <w:style w:customStyle="1" w:styleId="OtherTok" w:type="character">
+    <w:name w:val="OtherTok"/>
+    <w:basedOn w:val="VerbatimChar"/>
+    <w:rPr>
+      <w:rFonts w:ascii="Courier New" w:hAnsi="Courier New"/>
+      <w:color w:val="007020"/>
+      <w:sz w:val="18"/>
+      <w:szCs w:val="18"/>
+    </w:rPr>
+  </w:style>
+  <w:style w:customStyle="1" w:styleId="FunctionTok" w:type="character">
+    <w:name w:val="FunctionTok"/>
+    <w:basedOn w:val="VerbatimChar"/>
+    <w:rPr>
+      <w:rFonts w:ascii="Courier New" w:hAnsi="Courier New"/>
+      <w:color w:val="06287E"/>
+      <w:sz w:val="18"/>
+      <w:szCs w:val="18"/>
+    </w:rPr>
+  </w:style>
+  <w:style w:customStyle="1" w:styleId="VariableTok" w:type="character">
+    <w:name w:val="VariableTok"/>
+    <w:basedOn w:val="VerbatimChar"/>
+    <w:rPr>
+      <w:rFonts w:ascii="Courier New" w:hAnsi="Courier New"/>
+      <w:color w:val="19177C"/>
+      <w:sz w:val="18"/>
+      <w:szCs w:val="18"/>
+    </w:rPr>
+  </w:style>
+  <w:style w:customStyle="1" w:styleId="ControlFlowTok" w:type="character">
+    <w:name w:val="ControlFlowTok"/>
+    <w:basedOn w:val="VerbatimChar"/>
+    <w:rPr>
+      <w:rFonts w:ascii="Courier New" w:hAnsi="Courier New"/>
+      <w:b/>
+      <w:color w:val="007020"/>
+      <w:sz w:val="18"/>
+      <w:szCs w:val="18"/>
+    </w:rPr>
+  </w:style>
+  <w:style w:customStyle="1" w:styleId="OperatorTok" w:type="character">
+    <w:name w:val="OperatorTok"/>
+    <w:basedOn w:val="VerbatimChar"/>
+    <w:rPr>
+      <w:rFonts w:ascii="Courier New" w:hAnsi="Courier New"/>
+      <w:color w:val="666666"/>
+      <w:sz w:val="18"/>
+      <w:szCs w:val="18"/>
+    </w:rPr>
+  </w:style>
+  <w:style w:customStyle="1" w:styleId="BuiltInTok" w:type="character">
+    <w:name w:val="BuiltInTok"/>
+    <w:basedOn w:val="VerbatimChar"/>
+    <w:rPr>
+      <w:rFonts w:ascii="Courier New" w:hAnsi="Courier New"/>
+      <w:color w:val="008000"/>
+      <w:sz w:val="18"/>
+      <w:szCs w:val="18"/>
+    </w:rPr>
+  </w:style>
+  <w:style w:customStyle="1" w:styleId="ExtensionTok" w:type="character">
+    <w:name w:val="ExtensionTok"/>
+    <w:basedOn w:val="VerbatimChar"/>
+    <w:rPr>
+      <w:rFonts w:ascii="Courier New" w:hAnsi="Courier New"/>
+      <w:sz w:val="18"/>
+      <w:szCs w:val="18"/>
+    </w:rPr>
+  </w:style>
+  <w:style w:customStyle="1" w:styleId="PreprocessorTok" w:type="character">
+    <w:name w:val="PreprocessorTok"/>
+    <w:basedOn w:val="VerbatimChar"/>
+    <w:rPr>
+      <w:rFonts w:ascii="Courier New" w:hAnsi="Courier New"/>
+      <w:color w:val="BC7A00"/>
+      <w:sz w:val="18"/>
+      <w:szCs w:val="18"/>
+    </w:rPr>
+  </w:style>
+  <w:style w:customStyle="1" w:styleId="AttributeTok" w:type="character">
+    <w:name w:val="AttributeTok"/>
+    <w:basedOn w:val="VerbatimChar"/>
+    <w:rPr>
+      <w:rFonts w:ascii="Courier New" w:hAnsi="Courier New"/>
+      <w:color w:val="7D9029"/>
+      <w:sz w:val="18"/>
+      <w:szCs w:val="18"/>
+    </w:rPr>
+  </w:style>
+  <w:style w:customStyle="1" w:styleId="RegionMarkerTok" w:type="character">
+    <w:name w:val="RegionMarkerTok"/>
+    <w:basedOn w:val="VerbatimChar"/>
+    <w:rPr>
+      <w:rFonts w:ascii="Courier New" w:hAnsi="Courier New"/>
+      <w:sz w:val="18"/>
+      <w:szCs w:val="18"/>
+    </w:rPr>
+  </w:style>
+  <w:style w:customStyle="1" w:styleId="InformationTok" w:type="character">
+    <w:name w:val="InformationTok"/>
+    <w:basedOn w:val="VerbatimChar"/>
+    <w:rPr>
+      <w:rFonts w:ascii="Courier New" w:hAnsi="Courier New"/>
+      <w:b/>
+      <w:i/>
+      <w:color w:val="60A0B0"/>
+      <w:sz w:val="18"/>
+      <w:szCs w:val="18"/>
+    </w:rPr>
+  </w:style>
+  <w:style w:customStyle="1" w:styleId="WarningTok" w:type="character">
+    <w:name w:val="WarningTok"/>
+    <w:basedOn w:val="VerbatimChar"/>
+    <w:rPr>
+      <w:rFonts w:ascii="Courier New" w:hAnsi="Courier New"/>
+      <w:b/>
+      <w:i/>
+      <w:color w:val="60A0B0"/>
+      <w:sz w:val="18"/>
+      <w:szCs w:val="18"/>
+    </w:rPr>
+  </w:style>
+  <w:style w:customStyle="1" w:styleId="AlertTok" w:type="character">
+    <w:name w:val="AlertTok"/>
+    <w:basedOn w:val="VerbatimChar"/>
+    <w:rPr>
+      <w:rFonts w:ascii="Courier New" w:hAnsi="Courier New"/>
+      <w:b/>
+      <w:color w:val="FF0000"/>
+      <w:sz w:val="18"/>
+      <w:szCs w:val="18"/>
+    </w:rPr>
+  </w:style>
+  <w:style w:customStyle="1" w:styleId="ErrorTok" w:type="character">
+    <w:name w:val="ErrorTok"/>
+    <w:basedOn w:val="VerbatimChar"/>
+    <w:rPr>
+      <w:rFonts w:ascii="Courier New" w:hAnsi="Courier New"/>
+      <w:b/>
+      <w:color w:val="FF0000"/>
+      <w:sz w:val="18"/>
+      <w:szCs w:val="18"/>
+    </w:rPr>
+  </w:style>
+  <w:style w:customStyle="1" w:styleId="NormalTok" w:type="character">
+    <w:name w:val="NormalTok"/>
+    <w:basedOn w:val="VerbatimChar"/>
+    <w:rPr>
+      <w:rFonts w:ascii="Courier New" w:hAnsi="Courier New"/>
+      <w:sz w:val="18"/>
+      <w:szCs w:val="18"/>
+    </w:rPr>
+  </w:style>
+  <w:style w:styleId="Header" w:type="paragraph">
+    <w:name w:val="header"/>
+    <w:basedOn w:val="Normal"/>
+    <w:link w:val="HeaderChar"/>
+    <w:rsid w:val="000C752A"/>
+    <w:pPr>
+      <w:tabs>
+        <w:tab w:pos="4680" w:val="center"/>
+        <w:tab w:pos="9360" w:val="right"/>
+      </w:tabs>
+      <w:spacing w:after="0"/>
+    </w:pPr>
+  </w:style>
+  <w:style w:customStyle="1" w:styleId="HeaderChar" w:type="character">
+    <w:name w:val="Header Char"/>
+    <w:basedOn w:val="DefaultParagraphFont"/>
+    <w:link w:val="Header"/>
+    <w:rsid w:val="000C752A"/>
+    <w:rPr>
+      <w:rFonts w:ascii="Montserrat" w:eastAsiaTheme="minorEastAsia" w:hAnsi="Montserrat"/>
+      <w:sz w:val="18"/>
+      <w:szCs w:val="18"/>
+    </w:rPr>
+  </w:style>
+  <w:style w:styleId="Footer" w:type="paragraph">
+    <w:name w:val="footer"/>
+    <w:basedOn w:val="Normal"/>
+    <w:link w:val="FooterChar"/>
+    <w:rsid w:val="000C752A"/>
+    <w:pPr>
+      <w:tabs>
+        <w:tab w:pos="4680" w:val="center"/>
+        <w:tab w:pos="9360" w:val="right"/>
+      </w:tabs>
+      <w:spacing w:after="0"/>
+    </w:pPr>
+  </w:style>
+  <w:style w:customStyle="1" w:styleId="FooterChar" w:type="character">
+    <w:name w:val="Footer Char"/>
+    <w:basedOn w:val="DefaultParagraphFont"/>
+    <w:link w:val="Footer"/>
+    <w:rsid w:val="000C752A"/>
+    <w:rPr>
+      <w:rFonts w:ascii="Montserrat" w:eastAsiaTheme="minorEastAsia" w:hAnsi="Montserrat"/>
+      <w:sz w:val="18"/>
+      <w:szCs w:val="18"/>
+    </w:rPr>
+  </w:style>
+  <w:style w:styleId="PageNumber" w:type="character">
+    <w:name w:val="page number"/>
+    <w:basedOn w:val="DefaultParagraphFont"/>
+    <w:rsid w:val="000C752A"/>
+  </w:style>
+  <w:style w:type="table" w:customStyle="1" w:styleId="MyTable">
     <w:name w:val="MyTable"/>
     <w:tblPr>
       <w:tblBorders>
-        <w:top w:color="9E9E9E" w:space="0" w:sz="4" w:val="single"/>
-        <w:left w:color="9E9E9E" w:space="0" w:sz="4" w:val="single"/>
-        <w:bottom w:color="9E9E9E" w:space="0" w:sz="4" w:val="single"/>
-        <w:right w:color="9E9E9E" w:space="0" w:sz="4" w:val="single"/>
-        <w:insideH w:color="9E9E9E" w:space="0" w:sz="4" w:val="single"/>
-        <w:insideV w:color="9E9E9E" w:space="0" w:sz="4" w:val="single"/>
+        <w:top w:val="single" w:sz="4" w:space="0" w:color="9E9E9E"/>
+        <w:left w:val="single" w:sz="4" w:space="0" w:color="9E9E9E"/>
+        <w:bottom w:val="single" w:sz="4" w:space="0" w:color="9E9E9E"/>
+        <w:right w:val="single" w:sz="4" w:space="0" w:color="9E9E9E"/>
+        <w:insideH w:val="single" w:sz="4" w:space="0" w:color="9E9E9E"/>
+        <w:insideV w:val="single" w:sz="4" w:space="0" w:color="9E9E9E"/>
       </w:tblBorders>
       <w:tblCellMar>
-        <w:top w:type="dxa" w:w="60"/>
-        <w:left w:type="dxa" w:w="108"/>
-        <w:bottom w:type="dxa" w:w="60"/>
-        <w:right w:type="dxa" w:w="108"/>
+        <w:top w:w="60" w:type="dxa"/>
+        <w:left w:w="108" w:type="dxa"/>
+        <w:bottom w:w="60" w:type="dxa"/>
+        <w:right w:w="108" w:type="dxa"/>
       </w:tblCellMar>
     </w:tblPr>
   </w:style>
-  <w:style w:customStyle="1" w:styleId="MyTableSmall" w:type="table">
+  <w:style w:type="table" w:customStyle="1" w:styleId="MyTableSmall">
     <w:name w:val="MyTableSmall"/>
     <w:pPr>
       <w:rPr>
@@ -8451,254 +8125,20 @@
     </w:rPr>
     <w:tblPr>
       <w:tblBorders>
-        <w:top w:color="9E9E9E" w:space="0" w:sz="4" w:val="single"/>
-        <w:left w:color="9E9E9E" w:space="0" w:sz="4" w:val="single"/>
-        <w:bottom w:color="9E9E9E" w:space="0" w:sz="4" w:val="single"/>
-        <w:right w:color="9E9E9E" w:space="0" w:sz="4" w:val="single"/>
-        <w:insideH w:color="9E9E9E" w:space="0" w:sz="4" w:val="single"/>
-        <w:insideV w:color="9E9E9E" w:space="0" w:sz="4" w:val="single"/>
+        <w:top w:val="single" w:sz="4" w:space="0" w:color="9E9E9E"/>
+        <w:left w:val="single" w:sz="4" w:space="0" w:color="9E9E9E"/>
+        <w:bottom w:val="single" w:sz="4" w:space="0" w:color="9E9E9E"/>
+        <w:right w:val="single" w:sz="4" w:space="0" w:color="9E9E9E"/>
+        <w:insideH w:val="single" w:sz="4" w:space="0" w:color="9E9E9E"/>
+        <w:insideV w:val="single" w:sz="4" w:space="0" w:color="9E9E9E"/>
       </w:tblBorders>
       <w:tblCellMar>
-        <w:top w:type="dxa" w:w="30"/>
-        <w:left w:type="dxa" w:w="72"/>
-        <w:bottom w:type="dxa" w:w="30"/>
-        <w:right w:type="dxa" w:w="72"/>
+        <w:top w:w="30" w:type="dxa"/>
+        <w:left w:w="72" w:type="dxa"/>
+        <w:bottom w:w="30" w:type="dxa"/>
+        <w:right w:w="72" w:type="dxa"/>
       </w:tblCellMar>
     </w:tblPr>
-  </w:style>
-  <w:style w:type="paragraph" w:customStyle="1" w:styleId="SourceCode">
-    <w:name w:val="Source Code"/>
-    <w:basedOn w:val="Normal"/>
-    <w:link w:val="VerbatimChar"/>
-    <w:pPr>
-      <w:wordWrap w:val="off"/>
-    </w:pPr>
-  </w:style>
-  <w:style w:type="character" w:customStyle="1" w:styleId="KeywordTok">
-    <w:name w:val="KeywordTok"/>
-    <w:basedOn w:val="VerbatimChar"/>
-    <w:rPr>
-      <w:b/>
-      <w:color w:val="007020"/>
-    </w:rPr>
-  </w:style>
-  <w:style w:type="character" w:customStyle="1" w:styleId="DataTypeTok">
-    <w:name w:val="DataTypeTok"/>
-    <w:basedOn w:val="VerbatimChar"/>
-    <w:rPr>
-      <w:color w:val="902000"/>
-    </w:rPr>
-  </w:style>
-  <w:style w:type="character" w:customStyle="1" w:styleId="DecValTok">
-    <w:name w:val="DecValTok"/>
-    <w:basedOn w:val="VerbatimChar"/>
-    <w:rPr>
-      <w:color w:val="40a070"/>
-    </w:rPr>
-  </w:style>
-  <w:style w:type="character" w:customStyle="1" w:styleId="BaseNTok">
-    <w:name w:val="BaseNTok"/>
-    <w:basedOn w:val="VerbatimChar"/>
-    <w:rPr>
-      <w:color w:val="40a070"/>
-    </w:rPr>
-  </w:style>
-  <w:style w:type="character" w:customStyle="1" w:styleId="FloatTok">
-    <w:name w:val="FloatTok"/>
-    <w:basedOn w:val="VerbatimChar"/>
-    <w:rPr>
-      <w:color w:val="40a070"/>
-    </w:rPr>
-  </w:style>
-  <w:style w:type="character" w:customStyle="1" w:styleId="ConstantTok">
-    <w:name w:val="ConstantTok"/>
-    <w:basedOn w:val="VerbatimChar"/>
-    <w:rPr>
-      <w:color w:val="880000"/>
-    </w:rPr>
-  </w:style>
-  <w:style w:type="character" w:customStyle="1" w:styleId="CharTok">
-    <w:name w:val="CharTok"/>
-    <w:basedOn w:val="VerbatimChar"/>
-    <w:rPr>
-      <w:color w:val="4070a0"/>
-    </w:rPr>
-  </w:style>
-  <w:style w:type="character" w:customStyle="1" w:styleId="SpecialCharTok">
-    <w:name w:val="SpecialCharTok"/>
-    <w:basedOn w:val="VerbatimChar"/>
-    <w:rPr>
-      <w:color w:val="4070a0"/>
-    </w:rPr>
-  </w:style>
-  <w:style w:type="character" w:customStyle="1" w:styleId="StringTok">
-    <w:name w:val="StringTok"/>
-    <w:basedOn w:val="VerbatimChar"/>
-    <w:rPr>
-      <w:color w:val="4070a0"/>
-    </w:rPr>
-  </w:style>
-  <w:style w:type="character" w:customStyle="1" w:styleId="VerbatimStringTok">
-    <w:name w:val="VerbatimStringTok"/>
-    <w:basedOn w:val="VerbatimChar"/>
-    <w:rPr>
-      <w:color w:val="4070a0"/>
-    </w:rPr>
-  </w:style>
-  <w:style w:type="character" w:customStyle="1" w:styleId="SpecialStringTok">
-    <w:name w:val="SpecialStringTok"/>
-    <w:basedOn w:val="VerbatimChar"/>
-    <w:rPr>
-      <w:color w:val="bb6688"/>
-    </w:rPr>
-  </w:style>
-  <w:style w:type="character" w:customStyle="1" w:styleId="ImportTok">
-    <w:name w:val="ImportTok"/>
-    <w:basedOn w:val="VerbatimChar"/>
-    <w:rPr>
-      <w:b/>
-      <w:color w:val="008000"/>
-    </w:rPr>
-  </w:style>
-  <w:style w:type="character" w:customStyle="1" w:styleId="CommentTok">
-    <w:name w:val="CommentTok"/>
-    <w:basedOn w:val="VerbatimChar"/>
-    <w:rPr>
-      <w:i/>
-      <w:color w:val="60a0b0"/>
-    </w:rPr>
-  </w:style>
-  <w:style w:type="character" w:customStyle="1" w:styleId="DocumentationTok">
-    <w:name w:val="DocumentationTok"/>
-    <w:basedOn w:val="VerbatimChar"/>
-    <w:rPr>
-      <w:i/>
-      <w:color w:val="ba2121"/>
-    </w:rPr>
-  </w:style>
-  <w:style w:type="character" w:customStyle="1" w:styleId="AnnotationTok">
-    <w:name w:val="AnnotationTok"/>
-    <w:basedOn w:val="VerbatimChar"/>
-    <w:rPr>
-      <w:b/>
-      <w:i/>
-      <w:color w:val="60a0b0"/>
-    </w:rPr>
-  </w:style>
-  <w:style w:type="character" w:customStyle="1" w:styleId="CommentVarTok">
-    <w:name w:val="CommentVarTok"/>
-    <w:basedOn w:val="VerbatimChar"/>
-    <w:rPr>
-      <w:b/>
-      <w:i/>
-      <w:color w:val="60a0b0"/>
-    </w:rPr>
-  </w:style>
-  <w:style w:type="character" w:customStyle="1" w:styleId="OtherTok">
-    <w:name w:val="OtherTok"/>
-    <w:basedOn w:val="VerbatimChar"/>
-    <w:rPr>
-      <w:color w:val="007020"/>
-    </w:rPr>
-  </w:style>
-  <w:style w:type="character" w:customStyle="1" w:styleId="FunctionTok">
-    <w:name w:val="FunctionTok"/>
-    <w:basedOn w:val="VerbatimChar"/>
-    <w:rPr>
-      <w:color w:val="06287e"/>
-    </w:rPr>
-  </w:style>
-  <w:style w:type="character" w:customStyle="1" w:styleId="VariableTok">
-    <w:name w:val="VariableTok"/>
-    <w:basedOn w:val="VerbatimChar"/>
-    <w:rPr>
-      <w:color w:val="19177c"/>
-    </w:rPr>
-  </w:style>
-  <w:style w:type="character" w:customStyle="1" w:styleId="ControlFlowTok">
-    <w:name w:val="ControlFlowTok"/>
-    <w:basedOn w:val="VerbatimChar"/>
-    <w:rPr>
-      <w:b/>
-      <w:color w:val="007020"/>
-    </w:rPr>
-  </w:style>
-  <w:style w:type="character" w:customStyle="1" w:styleId="OperatorTok">
-    <w:name w:val="OperatorTok"/>
-    <w:basedOn w:val="VerbatimChar"/>
-    <w:rPr>
-      <w:color w:val="666666"/>
-    </w:rPr>
-  </w:style>
-  <w:style w:type="character" w:customStyle="1" w:styleId="BuiltInTok">
-    <w:name w:val="BuiltInTok"/>
-    <w:basedOn w:val="VerbatimChar"/>
-    <w:rPr>
-      <w:color w:val="008000"/>
-    </w:rPr>
-  </w:style>
-  <w:style w:type="character" w:customStyle="1" w:styleId="ExtensionTok">
-    <w:name w:val="ExtensionTok"/>
-    <w:basedOn w:val="VerbatimChar"/>
-    <w:rPr/>
-  </w:style>
-  <w:style w:type="character" w:customStyle="1" w:styleId="PreprocessorTok">
-    <w:name w:val="PreprocessorTok"/>
-    <w:basedOn w:val="VerbatimChar"/>
-    <w:rPr>
-      <w:color w:val="bc7a00"/>
-    </w:rPr>
-  </w:style>
-  <w:style w:type="character" w:customStyle="1" w:styleId="AttributeTok">
-    <w:name w:val="AttributeTok"/>
-    <w:basedOn w:val="VerbatimChar"/>
-    <w:rPr>
-      <w:color w:val="7d9029"/>
-    </w:rPr>
-  </w:style>
-  <w:style w:type="character" w:customStyle="1" w:styleId="RegionMarkerTok">
-    <w:name w:val="RegionMarkerTok"/>
-    <w:basedOn w:val="VerbatimChar"/>
-    <w:rPr/>
-  </w:style>
-  <w:style w:type="character" w:customStyle="1" w:styleId="InformationTok">
-    <w:name w:val="InformationTok"/>
-    <w:basedOn w:val="VerbatimChar"/>
-    <w:rPr>
-      <w:b/>
-      <w:i/>
-      <w:color w:val="60a0b0"/>
-    </w:rPr>
-  </w:style>
-  <w:style w:type="character" w:customStyle="1" w:styleId="WarningTok">
-    <w:name w:val="WarningTok"/>
-    <w:basedOn w:val="VerbatimChar"/>
-    <w:rPr>
-      <w:b/>
-      <w:i/>
-      <w:color w:val="60a0b0"/>
-    </w:rPr>
-  </w:style>
-  <w:style w:type="character" w:customStyle="1" w:styleId="AlertTok">
-    <w:name w:val="AlertTok"/>
-    <w:basedOn w:val="VerbatimChar"/>
-    <w:rPr>
-      <w:b/>
-      <w:color w:val="ff0000"/>
-    </w:rPr>
-  </w:style>
-  <w:style w:type="character" w:customStyle="1" w:styleId="ErrorTok">
-    <w:name w:val="ErrorTok"/>
-    <w:basedOn w:val="VerbatimChar"/>
-    <w:rPr>
-      <w:b/>
-      <w:color w:val="ff0000"/>
-    </w:rPr>
-  </w:style>
-  <w:style w:type="character" w:customStyle="1" w:styleId="NormalTok">
-    <w:name w:val="NormalTok"/>
-    <w:basedOn w:val="VerbatimChar"/>
-    <w:rPr/>
   </w:style>
 </w:styles>
 </file>
@@ -8714,44 +8154,44 @@
         <a:sysClr val="window" lastClr="FFFFFF"/>
       </a:lt1>
       <a:dk2>
-        <a:srgbClr val="1F497D"/>
+        <a:srgbClr val="0E2841"/>
       </a:dk2>
       <a:lt2>
-        <a:srgbClr val="EEECE1"/>
+        <a:srgbClr val="E8E8E8"/>
       </a:lt2>
       <a:accent1>
-        <a:srgbClr val="4F81BD"/>
+        <a:srgbClr val="156082"/>
       </a:accent1>
       <a:accent2>
-        <a:srgbClr val="C0504D"/>
+        <a:srgbClr val="E97132"/>
       </a:accent2>
       <a:accent3>
-        <a:srgbClr val="9BBB59"/>
+        <a:srgbClr val="196B24"/>
       </a:accent3>
       <a:accent4>
-        <a:srgbClr val="8064A2"/>
+        <a:srgbClr val="0F9ED5"/>
       </a:accent4>
       <a:accent5>
-        <a:srgbClr val="4BACC6"/>
+        <a:srgbClr val="A02B93"/>
       </a:accent5>
       <a:accent6>
-        <a:srgbClr val="F79646"/>
+        <a:srgbClr val="4EA72E"/>
       </a:accent6>
       <a:hlink>
-        <a:srgbClr val="0000FF"/>
+        <a:srgbClr val="467886"/>
       </a:hlink>
       <a:folHlink>
-        <a:srgbClr val="800080"/>
+        <a:srgbClr val="96607D"/>
       </a:folHlink>
     </a:clrScheme>
     <a:fontScheme name="Office">
       <a:majorFont>
-        <a:latin typeface="Calibri"/>
+        <a:latin typeface="Aptos Display" panose="02110004020202020204"/>
         <a:ea typeface=""/>
         <a:cs typeface=""/>
-        <a:font script="Jpan" typeface="ＭＳ ゴシック"/>
+        <a:font script="Jpan" typeface="游ゴシック Light"/>
         <a:font script="Hang" typeface="맑은 고딕"/>
-        <a:font script="Hans" typeface="宋体"/>
+        <a:font script="Hans" typeface="等线 Light"/>
         <a:font script="Hant" typeface="新細明體"/>
         <a:font script="Arab" typeface="Times New Roman"/>
         <a:font script="Hebr" typeface="Times New Roman"/>
@@ -8779,14 +8219,31 @@
         <a:font script="Viet" typeface="Times New Roman"/>
         <a:font script="Uigh" typeface="Microsoft Uighur"/>
         <a:font script="Geor" typeface="Sylfaen"/>
+        <a:font script="Armn" typeface="Arial"/>
+        <a:font script="Bugi" typeface="Leelawadee UI"/>
+        <a:font script="Bopo" typeface="Microsoft JhengHei"/>
+        <a:font script="Java" typeface="Javanese Text"/>
+        <a:font script="Lisu" typeface="Segoe UI"/>
+        <a:font script="Mymr" typeface="Myanmar Text"/>
+        <a:font script="Nkoo" typeface="Ebrima"/>
+        <a:font script="Olck" typeface="Nirmala UI"/>
+        <a:font script="Osma" typeface="Ebrima"/>
+        <a:font script="Phag" typeface="Phagspa"/>
+        <a:font script="Syrn" typeface="Estrangelo Edessa"/>
+        <a:font script="Syrj" typeface="Estrangelo Edessa"/>
+        <a:font script="Syre" typeface="Estrangelo Edessa"/>
+        <a:font script="Sora" typeface="Nirmala UI"/>
+        <a:font script="Tale" typeface="Microsoft Tai Le"/>
+        <a:font script="Talu" typeface="Microsoft New Tai Lue"/>
+        <a:font script="Tfng" typeface="Ebrima"/>
       </a:majorFont>
       <a:minorFont>
-        <a:latin typeface="Cambria"/>
+        <a:latin typeface="Aptos" panose="02110004020202020204"/>
         <a:ea typeface=""/>
         <a:cs typeface=""/>
-        <a:font script="Jpan" typeface="ＭＳ 明朝"/>
+        <a:font script="Jpan" typeface="游明朝"/>
         <a:font script="Hang" typeface="맑은 고딕"/>
-        <a:font script="Hans" typeface="宋体"/>
+        <a:font script="Hans" typeface="等线"/>
         <a:font script="Hant" typeface="新細明體"/>
         <a:font script="Arab" typeface="Arial"/>
         <a:font script="Hebr" typeface="Arial"/>
@@ -8814,6 +8271,23 @@
         <a:font script="Viet" typeface="Arial"/>
         <a:font script="Uigh" typeface="Microsoft Uighur"/>
         <a:font script="Geor" typeface="Sylfaen"/>
+        <a:font script="Armn" typeface="Arial"/>
+        <a:font script="Bugi" typeface="Leelawadee UI"/>
+        <a:font script="Bopo" typeface="Microsoft JhengHei"/>
+        <a:font script="Java" typeface="Javanese Text"/>
+        <a:font script="Lisu" typeface="Segoe UI"/>
+        <a:font script="Mymr" typeface="Myanmar Text"/>
+        <a:font script="Nkoo" typeface="Ebrima"/>
+        <a:font script="Olck" typeface="Nirmala UI"/>
+        <a:font script="Osma" typeface="Ebrima"/>
+        <a:font script="Phag" typeface="Phagspa"/>
+        <a:font script="Syrn" typeface="Estrangelo Edessa"/>
+        <a:font script="Syrj" typeface="Estrangelo Edessa"/>
+        <a:font script="Syre" typeface="Estrangelo Edessa"/>
+        <a:font script="Sora" typeface="Nirmala UI"/>
+        <a:font script="Tale" typeface="Microsoft Tai Le"/>
+        <a:font script="Talu" typeface="Microsoft New Tai Lue"/>
+        <a:font script="Tfng" typeface="Ebrima"/>
       </a:minorFont>
     </a:fontScheme>
     <a:fmtScheme name="Office">
@@ -8825,200 +8299,141 @@
           <a:gsLst>
             <a:gs pos="0">
               <a:schemeClr val="phClr">
-                <a:tint val="50000"/>
-                <a:satMod val="300000"/>
+                <a:lumMod val="110000"/>
+                <a:satMod val="105000"/>
+                <a:tint val="67000"/>
               </a:schemeClr>
             </a:gs>
-            <a:gs pos="35000">
+            <a:gs pos="50000">
               <a:schemeClr val="phClr">
-                <a:tint val="37000"/>
-                <a:satMod val="300000"/>
+                <a:lumMod val="105000"/>
+                <a:satMod val="103000"/>
+                <a:tint val="73000"/>
               </a:schemeClr>
             </a:gs>
             <a:gs pos="100000">
               <a:schemeClr val="phClr">
-                <a:tint val="15000"/>
-                <a:satMod val="350000"/>
+                <a:lumMod val="105000"/>
+                <a:satMod val="109000"/>
+                <a:tint val="81000"/>
               </a:schemeClr>
             </a:gs>
           </a:gsLst>
-          <a:lin ang="16200000" scaled="1"/>
+          <a:lin ang="5400000" scaled="0"/>
         </a:gradFill>
         <a:gradFill rotWithShape="1">
           <a:gsLst>
             <a:gs pos="0">
               <a:schemeClr val="phClr">
-                <a:tint val="100000"/>
+                <a:satMod val="103000"/>
+                <a:lumMod val="102000"/>
+                <a:tint val="94000"/>
+              </a:schemeClr>
+            </a:gs>
+            <a:gs pos="50000">
+              <a:schemeClr val="phClr">
+                <a:satMod val="110000"/>
+                <a:lumMod val="100000"/>
                 <a:shade val="100000"/>
-                <a:satMod val="130000"/>
               </a:schemeClr>
             </a:gs>
             <a:gs pos="100000">
               <a:schemeClr val="phClr">
-                <a:tint val="50000"/>
-                <a:shade val="100000"/>
-                <a:satMod val="350000"/>
+                <a:lumMod val="99000"/>
+                <a:satMod val="120000"/>
+                <a:shade val="78000"/>
               </a:schemeClr>
             </a:gs>
           </a:gsLst>
-          <a:lin ang="16200000" scaled="0"/>
+          <a:lin ang="5400000" scaled="0"/>
         </a:gradFill>
       </a:fillStyleLst>
       <a:lnStyleLst>
-        <a:ln w="9525" cap="flat" cmpd="sng" algn="ctr">
-          <a:solidFill>
-            <a:schemeClr val="phClr">
-              <a:shade val="95000"/>
-              <a:satMod val="105000"/>
-            </a:schemeClr>
-          </a:solidFill>
-          <a:prstDash val="solid"/>
-        </a:ln>
-        <a:ln w="25400" cap="flat" cmpd="sng" algn="ctr">
+        <a:ln w="6350" cap="flat" cmpd="sng" algn="ctr">
           <a:solidFill>
             <a:schemeClr val="phClr"/>
           </a:solidFill>
           <a:prstDash val="solid"/>
+          <a:miter lim="800000"/>
         </a:ln>
-        <a:ln w="38100" cap="flat" cmpd="sng" algn="ctr">
+        <a:ln w="12700" cap="flat" cmpd="sng" algn="ctr">
           <a:solidFill>
             <a:schemeClr val="phClr"/>
           </a:solidFill>
           <a:prstDash val="solid"/>
+          <a:miter lim="800000"/>
+        </a:ln>
+        <a:ln w="19050" cap="flat" cmpd="sng" algn="ctr">
+          <a:solidFill>
+            <a:schemeClr val="phClr"/>
+          </a:solidFill>
+          <a:prstDash val="solid"/>
+          <a:miter lim="800000"/>
         </a:ln>
       </a:lnStyleLst>
       <a:effectStyleLst>
         <a:effectStyle>
+          <a:effectLst/>
+        </a:effectStyle>
+        <a:effectStyle>
+          <a:effectLst/>
+        </a:effectStyle>
+        <a:effectStyle>
           <a:effectLst>
-            <a:outerShdw blurRad="40000" dist="20000" dir="5400000" rotWithShape="0">
+            <a:outerShdw blurRad="57150" dist="19050" dir="5400000" algn="ctr" rotWithShape="0">
               <a:srgbClr val="000000">
-                <a:alpha val="38000"/>
+                <a:alpha val="63000"/>
               </a:srgbClr>
             </a:outerShdw>
           </a:effectLst>
-        </a:effectStyle>
-        <a:effectStyle>
-          <a:effectLst>
-            <a:outerShdw blurRad="40000" dist="23000" dir="5400000" rotWithShape="0">
-              <a:srgbClr val="000000">
-                <a:alpha val="35000"/>
-              </a:srgbClr>
-            </a:outerShdw>
-          </a:effectLst>
-        </a:effectStyle>
-        <a:effectStyle>
-          <a:effectLst>
-            <a:outerShdw blurRad="40000" dist="23000" dir="5400000" rotWithShape="0">
-              <a:srgbClr val="000000">
-                <a:alpha val="35000"/>
-              </a:srgbClr>
-            </a:outerShdw>
-          </a:effectLst>
-          <a:scene3d>
-            <a:camera prst="orthographicFront">
-              <a:rot lat="0" lon="0" rev="0"/>
-            </a:camera>
-            <a:lightRig rig="threePt" dir="t">
-              <a:rot lat="0" lon="0" rev="1200000"/>
-            </a:lightRig>
-          </a:scene3d>
-          <a:sp3d>
-            <a:bevelT w="63500" h="25400"/>
-          </a:sp3d>
         </a:effectStyle>
       </a:effectStyleLst>
       <a:bgFillStyleLst>
         <a:solidFill>
           <a:schemeClr val="phClr"/>
         </a:solidFill>
+        <a:solidFill>
+          <a:schemeClr val="phClr">
+            <a:tint val="95000"/>
+            <a:satMod val="170000"/>
+          </a:schemeClr>
+        </a:solidFill>
         <a:gradFill rotWithShape="1">
           <a:gsLst>
             <a:gs pos="0">
               <a:schemeClr val="phClr">
-                <a:tint val="40000"/>
-                <a:satMod val="350000"/>
+                <a:tint val="93000"/>
+                <a:satMod val="150000"/>
+                <a:shade val="98000"/>
+                <a:lumMod val="102000"/>
               </a:schemeClr>
             </a:gs>
-            <a:gs pos="40000">
+            <a:gs pos="50000">
               <a:schemeClr val="phClr">
-                <a:tint val="45000"/>
-                <a:shade val="99000"/>
-                <a:satMod val="350000"/>
+                <a:tint val="98000"/>
+                <a:satMod val="130000"/>
+                <a:shade val="90000"/>
+                <a:lumMod val="103000"/>
               </a:schemeClr>
             </a:gs>
             <a:gs pos="100000">
               <a:schemeClr val="phClr">
-                <a:shade val="20000"/>
-                <a:satMod val="255000"/>
+                <a:shade val="63000"/>
+                <a:satMod val="120000"/>
               </a:schemeClr>
             </a:gs>
           </a:gsLst>
-          <a:path path="circle">
-            <a:fillToRect l="50000" t="-80000" r="50000" b="180000"/>
-          </a:path>
-        </a:gradFill>
-        <a:gradFill rotWithShape="1">
-          <a:gsLst>
-            <a:gs pos="0">
-              <a:schemeClr val="phClr">
-                <a:tint val="80000"/>
-                <a:satMod val="300000"/>
-              </a:schemeClr>
-            </a:gs>
-            <a:gs pos="100000">
-              <a:schemeClr val="phClr">
-                <a:shade val="30000"/>
-                <a:satMod val="200000"/>
-              </a:schemeClr>
-            </a:gs>
-          </a:gsLst>
-          <a:path path="circle">
-            <a:fillToRect l="50000" t="50000" r="50000" b="50000"/>
-          </a:path>
+          <a:lin ang="5400000" scaled="0"/>
         </a:gradFill>
       </a:bgFillStyleLst>
     </a:fmtScheme>
   </a:themeElements>
-  <a:objectDefaults>
-    <a:spDef>
-      <a:spPr/>
-      <a:bodyPr/>
-      <a:lstStyle/>
-      <a:style>
-        <a:lnRef idx="1">
-          <a:schemeClr val="accent1"/>
-        </a:lnRef>
-        <a:fillRef idx="3">
-          <a:schemeClr val="accent1"/>
-        </a:fillRef>
-        <a:effectRef idx="2">
-          <a:schemeClr val="accent1"/>
-        </a:effectRef>
-        <a:fontRef idx="minor">
-          <a:schemeClr val="lt1"/>
-        </a:fontRef>
-      </a:style>
-    </a:spDef>
-    <a:lnDef>
-      <a:spPr/>
-      <a:bodyPr/>
-      <a:lstStyle/>
-      <a:style>
-        <a:lnRef idx="2">
-          <a:schemeClr val="accent1"/>
-        </a:lnRef>
-        <a:fillRef idx="0">
-          <a:schemeClr val="accent1"/>
-        </a:fillRef>
-        <a:effectRef idx="1">
-          <a:schemeClr val="accent1"/>
-        </a:effectRef>
-        <a:fontRef idx="minor">
-          <a:schemeClr val="tx1"/>
-        </a:fontRef>
-      </a:style>
-    </a:lnDef>
-  </a:objectDefaults>
+  <a:objectDefaults/>
   <a:extraClrSchemeLst/>
+  <a:extLst>
+    <a:ext uri="{05A4C25C-085E-4340-85A3-A5531E510DB2}">
+      <thm15:themeFamily xmlns:thm15="http://schemas.microsoft.com/office/thememl/2012/main" name="Office Theme" id="{2E142A2C-CD16-42D6-873A-C26D2A0506FA}" vid="{1BDDFF52-6CD6-40A5-AB3C-68EB2F1E4D0A}"/>
+    </a:ext>
+  </a:extLst>
 </a:theme>
 </file>